--- a/Documentations/DAT-Larka.docx
+++ b/Documentations/DAT-Larka.docx
@@ -4,8 +4,46 @@
   <w:body>
     <w:p>
       <w:pPr>
-        <w:spacing w:after="1400"/>
+        <w:spacing w:before="0" w:after="320"/>
+        <w:jc w:val="center"/>
       </w:pPr>
+      <w:r>
+        <w:drawing>
+          <wp:inline distT="0" distB="0" distL="0" distR="0">
+            <wp:extent cx="1005840" cy="1005840"/>
+            <wp:effectExtent l="0" t="0" r="0" b="0"/>
+            <wp:docPr id="9001" name="Logo Larka" descr="Logo Larka"/>
+            <wp:cNvGraphicFramePr>
+              <a:graphicFrameLocks xmlns:a="http://schemas.openxmlformats.org/drawingml/2006/main" noChangeAspect="1"/>
+            </wp:cNvGraphicFramePr>
+            <a:graphic xmlns:a="http://schemas.openxmlformats.org/drawingml/2006/main">
+              <a:graphicData uri="http://schemas.openxmlformats.org/drawingml/2006/picture">
+                <pic:pic xmlns:pic="http://schemas.openxmlformats.org/drawingml/2006/picture">
+                  <pic:nvPicPr>
+                    <pic:cNvPr id="9001" name="Logo Larka"/>
+                    <pic:cNvPicPr/>
+                  </pic:nvPicPr>
+                  <pic:blipFill>
+                    <a:blip r:embed="rIdLogoLarka"/>
+                    <a:stretch>
+                      <a:fillRect/>
+                    </a:stretch>
+                  </pic:blipFill>
+                  <pic:spPr>
+                    <a:xfrm>
+                      <a:off x="0" y="0"/>
+                      <a:ext cx="1005840" cy="1005840"/>
+                    </a:xfrm>
+                    <a:prstGeom prst="rect">
+                      <a:avLst/>
+                    </a:prstGeom>
+                  </pic:spPr>
+                </pic:pic>
+              </a:graphicData>
+            </a:graphic>
+          </wp:inline>
+        </w:drawing>
+      </w:r>
     </w:p>
     <w:p>
       <w:pPr>
@@ -25,7 +63,7 @@
     </w:p>
     <w:p>
       <w:pPr>
-        <w:spacing w:after="500"/>
+        <w:spacing w:after="320"/>
         <w:jc w:val="center"/>
       </w:pPr>
       <w:r>
@@ -73,7 +111,7 @@
     </w:p>
     <w:p>
       <w:pPr>
-        <w:spacing w:after="700"/>
+        <w:spacing w:after="420"/>
         <w:jc w:val="center"/>
       </w:pPr>
       <w:r>
@@ -257,7 +295,7 @@
                 <w:sz w:val="18"/>
                 <w:szCs w:val="18"/>
               </w:rPr>
-              <w:t>1.0</w:t>
+              <w:t xml:space="preserve">2.0</w:t>
             </w:r>
           </w:p>
         </w:tc>
@@ -307,7 +345,7 @@
                 <w:sz w:val="18"/>
                 <w:szCs w:val="18"/>
               </w:rPr>
-              <w:t xml:space="preserve">6 août 2026</w:t>
+              <w:t xml:space="preserve">24 septembre 2026</w:t>
             </w:r>
           </w:p>
         </w:tc>
@@ -409,7 +447,7 @@
                 <w:sz w:val="18"/>
                 <w:szCs w:val="18"/>
               </w:rPr>
-              <w:t xml:space="preserve">V1 (1.0.0)</w:t>
+              <w:t xml:space="preserve">V.Beta 2.0.0</w:t>
             </w:r>
           </w:p>
         </w:tc>
@@ -535,6 +573,9 @@
         <w:gridCol w:w="9638"/>
       </w:tblGrid>
       <w:tr>
+        <w:trPr>
+          <w:cantSplit/>
+        </w:trPr>
         <w:tc>
           <w:tcPr>
             <w:tcW w:w="9638" w:type="dxa"/>
@@ -889,6 +930,100 @@
           </w:p>
         </w:tc>
       </w:tr>
+      <w:tr>
+        <w:tc>
+          <w:tcPr>
+            <w:tcW w:w="963" w:type="dxa"/>
+            <w:tcBorders>
+              <w:top w:val="single" w:sz="2" w:space="0" w:color="D5DEE9"/>
+              <w:left w:val="single" w:sz="4" w:space="0" w:color="B9C6D6"/>
+              <w:bottom w:val="single" w:sz="2" w:space="0" w:color="D5DEE9"/>
+              <w:right w:val="single" w:sz="2" w:space="0" w:color="D5DEE9"/>
+            </w:tcBorders>
+          </w:tcPr>
+          <w:p>
+            <w:pPr>
+              <w:spacing w:before="40" w:after="40"/>
+            </w:pPr>
+            <w:r>
+              <w:rPr>
+                <w:sz w:val="18"/>
+                <w:szCs w:val="18"/>
+              </w:rPr>
+              <w:t xml:space="preserve">2.0</w:t>
+            </w:r>
+          </w:p>
+        </w:tc>
+        <w:tc>
+          <w:tcPr>
+            <w:tcW w:w="1253" w:type="dxa"/>
+            <w:tcBorders>
+              <w:top w:val="single" w:sz="2" w:space="0" w:color="D5DEE9"/>
+              <w:left w:val="single" w:sz="2" w:space="0" w:color="D5DEE9"/>
+              <w:bottom w:val="single" w:sz="2" w:space="0" w:color="D5DEE9"/>
+              <w:right w:val="single" w:sz="2" w:space="0" w:color="D5DEE9"/>
+            </w:tcBorders>
+          </w:tcPr>
+          <w:p>
+            <w:pPr>
+              <w:spacing w:before="40" w:after="40"/>
+            </w:pPr>
+            <w:r>
+              <w:rPr>
+                <w:sz w:val="18"/>
+                <w:szCs w:val="18"/>
+              </w:rPr>
+              <w:t xml:space="preserve">24/09/2026</w:t>
+            </w:r>
+          </w:p>
+        </w:tc>
+        <w:tc>
+          <w:tcPr>
+            <w:tcW w:w="1447" w:type="dxa"/>
+            <w:tcBorders>
+              <w:top w:val="single" w:sz="2" w:space="0" w:color="D5DEE9"/>
+              <w:left w:val="single" w:sz="2" w:space="0" w:color="D5DEE9"/>
+              <w:bottom w:val="single" w:sz="2" w:space="0" w:color="D5DEE9"/>
+              <w:right w:val="single" w:sz="2" w:space="0" w:color="D5DEE9"/>
+            </w:tcBorders>
+          </w:tcPr>
+          <w:p>
+            <w:pPr>
+              <w:spacing w:before="40" w:after="40"/>
+            </w:pPr>
+            <w:r>
+              <w:rPr>
+                <w:sz w:val="18"/>
+                <w:szCs w:val="18"/>
+              </w:rPr>
+              <w:t xml:space="preserve">Architecture</w:t>
+            </w:r>
+          </w:p>
+        </w:tc>
+        <w:tc>
+          <w:tcPr>
+            <w:tcW w:w="5974" w:type="dxa"/>
+            <w:tcBorders>
+              <w:top w:val="single" w:sz="2" w:space="0" w:color="D5DEE9"/>
+              <w:left w:val="single" w:sz="2" w:space="0" w:color="D5DEE9"/>
+              <w:bottom w:val="single" w:sz="2" w:space="0" w:color="D5DEE9"/>
+              <w:right w:val="single" w:sz="4" w:space="0" w:color="B9C6D6"/>
+            </w:tcBorders>
+          </w:tcPr>
+          <w:p>
+            <w:pPr>
+              <w:spacing w:before="40" w:after="40"/>
+            </w:pPr>
+            <w:r>
+              <w:rPr>
+                <w:sz w:val="18"/>
+                <w:szCs w:val="18"/>
+              </w:rPr>
+              <w:t xml:space="preserve">Version 2 du dossier, établie sur la version applicative V.Beta 2.0.0 : rôle Gestionnaire = administrateur du tenant, Certbot optionnel, dimensionnement minimum / maximum, icône icon.png, API d'extensions version 1 et déclaration en plusieurs fichiers, identification de version par version.json, mises à jour intégrées (§9.3), fournisseur Google Gemini, SharePoint optionnel.</w:t>
+            </w:r>
+          </w:p>
+        </w:tc>
+      </w:tr>
     </w:tbl>
     <w:p>
       <w:pPr>
@@ -1425,7 +1560,7 @@
                 <w:sz w:val="18"/>
                 <w:szCs w:val="18"/>
               </w:rPr>
-              <w:t>Manuels utilisateurs (Gestionnaire, Super-Admin, Visionneur)</w:t>
+              <w:t xml:space="preserve">Manuels utilisateurs, version 2.0 (Gestionnaire, Super-Admin, Visionneur &amp; Utilisateur) et référence du format déclaratif</w:t>
             </w:r>
           </w:p>
         </w:tc>
@@ -2303,6 +2438,9 @@
         <w:gridCol w:w="9638"/>
       </w:tblGrid>
       <w:tr>
+        <w:trPr>
+          <w:cantSplit/>
+        </w:trPr>
         <w:tc>
           <w:tcPr>
             <w:tcW w:w="9638" w:type="dxa"/>
@@ -2424,7 +2562,7 @@
                 <w:rStyle w:val="Lienhypertexte"/>
                 <w:noProof/>
               </w:rPr>
-              <w:t>Contrôle du document</w:t>
+              <w:t xml:space="preserve">Contrôle du document</w:t>
             </w:r>
             <w:r>
               <w:rPr>
@@ -2455,7 +2593,7 @@
                 <w:rStyle w:val="Lienhypertexte"/>
                 <w:noProof/>
               </w:rPr>
-              <w:t>Avertissement et périmètre de validité</w:t>
+              <w:t xml:space="preserve">Avertissement et périmètre de validité</w:t>
             </w:r>
             <w:r>
               <w:rPr>
@@ -2486,7 +2624,7 @@
                 <w:rStyle w:val="Lienhypertexte"/>
                 <w:noProof/>
               </w:rPr>
-              <w:t>Historique des révisions</w:t>
+              <w:t xml:space="preserve">Historique des révisions</w:t>
             </w:r>
             <w:r>
               <w:rPr>
@@ -2517,7 +2655,7 @@
                 <w:rStyle w:val="Lienhypertexte"/>
                 <w:noProof/>
               </w:rPr>
-              <w:t>Validation et diffusion</w:t>
+              <w:t xml:space="preserve">Validation et diffusion</w:t>
             </w:r>
             <w:r>
               <w:rPr>
@@ -2548,7 +2686,7 @@
                 <w:rStyle w:val="Lienhypertexte"/>
                 <w:noProof/>
               </w:rPr>
-              <w:t>Documents de référence</w:t>
+              <w:t xml:space="preserve">Documents de référence</w:t>
             </w:r>
             <w:r>
               <w:rPr>
@@ -2579,7 +2717,7 @@
                 <w:rStyle w:val="Lienhypertexte"/>
                 <w:noProof/>
               </w:rPr>
-              <w:t>Propriété intellectuelle, licence et droits d'auteur</w:t>
+              <w:t xml:space="preserve">Propriété intellectuelle, licence et droits d'auteur</w:t>
             </w:r>
             <w:r>
               <w:rPr>
@@ -2590,37 +2728,6 @@
               <w:instrText xml:space="preserve"> PAGEREF _Toc235786657 \h </w:instrText>
               <w:fldChar w:fldCharType="separate"/>
               <w:t>3</w:t>
-              <w:fldChar w:fldCharType="end"/>
-            </w:r>
-          </w:hyperlink>
-        </w:p>
-        <w:p>
-          <w:pPr>
-            <w:pStyle w:val="TM1"/>
-            <w:tabs>
-              <w:tab w:val="right" w:leader="dot" w:pos="9628"/>
-            </w:tabs>
-            <w:rPr>
-              <w:noProof/>
-            </w:rPr>
-          </w:pPr>
-          <w:hyperlink w:anchor="_Toc235786658" w:history="1">
-            <w:r>
-              <w:rPr>
-                <w:rStyle w:val="Lienhypertexte"/>
-                <w:noProof/>
-              </w:rPr>
-              <w:t>Sommaire</w:t>
-            </w:r>
-            <w:r>
-              <w:rPr>
-                <w:noProof/>
-              </w:rPr>
-              <w:tab/>
-              <w:fldChar w:fldCharType="begin"/>
-              <w:instrText xml:space="preserve"> PAGEREF _Toc235786658 \h </w:instrText>
-              <w:fldChar w:fldCharType="separate"/>
-              <w:t>4</w:t>
               <w:fldChar w:fldCharType="end"/>
             </w:r>
           </w:hyperlink>
@@ -2641,7 +2748,7 @@
                 <w:rStyle w:val="Lienhypertexte"/>
                 <w:noProof/>
               </w:rPr>
-              <w:t>1. Introduction et vue d’ensemble</w:t>
+              <w:t xml:space="preserve">1. Introduction et vue d’ensemble</w:t>
             </w:r>
             <w:r>
               <w:rPr>
@@ -2672,7 +2779,7 @@
                 <w:rStyle w:val="Lienhypertexte"/>
                 <w:noProof/>
               </w:rPr>
-              <w:t>1.1 Objet du document</w:t>
+              <w:t xml:space="preserve">1.1 Objet du document</w:t>
             </w:r>
             <w:r>
               <w:rPr>
@@ -2703,7 +2810,7 @@
                 <w:rStyle w:val="Lienhypertexte"/>
                 <w:noProof/>
               </w:rPr>
-              <w:t>1.2 Présentation fonctionnelle</w:t>
+              <w:t xml:space="preserve">1.2 Présentation fonctionnelle</w:t>
             </w:r>
             <w:r>
               <w:rPr>
@@ -2734,7 +2841,7 @@
                 <w:rStyle w:val="Lienhypertexte"/>
                 <w:noProof/>
               </w:rPr>
-              <w:t>1.3 Principes d'architecture</w:t>
+              <w:t xml:space="preserve">1.3 Principes d'architecture</w:t>
             </w:r>
             <w:r>
               <w:rPr>
@@ -2765,7 +2872,7 @@
                 <w:rStyle w:val="Lienhypertexte"/>
                 <w:noProof/>
               </w:rPr>
-              <w:t>1.4 Schéma d'architecture logique</w:t>
+              <w:t xml:space="preserve">1.4 Schéma d'architecture logique</w:t>
             </w:r>
             <w:r>
               <w:rPr>
@@ -2775,7 +2882,7 @@
               <w:fldChar w:fldCharType="begin"/>
               <w:instrText xml:space="preserve"> PAGEREF _Toc235786663 \h </w:instrText>
               <w:fldChar w:fldCharType="separate"/>
-              <w:t>7</w:t>
+              <w:t>8</w:t>
               <w:fldChar w:fldCharType="end"/>
             </w:r>
           </w:hyperlink>
@@ -2796,7 +2903,7 @@
                 <w:rStyle w:val="Lienhypertexte"/>
                 <w:noProof/>
               </w:rPr>
-              <w:t>2. Composants et modules</w:t>
+              <w:t xml:space="preserve">2. Composants et modules</w:t>
             </w:r>
             <w:r>
               <w:rPr>
@@ -2827,7 +2934,7 @@
                 <w:rStyle w:val="Lienhypertexte"/>
                 <w:noProof/>
               </w:rPr>
-              <w:t>2.1 Pile technologique</w:t>
+              <w:t xml:space="preserve">2.1 Pile technologique</w:t>
             </w:r>
             <w:r>
               <w:rPr>
@@ -2858,7 +2965,7 @@
                 <w:rStyle w:val="Lienhypertexte"/>
                 <w:noProof/>
               </w:rPr>
-              <w:t>2.2 Extensions PHP requises</w:t>
+              <w:t xml:space="preserve">2.2 Extensions PHP requises</w:t>
             </w:r>
             <w:r>
               <w:rPr>
@@ -2889,7 +2996,7 @@
                 <w:rStyle w:val="Lienhypertexte"/>
                 <w:noProof/>
               </w:rPr>
-              <w:t>2.3 Modules fonctionnels (backend — routes API)</w:t>
+              <w:t xml:space="preserve">2.3 Modules fonctionnels (backend — routes API)</w:t>
             </w:r>
             <w:r>
               <w:rPr>
@@ -2920,7 +3027,7 @@
                 <w:rStyle w:val="Lienhypertexte"/>
                 <w:noProof/>
               </w:rPr>
-              <w:t>2.4 Composants backend transverses</w:t>
+              <w:t xml:space="preserve">2.4 Composants backend transverses</w:t>
             </w:r>
             <w:r>
               <w:rPr>
@@ -2930,7 +3037,7 @@
               <w:fldChar w:fldCharType="begin"/>
               <w:instrText xml:space="preserve"> PAGEREF _Toc235786668 \h </w:instrText>
               <w:fldChar w:fldCharType="separate"/>
-              <w:t>10</w:t>
+              <w:t>11</w:t>
               <w:fldChar w:fldCharType="end"/>
             </w:r>
           </w:hyperlink>
@@ -2951,7 +3058,7 @@
                 <w:rStyle w:val="Lienhypertexte"/>
                 <w:noProof/>
               </w:rPr>
-              <w:t>2.5 Composants frontend</w:t>
+              <w:t xml:space="preserve">2.5 Composants frontend</w:t>
             </w:r>
             <w:r>
               <w:rPr>
@@ -2982,7 +3089,7 @@
                 <w:rStyle w:val="Lienhypertexte"/>
                 <w:noProof/>
               </w:rPr>
-              <w:t>2.5.1 Cœur applicatif (chargé au démarrage)</w:t>
+              <w:t xml:space="preserve">2.5.1 Cœur applicatif (chargé au démarrage)</w:t>
             </w:r>
             <w:r>
               <w:rPr>
@@ -2992,7 +3099,7 @@
               <w:fldChar w:fldCharType="begin"/>
               <w:instrText xml:space="preserve"> PAGEREF _Toc235786670 \h </w:instrText>
               <w:fldChar w:fldCharType="separate"/>
-              <w:t>11</w:t>
+              <w:t>12</w:t>
               <w:fldChar w:fldCharType="end"/>
             </w:r>
           </w:hyperlink>
@@ -3013,7 +3120,7 @@
                 <w:rStyle w:val="Lienhypertexte"/>
                 <w:noProof/>
               </w:rPr>
-              <w:t>2.5.2 Modules de page (chargés à la demande)</w:t>
+              <w:t xml:space="preserve">2.5.2 Modules de page (chargés à la demande)</w:t>
             </w:r>
             <w:r>
               <w:rPr>
@@ -3044,7 +3151,7 @@
                 <w:rStyle w:val="Lienhypertexte"/>
                 <w:noProof/>
               </w:rPr>
-              <w:t>2.5.3 Feuilles de style</w:t>
+              <w:t xml:space="preserve">2.5.3 Feuilles de style</w:t>
             </w:r>
             <w:r>
               <w:rPr>
@@ -3075,7 +3182,7 @@
                 <w:rStyle w:val="Lienhypertexte"/>
                 <w:noProof/>
               </w:rPr>
-              <w:t>2.6 Application installable (PWA)</w:t>
+              <w:t xml:space="preserve">2.6 Application installable (PWA)</w:t>
             </w:r>
             <w:r>
               <w:rPr>
@@ -3086,6 +3193,347 @@
               <w:instrText xml:space="preserve"> PAGEREF _Toc235786673 \h </w:instrText>
               <w:fldChar w:fldCharType="separate"/>
               <w:t>12</w:t>
+              <w:fldChar w:fldCharType="end"/>
+            </w:r>
+          </w:hyperlink>
+        </w:p>
+        <w:p>
+          <w:pPr>
+            <w:pStyle w:val="TM2"/>
+            <w:tabs>
+              <w:tab w:val="right" w:leader="dot" w:pos="9628"/>
+            </w:tabs>
+            <w:rPr>
+              <w:noProof/>
+            </w:rPr>
+          </w:pPr>
+          <w:hyperlink w:anchor="_Toc235786900" w:history="1">
+            <w:r>
+              <w:rPr>
+                <w:rStyle w:val="Lienhypertexte"/>
+                <w:noProof/>
+              </w:rPr>
+              <w:t xml:space="preserve">2.7 Système d’extensions déclaratives</w:t>
+            </w:r>
+            <w:r>
+              <w:rPr>
+                <w:noProof/>
+              </w:rPr>
+              <w:tab/>
+              <w:fldChar w:fldCharType="begin"/>
+              <w:instrText xml:space="preserve"> PAGEREF _Toc235786900 \h </w:instrText>
+              <w:fldChar w:fldCharType="separate"/>
+              <w:t>14</w:t>
+              <w:fldChar w:fldCharType="end"/>
+            </w:r>
+          </w:hyperlink>
+        </w:p>
+        <w:p>
+          <w:pPr>
+            <w:pStyle w:val="TM3"/>
+            <w:tabs>
+              <w:tab w:val="right" w:leader="dot" w:pos="9628"/>
+            </w:tabs>
+            <w:rPr>
+              <w:noProof/>
+            </w:rPr>
+          </w:pPr>
+          <w:hyperlink w:anchor="_Toc235786901" w:history="1">
+            <w:r>
+              <w:rPr>
+                <w:rStyle w:val="Lienhypertexte"/>
+                <w:noProof/>
+              </w:rPr>
+              <w:t xml:space="preserve">2.7.1 Formats de paquet</w:t>
+            </w:r>
+            <w:r>
+              <w:rPr>
+                <w:noProof/>
+              </w:rPr>
+              <w:tab/>
+              <w:fldChar w:fldCharType="begin"/>
+              <w:instrText xml:space="preserve"> PAGEREF _Toc235786901 \h </w:instrText>
+              <w:fldChar w:fldCharType="separate"/>
+              <w:t>14</w:t>
+              <w:fldChar w:fldCharType="end"/>
+            </w:r>
+          </w:hyperlink>
+        </w:p>
+        <w:p>
+          <w:pPr>
+            <w:pStyle w:val="TM3"/>
+            <w:tabs>
+              <w:tab w:val="right" w:leader="dot" w:pos="9628"/>
+            </w:tabs>
+            <w:rPr>
+              <w:noProof/>
+            </w:rPr>
+          </w:pPr>
+          <w:hyperlink w:anchor="_Toc235786902" w:history="1">
+            <w:r>
+              <w:rPr>
+                <w:rStyle w:val="Lienhypertexte"/>
+                <w:noProof/>
+              </w:rPr>
+              <w:t xml:space="preserve">2.7.2 Format déclaratif (declaratif/1)</w:t>
+            </w:r>
+            <w:r>
+              <w:rPr>
+                <w:noProof/>
+              </w:rPr>
+              <w:tab/>
+              <w:fldChar w:fldCharType="begin"/>
+              <w:instrText xml:space="preserve"> PAGEREF _Toc235786902 \h </w:instrText>
+              <w:fldChar w:fldCharType="separate"/>
+              <w:t>14</w:t>
+              <w:fldChar w:fldCharType="end"/>
+            </w:r>
+          </w:hyperlink>
+        </w:p>
+        <w:p>
+          <w:pPr>
+            <w:pStyle w:val="TM3"/>
+            <w:tabs>
+              <w:tab w:val="right" w:leader="dot" w:pos="9628"/>
+            </w:tabs>
+            <w:rPr>
+              <w:noProof/>
+            </w:rPr>
+          </w:pPr>
+          <w:hyperlink w:anchor="_Toc235786903" w:history="1">
+            <w:r>
+              <w:rPr>
+                <w:rStyle w:val="Lienhypertexte"/>
+                <w:noProof/>
+              </w:rPr>
+              <w:t xml:space="preserve">2.7.3 Modèle de capacités et niveaux de risque</w:t>
+            </w:r>
+            <w:r>
+              <w:rPr>
+                <w:noProof/>
+              </w:rPr>
+              <w:tab/>
+              <w:fldChar w:fldCharType="begin"/>
+              <w:instrText xml:space="preserve"> PAGEREF _Toc235786903 \h </w:instrText>
+              <w:fldChar w:fldCharType="separate"/>
+              <w:t>15</w:t>
+              <w:fldChar w:fldCharType="end"/>
+            </w:r>
+          </w:hyperlink>
+        </w:p>
+        <w:p>
+          <w:pPr>
+            <w:pStyle w:val="TM3"/>
+            <w:tabs>
+              <w:tab w:val="right" w:leader="dot" w:pos="9628"/>
+            </w:tabs>
+            <w:rPr>
+              <w:noProof/>
+            </w:rPr>
+          </w:pPr>
+          <w:hyperlink w:anchor="_Toc235786904" w:history="1">
+            <w:r>
+              <w:rPr>
+                <w:rStyle w:val="Lienhypertexte"/>
+                <w:noProof/>
+              </w:rPr>
+              <w:t xml:space="preserve">2.7.4 Sécurité : double couche de validation</w:t>
+            </w:r>
+            <w:r>
+              <w:rPr>
+                <w:noProof/>
+              </w:rPr>
+              <w:tab/>
+              <w:fldChar w:fldCharType="begin"/>
+              <w:instrText xml:space="preserve"> PAGEREF _Toc235786904 \h </w:instrText>
+              <w:fldChar w:fldCharType="separate"/>
+              <w:t>15</w:t>
+              <w:fldChar w:fldCharType="end"/>
+            </w:r>
+          </w:hyperlink>
+        </w:p>
+        <w:p>
+          <w:pPr>
+            <w:pStyle w:val="TM3"/>
+            <w:tabs>
+              <w:tab w:val="right" w:leader="dot" w:pos="9628"/>
+            </w:tabs>
+            <w:rPr>
+              <w:noProof/>
+            </w:rPr>
+          </w:pPr>
+          <w:hyperlink w:anchor="_Toc235786905" w:history="1">
+            <w:r>
+              <w:rPr>
+                <w:rStyle w:val="Lienhypertexte"/>
+                <w:noProof/>
+              </w:rPr>
+              <w:t xml:space="preserve">2.7.5 Cycle de vie d’une extension</w:t>
+            </w:r>
+            <w:r>
+              <w:rPr>
+                <w:noProof/>
+              </w:rPr>
+              <w:tab/>
+              <w:fldChar w:fldCharType="begin"/>
+              <w:instrText xml:space="preserve"> PAGEREF _Toc235786905 \h </w:instrText>
+              <w:fldChar w:fldCharType="separate"/>
+              <w:t>16</w:t>
+              <w:fldChar w:fldCharType="end"/>
+            </w:r>
+          </w:hyperlink>
+        </w:p>
+        <w:p>
+          <w:pPr>
+            <w:pStyle w:val="TM3"/>
+            <w:tabs>
+              <w:tab w:val="right" w:leader="dot" w:pos="9628"/>
+            </w:tabs>
+            <w:rPr>
+              <w:noProof/>
+            </w:rPr>
+          </w:pPr>
+          <w:hyperlink w:anchor="_Toc235786906" w:history="1">
+            <w:r>
+              <w:rPr>
+                <w:rStyle w:val="Lienhypertexte"/>
+                <w:noProof/>
+              </w:rPr>
+              <w:t xml:space="preserve">2.7.6 Points d’ancrage</w:t>
+            </w:r>
+            <w:r>
+              <w:rPr>
+                <w:noProof/>
+              </w:rPr>
+              <w:tab/>
+              <w:fldChar w:fldCharType="begin"/>
+              <w:instrText xml:space="preserve"> PAGEREF _Toc235786906 \h </w:instrText>
+              <w:fldChar w:fldCharType="separate"/>
+              <w:t>16</w:t>
+              <w:fldChar w:fldCharType="end"/>
+            </w:r>
+          </w:hyperlink>
+        </w:p>
+        <w:p>
+          <w:pPr>
+            <w:pStyle w:val="TM3"/>
+            <w:tabs>
+              <w:tab w:val="right" w:leader="dot" w:pos="9628"/>
+            </w:tabs>
+            <w:rPr>
+              <w:noProof/>
+            </w:rPr>
+          </w:pPr>
+          <w:hyperlink w:anchor="_Toc235786907" w:history="1">
+            <w:r>
+              <w:rPr>
+                <w:rStyle w:val="Lienhypertexte"/>
+                <w:noProof/>
+              </w:rPr>
+              <w:t xml:space="preserve">2.7.7 Isolation des données et multi-tenant</w:t>
+            </w:r>
+            <w:r>
+              <w:rPr>
+                <w:noProof/>
+              </w:rPr>
+              <w:tab/>
+              <w:fldChar w:fldCharType="begin"/>
+              <w:instrText xml:space="preserve"> PAGEREF _Toc235786907 \h </w:instrText>
+              <w:fldChar w:fldCharType="separate"/>
+              <w:t>17</w:t>
+              <w:fldChar w:fldCharType="end"/>
+            </w:r>
+          </w:hyperlink>
+        </w:p>
+        <w:p>
+          <w:pPr>
+            <w:pStyle w:val="TM3"/>
+            <w:tabs>
+              <w:tab w:val="right" w:leader="dot" w:pos="9628"/>
+            </w:tabs>
+            <w:rPr>
+              <w:noProof/>
+            </w:rPr>
+          </w:pPr>
+          <w:hyperlink w:anchor="_Toc235786908" w:history="1">
+            <w:r>
+              <w:rPr>
+                <w:rStyle w:val="Lienhypertexte"/>
+                <w:noProof/>
+              </w:rPr>
+              <w:t xml:space="preserve">2.7.8 Moteur déclaratif et expressions</w:t>
+            </w:r>
+            <w:r>
+              <w:rPr>
+                <w:noProof/>
+              </w:rPr>
+              <w:tab/>
+              <w:fldChar w:fldCharType="begin"/>
+              <w:instrText xml:space="preserve"> PAGEREF _Toc235786908 \h </w:instrText>
+              <w:fldChar w:fldCharType="separate"/>
+              <w:t>17</w:t>
+              <w:fldChar w:fldCharType="end"/>
+            </w:r>
+          </w:hyperlink>
+        </w:p>
+        <w:p>
+          <w:pPr>
+            <w:pStyle w:val="TM3"/>
+            <w:tabs>
+              <w:tab w:val="right" w:leader="dot" w:pos="9628"/>
+            </w:tabs>
+            <w:rPr>
+              <w:noProof/>
+            </w:rPr>
+          </w:pPr>
+          <w:hyperlink w:anchor="_Toc235786909" w:history="1">
+            <w:r>
+              <w:rPr>
+                <w:rStyle w:val="Lienhypertexte"/>
+                <w:noProof/>
+              </w:rPr>
+              <w:t xml:space="preserve">2.7.9 Contrôle d’accès par rôle</w:t>
+            </w:r>
+            <w:r>
+              <w:rPr>
+                <w:noProof/>
+              </w:rPr>
+              <w:tab/>
+              <w:fldChar w:fldCharType="begin"/>
+              <w:instrText xml:space="preserve"> PAGEREF _Toc235786909 \h </w:instrText>
+              <w:fldChar w:fldCharType="separate"/>
+              <w:t>17</w:t>
+              <w:fldChar w:fldCharType="end"/>
+            </w:r>
+          </w:hyperlink>
+        </w:p>
+        <w:p>
+          <w:pPr>
+            <w:pStyle w:val="TM3"/>
+            <w:tabs>
+              <w:tab w:val="right" w:leader="dot" w:pos="9628"/>
+            </w:tabs>
+            <w:rPr>
+              <w:noProof/>
+            </w:rPr>
+          </w:pPr>
+          <w:hyperlink w:anchor="_Toc235786910" w:history="1">
+            <w:r>
+              <w:rPr>
+                <w:rStyle w:val="Lienhypertexte"/>
+                <w:noProof/>
+              </w:rPr>
+              <w:t xml:space="preserve">2.7.10 Arborescence des fichiers</w:t>
+            </w:r>
+            <w:r>
+              <w:rPr>
+                <w:noProof/>
+              </w:rPr>
+              <w:tab/>
+              <w:fldChar w:fldCharType="begin"/>
+              <w:instrText xml:space="preserve"> PAGEREF _Toc235786910 \h </w:instrText>
+              <w:fldChar w:fldCharType="separate"/>
+              <w:t>18</w:t>
               <w:fldChar w:fldCharType="end"/>
             </w:r>
           </w:hyperlink>
@@ -3106,7 +3554,7 @@
                 <w:rStyle w:val="Lienhypertexte"/>
                 <w:noProof/>
               </w:rPr>
-              <w:t>3. Infrastructure technique</w:t>
+              <w:t xml:space="preserve">3. Infrastructure technique</w:t>
             </w:r>
             <w:r>
               <w:rPr>
@@ -3116,7 +3564,7 @@
               <w:fldChar w:fldCharType="begin"/>
               <w:instrText xml:space="preserve"> PAGEREF _Toc235786674 \h </w:instrText>
               <w:fldChar w:fldCharType="separate"/>
-              <w:t>13</w:t>
+              <w:t>18</w:t>
               <w:fldChar w:fldCharType="end"/>
             </w:r>
           </w:hyperlink>
@@ -3137,7 +3585,7 @@
                 <w:rStyle w:val="Lienhypertexte"/>
                 <w:noProof/>
               </w:rPr>
-              <w:t>3.1 Topologie d'hébergement</w:t>
+              <w:t xml:space="preserve">3.1 Topologie d'hébergement</w:t>
             </w:r>
             <w:r>
               <w:rPr>
@@ -3147,7 +3595,7 @@
               <w:fldChar w:fldCharType="begin"/>
               <w:instrText xml:space="preserve"> PAGEREF _Toc235786675 \h </w:instrText>
               <w:fldChar w:fldCharType="separate"/>
-              <w:t>13</w:t>
+              <w:t>18</w:t>
               <w:fldChar w:fldCharType="end"/>
             </w:r>
           </w:hyperlink>
@@ -3168,7 +3616,7 @@
                 <w:rStyle w:val="Lienhypertexte"/>
                 <w:noProof/>
               </w:rPr>
-              <w:t>3.2 Serveur applicatif — caractéristiques de référence</w:t>
+              <w:t xml:space="preserve">3.2 Serveur applicatif — caractéristiques de référence</w:t>
             </w:r>
             <w:r>
               <w:rPr>
@@ -3178,7 +3626,7 @@
               <w:fldChar w:fldCharType="begin"/>
               <w:instrText xml:space="preserve"> PAGEREF _Toc235786676 \h </w:instrText>
               <w:fldChar w:fldCharType="separate"/>
-              <w:t>13</w:t>
+              <w:t>19</w:t>
               <w:fldChar w:fldCharType="end"/>
             </w:r>
           </w:hyperlink>
@@ -3199,7 +3647,7 @@
                 <w:rStyle w:val="Lienhypertexte"/>
                 <w:noProof/>
               </w:rPr>
-              <w:t>3.3 Services et démons</w:t>
+              <w:t xml:space="preserve">3.3 Services et démons</w:t>
             </w:r>
             <w:r>
               <w:rPr>
@@ -3209,7 +3657,7 @@
               <w:fldChar w:fldCharType="begin"/>
               <w:instrText xml:space="preserve"> PAGEREF _Toc235786677 \h </w:instrText>
               <w:fldChar w:fldCharType="separate"/>
-              <w:t>14</w:t>
+              <w:t>20</w:t>
               <w:fldChar w:fldCharType="end"/>
             </w:r>
           </w:hyperlink>
@@ -3230,7 +3678,7 @@
                 <w:rStyle w:val="Lienhypertexte"/>
                 <w:noProof/>
               </w:rPr>
-              <w:t>3.4 Paramétrage PHP-FPM (pool dédié)</w:t>
+              <w:t xml:space="preserve">3.4 Paramétrage PHP-FPM (pool dédié)</w:t>
             </w:r>
             <w:r>
               <w:rPr>
@@ -3240,7 +3688,7 @@
               <w:fldChar w:fldCharType="begin"/>
               <w:instrText xml:space="preserve"> PAGEREF _Toc235786678 \h </w:instrText>
               <w:fldChar w:fldCharType="separate"/>
-              <w:t>14</w:t>
+              <w:t>20</w:t>
               <w:fldChar w:fldCharType="end"/>
             </w:r>
           </w:hyperlink>
@@ -3261,7 +3709,7 @@
                 <w:rStyle w:val="Lienhypertexte"/>
                 <w:noProof/>
               </w:rPr>
-              <w:t>3.5 Bases de données</w:t>
+              <w:t xml:space="preserve">3.5 Bases de données</w:t>
             </w:r>
             <w:r>
               <w:rPr>
@@ -3271,7 +3719,7 @@
               <w:fldChar w:fldCharType="begin"/>
               <w:instrText xml:space="preserve"> PAGEREF _Toc235786679 \h </w:instrText>
               <w:fldChar w:fldCharType="separate"/>
-              <w:t>15</w:t>
+              <w:t>21</w:t>
               <w:fldChar w:fldCharType="end"/>
             </w:r>
           </w:hyperlink>
@@ -3292,7 +3740,7 @@
                 <w:rStyle w:val="Lienhypertexte"/>
                 <w:noProof/>
               </w:rPr>
-              <w:t>3.5.1 Organisation multi-tenant</w:t>
+              <w:t xml:space="preserve">3.5.1 Organisation multi-tenant</w:t>
             </w:r>
             <w:r>
               <w:rPr>
@@ -3302,7 +3750,7 @@
               <w:fldChar w:fldCharType="begin"/>
               <w:instrText xml:space="preserve"> PAGEREF _Toc235786680 \h </w:instrText>
               <w:fldChar w:fldCharType="separate"/>
-              <w:t>15</w:t>
+              <w:t>21</w:t>
               <w:fldChar w:fldCharType="end"/>
             </w:r>
           </w:hyperlink>
@@ -3323,7 +3771,7 @@
                 <w:rStyle w:val="Lienhypertexte"/>
                 <w:noProof/>
               </w:rPr>
-              <w:t>3.5.2 Connexion</w:t>
+              <w:t xml:space="preserve">3.5.2 Connexion</w:t>
             </w:r>
             <w:r>
               <w:rPr>
@@ -3333,7 +3781,7 @@
               <w:fldChar w:fldCharType="begin"/>
               <w:instrText xml:space="preserve"> PAGEREF _Toc235786681 \h </w:instrText>
               <w:fldChar w:fldCharType="separate"/>
-              <w:t>16</w:t>
+              <w:t>21</w:t>
               <w:fldChar w:fldCharType="end"/>
             </w:r>
           </w:hyperlink>
@@ -3354,7 +3802,7 @@
                 <w:rStyle w:val="Lienhypertexte"/>
                 <w:noProof/>
               </w:rPr>
-              <w:t>3.5.3 Modèle de données (tables principales)</w:t>
+              <w:t xml:space="preserve">3.5.3 Modèle de données (tables principales)</w:t>
             </w:r>
             <w:r>
               <w:rPr>
@@ -3364,7 +3812,7 @@
               <w:fldChar w:fldCharType="begin"/>
               <w:instrText xml:space="preserve"> PAGEREF _Toc235786682 \h </w:instrText>
               <w:fldChar w:fldCharType="separate"/>
-              <w:t>16</w:t>
+              <w:t>22</w:t>
               <w:fldChar w:fldCharType="end"/>
             </w:r>
           </w:hyperlink>
@@ -3385,7 +3833,7 @@
                 <w:rStyle w:val="Lienhypertexte"/>
                 <w:noProof/>
               </w:rPr>
-              <w:t>3.6 Référentiel de configuration et variables d’environnement</w:t>
+              <w:t xml:space="preserve">3.6 Référentiel de configuration et variables d’environnement</w:t>
             </w:r>
             <w:r>
               <w:rPr>
@@ -3395,7 +3843,7 @@
               <w:fldChar w:fldCharType="begin"/>
               <w:instrText xml:space="preserve"> PAGEREF _Toc235786683 \h </w:instrText>
               <w:fldChar w:fldCharType="separate"/>
-              <w:t>17</w:t>
+              <w:t>23</w:t>
               <w:fldChar w:fldCharType="end"/>
             </w:r>
           </w:hyperlink>
@@ -3416,7 +3864,7 @@
                 <w:rStyle w:val="Lienhypertexte"/>
                 <w:noProof/>
               </w:rPr>
-              <w:t>3.6.1 Variables d’environnement (fichier .env)</w:t>
+              <w:t xml:space="preserve">3.6.1 Variables d’environnement (fichier .env)</w:t>
             </w:r>
             <w:r>
               <w:rPr>
@@ -3426,7 +3874,7 @@
               <w:fldChar w:fldCharType="begin"/>
               <w:instrText xml:space="preserve"> PAGEREF _Toc235786684 \h </w:instrText>
               <w:fldChar w:fldCharType="separate"/>
-              <w:t>17</w:t>
+              <w:t>23</w:t>
               <w:fldChar w:fldCharType="end"/>
             </w:r>
           </w:hyperlink>
@@ -3447,7 +3895,7 @@
                 <w:rStyle w:val="Lienhypertexte"/>
                 <w:noProof/>
               </w:rPr>
-              <w:t>4. Architecture réseau</w:t>
+              <w:t xml:space="preserve">4. Architecture réseau</w:t>
             </w:r>
             <w:r>
               <w:rPr>
@@ -3457,7 +3905,7 @@
               <w:fldChar w:fldCharType="begin"/>
               <w:instrText xml:space="preserve"> PAGEREF _Toc235786685 \h </w:instrText>
               <w:fldChar w:fldCharType="separate"/>
-              <w:t>19</w:t>
+              <w:t>25</w:t>
               <w:fldChar w:fldCharType="end"/>
             </w:r>
           </w:hyperlink>
@@ -3478,7 +3926,7 @@
                 <w:rStyle w:val="Lienhypertexte"/>
                 <w:noProof/>
               </w:rPr>
-              <w:t>4.1 Flux réseau et matrice des ports</w:t>
+              <w:t xml:space="preserve">4.1 Flux réseau et matrice des ports</w:t>
             </w:r>
             <w:r>
               <w:rPr>
@@ -3488,7 +3936,7 @@
               <w:fldChar w:fldCharType="begin"/>
               <w:instrText xml:space="preserve"> PAGEREF _Toc235786686 \h </w:instrText>
               <w:fldChar w:fldCharType="separate"/>
-              <w:t>19</w:t>
+              <w:t>25</w:t>
               <w:fldChar w:fldCharType="end"/>
             </w:r>
           </w:hyperlink>
@@ -3509,7 +3957,7 @@
                 <w:rStyle w:val="Lienhypertexte"/>
                 <w:noProof/>
               </w:rPr>
-              <w:t>4.2 Plan d’adressage (modèle de référence)</w:t>
+              <w:t xml:space="preserve">4.2 Plan d’adressage (modèle de référence)</w:t>
             </w:r>
             <w:r>
               <w:rPr>
@@ -3519,7 +3967,7 @@
               <w:fldChar w:fldCharType="begin"/>
               <w:instrText xml:space="preserve"> PAGEREF _Toc235786687 \h </w:instrText>
               <w:fldChar w:fldCharType="separate"/>
-              <w:t>19</w:t>
+              <w:t>25</w:t>
               <w:fldChar w:fldCharType="end"/>
             </w:r>
           </w:hyperlink>
@@ -3540,7 +3988,7 @@
                 <w:rStyle w:val="Lienhypertexte"/>
                 <w:noProof/>
               </w:rPr>
-              <w:t>4.3 Schéma de flux (vue réseau)</w:t>
+              <w:t xml:space="preserve">4.3 Schéma de flux (vue réseau)</w:t>
             </w:r>
             <w:r>
               <w:rPr>
@@ -3550,7 +3998,7 @@
               <w:fldChar w:fldCharType="begin"/>
               <w:instrText xml:space="preserve"> PAGEREF _Toc235786688 \h </w:instrText>
               <w:fldChar w:fldCharType="separate"/>
-              <w:t>20</w:t>
+              <w:t>26</w:t>
               <w:fldChar w:fldCharType="end"/>
             </w:r>
           </w:hyperlink>
@@ -3571,7 +4019,7 @@
                 <w:rStyle w:val="Lienhypertexte"/>
                 <w:noProof/>
               </w:rPr>
-              <w:t>5. Pare-feu et filtrage</w:t>
+              <w:t xml:space="preserve">5. Pare-feu et filtrage</w:t>
             </w:r>
             <w:r>
               <w:rPr>
@@ -3581,7 +4029,7 @@
               <w:fldChar w:fldCharType="begin"/>
               <w:instrText xml:space="preserve"> PAGEREF _Toc235786689 \h </w:instrText>
               <w:fldChar w:fldCharType="separate"/>
-              <w:t>21</w:t>
+              <w:t>27</w:t>
               <w:fldChar w:fldCharType="end"/>
             </w:r>
           </w:hyperlink>
@@ -3602,7 +4050,7 @@
                 <w:rStyle w:val="Lienhypertexte"/>
                 <w:noProof/>
               </w:rPr>
-              <w:t>5.1 Pare-feu réseau — politique recommandée</w:t>
+              <w:t xml:space="preserve">5.1 Pare-feu réseau — politique recommandée</w:t>
             </w:r>
             <w:r>
               <w:rPr>
@@ -3612,7 +4060,7 @@
               <w:fldChar w:fldCharType="begin"/>
               <w:instrText xml:space="preserve"> PAGEREF _Toc235786690 \h </w:instrText>
               <w:fldChar w:fldCharType="separate"/>
-              <w:t>21</w:t>
+              <w:t>27</w:t>
               <w:fldChar w:fldCharType="end"/>
             </w:r>
           </w:hyperlink>
@@ -3633,7 +4081,7 @@
                 <w:rStyle w:val="Lienhypertexte"/>
                 <w:noProof/>
               </w:rPr>
-              <w:t>5.2 Filtrage applicatif assuré par Nginx</w:t>
+              <w:t xml:space="preserve">5.2 Filtrage applicatif assuré par Nginx</w:t>
             </w:r>
             <w:r>
               <w:rPr>
@@ -3643,7 +4091,7 @@
               <w:fldChar w:fldCharType="begin"/>
               <w:instrText xml:space="preserve"> PAGEREF _Toc235786691 \h </w:instrText>
               <w:fldChar w:fldCharType="separate"/>
-              <w:t>21</w:t>
+              <w:t>27</w:t>
               <w:fldChar w:fldCharType="end"/>
             </w:r>
           </w:hyperlink>
@@ -3664,7 +4112,7 @@
                 <w:rStyle w:val="Lienhypertexte"/>
                 <w:noProof/>
               </w:rPr>
-              <w:t>5.2.1 Blocage des ressources sensibles</w:t>
+              <w:t xml:space="preserve">5.2.1 Blocage des ressources sensibles</w:t>
             </w:r>
             <w:r>
               <w:rPr>
@@ -3674,7 +4122,7 @@
               <w:fldChar w:fldCharType="begin"/>
               <w:instrText xml:space="preserve"> PAGEREF _Toc235786692 \h </w:instrText>
               <w:fldChar w:fldCharType="separate"/>
-              <w:t>21</w:t>
+              <w:t>27</w:t>
               <w:fldChar w:fldCharType="end"/>
             </w:r>
           </w:hyperlink>
@@ -3695,7 +4143,7 @@
                 <w:rStyle w:val="Lienhypertexte"/>
                 <w:noProof/>
               </w:rPr>
-              <w:t>5.2.2 Restriction de l'exécution PHP</w:t>
+              <w:t xml:space="preserve">5.2.2 Restriction de l'exécution PHP</w:t>
             </w:r>
             <w:r>
               <w:rPr>
@@ -3705,7 +4153,7 @@
               <w:fldChar w:fldCharType="begin"/>
               <w:instrText xml:space="preserve"> PAGEREF _Toc235786693 \h </w:instrText>
               <w:fldChar w:fldCharType="separate"/>
-              <w:t>22</w:t>
+              <w:t>28</w:t>
               <w:fldChar w:fldCharType="end"/>
             </w:r>
           </w:hyperlink>
@@ -3726,7 +4174,7 @@
                 <w:rStyle w:val="Lienhypertexte"/>
                 <w:noProof/>
               </w:rPr>
-              <w:t>5.2.3 En-têtes de sécurité HTTP</w:t>
+              <w:t xml:space="preserve">5.2.3 En-têtes de sécurité HTTP</w:t>
             </w:r>
             <w:r>
               <w:rPr>
@@ -3736,7 +4184,7 @@
               <w:fldChar w:fldCharType="begin"/>
               <w:instrText xml:space="preserve"> PAGEREF _Toc235786694 \h </w:instrText>
               <w:fldChar w:fldCharType="separate"/>
-              <w:t>22</w:t>
+              <w:t>28</w:t>
               <w:fldChar w:fldCharType="end"/>
             </w:r>
           </w:hyperlink>
@@ -3757,7 +4205,7 @@
                 <w:rStyle w:val="Lienhypertexte"/>
                 <w:noProof/>
               </w:rPr>
-              <w:t>6. Interfaces, protocoles et formats de données</w:t>
+              <w:t xml:space="preserve">6. Interfaces, protocoles et formats de données</w:t>
             </w:r>
             <w:r>
               <w:rPr>
@@ -3767,7 +4215,7 @@
               <w:fldChar w:fldCharType="begin"/>
               <w:instrText xml:space="preserve"> PAGEREF _Toc235786695 \h </w:instrText>
               <w:fldChar w:fldCharType="separate"/>
-              <w:t>23</w:t>
+              <w:t>29</w:t>
               <w:fldChar w:fldCharType="end"/>
             </w:r>
           </w:hyperlink>
@@ -3788,7 +4236,7 @@
                 <w:rStyle w:val="Lienhypertexte"/>
                 <w:noProof/>
               </w:rPr>
-              <w:t>6.1 Interface frontend ↔ backend (API REST interne)</w:t>
+              <w:t xml:space="preserve">6.1 Interface frontend ↔ backend (API REST interne)</w:t>
             </w:r>
             <w:r>
               <w:rPr>
@@ -3798,7 +4246,7 @@
               <w:fldChar w:fldCharType="begin"/>
               <w:instrText xml:space="preserve"> PAGEREF _Toc235786696 \h </w:instrText>
               <w:fldChar w:fldCharType="separate"/>
-              <w:t>23</w:t>
+              <w:t>29</w:t>
               <w:fldChar w:fldCharType="end"/>
             </w:r>
           </w:hyperlink>
@@ -3819,7 +4267,7 @@
                 <w:rStyle w:val="Lienhypertexte"/>
                 <w:noProof/>
               </w:rPr>
-              <w:t>6.2 Résolution multi-tenant</w:t>
+              <w:t xml:space="preserve">6.2 Résolution multi-tenant</w:t>
             </w:r>
             <w:r>
               <w:rPr>
@@ -3829,7 +4277,7 @@
               <w:fldChar w:fldCharType="begin"/>
               <w:instrText xml:space="preserve"> PAGEREF _Toc235786697 \h </w:instrText>
               <w:fldChar w:fldCharType="separate"/>
-              <w:t>23</w:t>
+              <w:t>29</w:t>
               <w:fldChar w:fldCharType="end"/>
             </w:r>
           </w:hyperlink>
@@ -3850,7 +4298,7 @@
                 <w:rStyle w:val="Lienhypertexte"/>
                 <w:noProof/>
               </w:rPr>
-              <w:t>6.3 Authentification fédérée (OAuth 2.0 / OIDC)</w:t>
+              <w:t xml:space="preserve">6.3 Authentification fédérée (OAuth 2.0 / OIDC)</w:t>
             </w:r>
             <w:r>
               <w:rPr>
@@ -3860,7 +4308,7 @@
               <w:fldChar w:fldCharType="begin"/>
               <w:instrText xml:space="preserve"> PAGEREF _Toc235786698 \h </w:instrText>
               <w:fldChar w:fldCharType="separate"/>
-              <w:t>23</w:t>
+              <w:t>29</w:t>
               <w:fldChar w:fldCharType="end"/>
             </w:r>
           </w:hyperlink>
@@ -3881,7 +4329,7 @@
                 <w:rStyle w:val="Lienhypertexte"/>
                 <w:noProof/>
               </w:rPr>
-              <w:t>6.4 Connecteurs externes (appels sortants)</w:t>
+              <w:t xml:space="preserve">6.4 Connecteurs externes (appels sortants)</w:t>
             </w:r>
             <w:r>
               <w:rPr>
@@ -3891,7 +4339,193 @@
               <w:fldChar w:fldCharType="begin"/>
               <w:instrText xml:space="preserve"> PAGEREF _Toc235786699 \h </w:instrText>
               <w:fldChar w:fldCharType="separate"/>
-              <w:t>23</w:t>
+              <w:t>30</w:t>
+              <w:fldChar w:fldCharType="end"/>
+            </w:r>
+          </w:hyperlink>
+        </w:p>
+        <w:p>
+          <w:pPr>
+            <w:pStyle w:val="TM2"/>
+            <w:tabs>
+              <w:tab w:val="right" w:leader="dot" w:pos="9628"/>
+            </w:tabs>
+            <w:rPr>
+              <w:noProof/>
+            </w:rPr>
+          </w:pPr>
+          <w:hyperlink w:anchor="_Toc90001116" w:history="1">
+            <w:r>
+              <w:rPr>
+                <w:rStyle w:val="Lienhypertexte"/>
+                <w:noProof/>
+              </w:rPr>
+              <w:t xml:space="preserve">6.5 Paramétrage Microsoft Entra ID (Azure)</w:t>
+            </w:r>
+            <w:r>
+              <w:rPr>
+                <w:noProof/>
+              </w:rPr>
+              <w:tab/>
+              <w:fldChar w:fldCharType="begin"/>
+              <w:instrText xml:space="preserve"> PAGEREF _Toc90001116 \h </w:instrText>
+              <w:fldChar w:fldCharType="separate"/>
+              <w:t>30</w:t>
+              <w:fldChar w:fldCharType="end"/>
+            </w:r>
+          </w:hyperlink>
+        </w:p>
+        <w:p>
+          <w:pPr>
+            <w:pStyle w:val="TM3"/>
+            <w:tabs>
+              <w:tab w:val="right" w:leader="dot" w:pos="9628"/>
+            </w:tabs>
+            <w:rPr>
+              <w:noProof/>
+            </w:rPr>
+          </w:pPr>
+          <w:hyperlink w:anchor="_Toc90001117" w:history="1">
+            <w:r>
+              <w:rPr>
+                <w:rStyle w:val="Lienhypertexte"/>
+                <w:noProof/>
+              </w:rPr>
+              <w:t xml:space="preserve">6.5.1 Inscription de l'application</w:t>
+            </w:r>
+            <w:r>
+              <w:rPr>
+                <w:noProof/>
+              </w:rPr>
+              <w:tab/>
+              <w:fldChar w:fldCharType="begin"/>
+              <w:instrText xml:space="preserve"> PAGEREF _Toc90001117 \h </w:instrText>
+              <w:fldChar w:fldCharType="separate"/>
+              <w:t>30</w:t>
+              <w:fldChar w:fldCharType="end"/>
+            </w:r>
+          </w:hyperlink>
+        </w:p>
+        <w:p>
+          <w:pPr>
+            <w:pStyle w:val="TM3"/>
+            <w:tabs>
+              <w:tab w:val="right" w:leader="dot" w:pos="9628"/>
+            </w:tabs>
+            <w:rPr>
+              <w:noProof/>
+            </w:rPr>
+          </w:pPr>
+          <w:hyperlink w:anchor="_Toc90001118" w:history="1">
+            <w:r>
+              <w:rPr>
+                <w:rStyle w:val="Lienhypertexte"/>
+                <w:noProof/>
+              </w:rPr>
+              <w:t xml:space="preserve">6.5.2 URI de redirection</w:t>
+            </w:r>
+            <w:r>
+              <w:rPr>
+                <w:noProof/>
+              </w:rPr>
+              <w:tab/>
+              <w:fldChar w:fldCharType="begin"/>
+              <w:instrText xml:space="preserve"> PAGEREF _Toc90001118 \h </w:instrText>
+              <w:fldChar w:fldCharType="separate"/>
+              <w:t>30</w:t>
+              <w:fldChar w:fldCharType="end"/>
+            </w:r>
+          </w:hyperlink>
+        </w:p>
+        <w:p>
+          <w:pPr>
+            <w:pStyle w:val="TM3"/>
+            <w:tabs>
+              <w:tab w:val="right" w:leader="dot" w:pos="9628"/>
+            </w:tabs>
+            <w:rPr>
+              <w:noProof/>
+            </w:rPr>
+          </w:pPr>
+          <w:hyperlink w:anchor="_Toc90001119" w:history="1">
+            <w:r>
+              <w:rPr>
+                <w:rStyle w:val="Lienhypertexte"/>
+                <w:noProof/>
+              </w:rPr>
+              <w:t xml:space="preserve">6.5.3 Permissions déléguées (au nom de l'utilisateur)</w:t>
+            </w:r>
+            <w:r>
+              <w:rPr>
+                <w:noProof/>
+              </w:rPr>
+              <w:tab/>
+              <w:fldChar w:fldCharType="begin"/>
+              <w:instrText xml:space="preserve"> PAGEREF _Toc90001119 \h </w:instrText>
+              <w:fldChar w:fldCharType="separate"/>
+              <w:t>31</w:t>
+              <w:fldChar w:fldCharType="end"/>
+            </w:r>
+          </w:hyperlink>
+        </w:p>
+        <w:p>
+          <w:pPr>
+            <w:pStyle w:val="TM3"/>
+            <w:tabs>
+              <w:tab w:val="right" w:leader="dot" w:pos="9628"/>
+            </w:tabs>
+            <w:rPr>
+              <w:noProof/>
+            </w:rPr>
+          </w:pPr>
+          <w:hyperlink w:anchor="_Toc90001120" w:history="1">
+            <w:r>
+              <w:rPr>
+                <w:rStyle w:val="Lienhypertexte"/>
+                <w:noProof/>
+              </w:rPr>
+              <w:t xml:space="preserve">6.5.4 Permission d'application (sans utilisateur connecté)</w:t>
+            </w:r>
+            <w:r>
+              <w:rPr>
+                <w:noProof/>
+              </w:rPr>
+              <w:tab/>
+              <w:fldChar w:fldCharType="begin"/>
+              <w:instrText xml:space="preserve"> PAGEREF _Toc90001120 \h </w:instrText>
+              <w:fldChar w:fldCharType="separate"/>
+              <w:t>31</w:t>
+              <w:fldChar w:fldCharType="end"/>
+            </w:r>
+          </w:hyperlink>
+        </w:p>
+        <w:p>
+          <w:pPr>
+            <w:pStyle w:val="TM3"/>
+            <w:tabs>
+              <w:tab w:val="right" w:leader="dot" w:pos="9628"/>
+            </w:tabs>
+            <w:rPr>
+              <w:noProof/>
+            </w:rPr>
+          </w:pPr>
+          <w:hyperlink w:anchor="_Toc90001121" w:history="1">
+            <w:r>
+              <w:rPr>
+                <w:rStyle w:val="Lienhypertexte"/>
+                <w:noProof/>
+              </w:rPr>
+              <w:t xml:space="preserve">6.5.5 Consentement administrateur</w:t>
+            </w:r>
+            <w:r>
+              <w:rPr>
+                <w:noProof/>
+              </w:rPr>
+              <w:tab/>
+              <w:fldChar w:fldCharType="begin"/>
+              <w:instrText xml:space="preserve"> PAGEREF _Toc90001121 \h </w:instrText>
+              <w:fldChar w:fldCharType="separate"/>
+              <w:t>31</w:t>
               <w:fldChar w:fldCharType="end"/>
             </w:r>
           </w:hyperlink>
@@ -3922,7 +4556,7 @@
               <w:fldChar w:fldCharType="begin"/>
               <w:instrText xml:space="preserve"> PAGEREF _Toc235786700 \h </w:instrText>
               <w:fldChar w:fldCharType="separate"/>
-              <w:t>24</w:t>
+              <w:t>31</w:t>
               <w:fldChar w:fldCharType="end"/>
             </w:r>
           </w:hyperlink>
@@ -3953,7 +4587,7 @@
               <w:fldChar w:fldCharType="begin"/>
               <w:instrText xml:space="preserve"> PAGEREF _Toc235786701 \h </w:instrText>
               <w:fldChar w:fldCharType="separate"/>
-              <w:t>24</w:t>
+              <w:t>32</w:t>
               <w:fldChar w:fldCharType="end"/>
             </w:r>
           </w:hyperlink>
@@ -3984,7 +4618,7 @@
               <w:fldChar w:fldCharType="begin"/>
               <w:instrText xml:space="preserve"> PAGEREF _Toc235786702 \h </w:instrText>
               <w:fldChar w:fldCharType="separate"/>
-              <w:t>24</w:t>
+              <w:t>32</w:t>
               <w:fldChar w:fldCharType="end"/>
             </w:r>
           </w:hyperlink>
@@ -4015,7 +4649,7 @@
               <w:fldChar w:fldCharType="begin"/>
               <w:instrText xml:space="preserve"> PAGEREF _Toc235786703 \h </w:instrText>
               <w:fldChar w:fldCharType="separate"/>
-              <w:t>24</w:t>
+              <w:t>32</w:t>
               <w:fldChar w:fldCharType="end"/>
             </w:r>
           </w:hyperlink>
@@ -4046,7 +4680,7 @@
               <w:fldChar w:fldCharType="begin"/>
               <w:instrText xml:space="preserve"> PAGEREF _Toc235786704 \h </w:instrText>
               <w:fldChar w:fldCharType="separate"/>
-              <w:t>25</w:t>
+              <w:t>32</w:t>
               <w:fldChar w:fldCharType="end"/>
             </w:r>
           </w:hyperlink>
@@ -4067,7 +4701,7 @@
                 <w:rStyle w:val="Lienhypertexte"/>
                 <w:noProof/>
               </w:rPr>
-              <w:t>7. Exigences de performance, capacité et disponibilité</w:t>
+              <w:t xml:space="preserve">7. Exigences de performance, capacité et disponibilité</w:t>
             </w:r>
             <w:r>
               <w:rPr>
@@ -4077,7 +4711,7 @@
               <w:fldChar w:fldCharType="begin"/>
               <w:instrText xml:space="preserve"> PAGEREF _Toc235786705 \h </w:instrText>
               <w:fldChar w:fldCharType="separate"/>
-              <w:t>26</w:t>
+              <w:t>34</w:t>
               <w:fldChar w:fldCharType="end"/>
             </w:r>
           </w:hyperlink>
@@ -4098,7 +4732,7 @@
                 <w:rStyle w:val="Lienhypertexte"/>
                 <w:noProof/>
               </w:rPr>
-              <w:t>7.1 Objectifs de référence (à valider en contrat de service)</w:t>
+              <w:t xml:space="preserve">7.1 Objectifs de référence (à valider en contrat de service)</w:t>
             </w:r>
             <w:r>
               <w:rPr>
@@ -4108,7 +4742,7 @@
               <w:fldChar w:fldCharType="begin"/>
               <w:instrText xml:space="preserve"> PAGEREF _Toc235786706 \h </w:instrText>
               <w:fldChar w:fldCharType="separate"/>
-              <w:t>26</w:t>
+              <w:t>34</w:t>
               <w:fldChar w:fldCharType="end"/>
             </w:r>
           </w:hyperlink>
@@ -4129,7 +4763,7 @@
                 <w:rStyle w:val="Lienhypertexte"/>
                 <w:noProof/>
               </w:rPr>
-              <w:t>7.2 Capacité et volumétrie</w:t>
+              <w:t xml:space="preserve">7.2 Capacité et volumétrie</w:t>
             </w:r>
             <w:r>
               <w:rPr>
@@ -4139,7 +4773,7 @@
               <w:fldChar w:fldCharType="begin"/>
               <w:instrText xml:space="preserve"> PAGEREF _Toc235786707 \h </w:instrText>
               <w:fldChar w:fldCharType="separate"/>
-              <w:t>26</w:t>
+              <w:t>34</w:t>
               <w:fldChar w:fldCharType="end"/>
             </w:r>
           </w:hyperlink>
@@ -4160,7 +4794,7 @@
                 <w:rStyle w:val="Lienhypertexte"/>
                 <w:noProof/>
               </w:rPr>
-              <w:t>7.3 Optimisations en place</w:t>
+              <w:t xml:space="preserve">7.3 Optimisations en place</w:t>
             </w:r>
             <w:r>
               <w:rPr>
@@ -4170,7 +4804,7 @@
               <w:fldChar w:fldCharType="begin"/>
               <w:instrText xml:space="preserve"> PAGEREF _Toc235786708 \h </w:instrText>
               <w:fldChar w:fldCharType="separate"/>
-              <w:t>26</w:t>
+              <w:t>34</w:t>
               <w:fldChar w:fldCharType="end"/>
             </w:r>
           </w:hyperlink>
@@ -4191,7 +4825,7 @@
                 <w:rStyle w:val="Lienhypertexte"/>
                 <w:noProof/>
               </w:rPr>
-              <w:t>7.4 Montée en charge et renforcement de la disponibilité</w:t>
+              <w:t xml:space="preserve">7.4 Montée en charge et renforcement de la disponibilité</w:t>
             </w:r>
             <w:r>
               <w:rPr>
@@ -4201,7 +4835,7 @@
               <w:fldChar w:fldCharType="begin"/>
               <w:instrText xml:space="preserve"> PAGEREF _Toc235786709 \h </w:instrText>
               <w:fldChar w:fldCharType="separate"/>
-              <w:t>26</w:t>
+              <w:t>34</w:t>
               <w:fldChar w:fldCharType="end"/>
             </w:r>
           </w:hyperlink>
@@ -4222,7 +4856,7 @@
                 <w:rStyle w:val="Lienhypertexte"/>
                 <w:noProof/>
               </w:rPr>
-              <w:t>8. Sécurité</w:t>
+              <w:t xml:space="preserve">8. Sécurité</w:t>
             </w:r>
             <w:r>
               <w:rPr>
@@ -4232,7 +4866,7 @@
               <w:fldChar w:fldCharType="begin"/>
               <w:instrText xml:space="preserve"> PAGEREF _Toc235786710 \h </w:instrText>
               <w:fldChar w:fldCharType="separate"/>
-              <w:t>28</w:t>
+              <w:t>36</w:t>
               <w:fldChar w:fldCharType="end"/>
             </w:r>
           </w:hyperlink>
@@ -4253,7 +4887,7 @@
                 <w:rStyle w:val="Lienhypertexte"/>
                 <w:noProof/>
               </w:rPr>
-              <w:t>8.1 Authentification</w:t>
+              <w:t xml:space="preserve">8.1 Authentification</w:t>
             </w:r>
             <w:r>
               <w:rPr>
@@ -4263,7 +4897,7 @@
               <w:fldChar w:fldCharType="begin"/>
               <w:instrText xml:space="preserve"> PAGEREF _Toc235786711 \h </w:instrText>
               <w:fldChar w:fldCharType="separate"/>
-              <w:t>28</w:t>
+              <w:t>36</w:t>
               <w:fldChar w:fldCharType="end"/>
             </w:r>
           </w:hyperlink>
@@ -4284,7 +4918,7 @@
                 <w:rStyle w:val="Lienhypertexte"/>
                 <w:noProof/>
               </w:rPr>
-              <w:t>8.2 Autorisation (contrôle d'accès par rôle)</w:t>
+              <w:t xml:space="preserve">8.2 Autorisation (contrôle d'accès par rôle)</w:t>
             </w:r>
             <w:r>
               <w:rPr>
@@ -4294,7 +4928,7 @@
               <w:fldChar w:fldCharType="begin"/>
               <w:instrText xml:space="preserve"> PAGEREF _Toc235786712 \h </w:instrText>
               <w:fldChar w:fldCharType="separate"/>
-              <w:t>28</w:t>
+              <w:t>36</w:t>
               <w:fldChar w:fldCharType="end"/>
             </w:r>
           </w:hyperlink>
@@ -4315,7 +4949,7 @@
                 <w:rStyle w:val="Lienhypertexte"/>
                 <w:noProof/>
               </w:rPr>
-              <w:t>8.3 Chiffrement</w:t>
+              <w:t xml:space="preserve">8.3 Chiffrement</w:t>
             </w:r>
             <w:r>
               <w:rPr>
@@ -4325,7 +4959,7 @@
               <w:fldChar w:fldCharType="begin"/>
               <w:instrText xml:space="preserve"> PAGEREF _Toc235786713 \h </w:instrText>
               <w:fldChar w:fldCharType="separate"/>
-              <w:t>28</w:t>
+              <w:t>36</w:t>
               <w:fldChar w:fldCharType="end"/>
             </w:r>
           </w:hyperlink>
@@ -4346,7 +4980,7 @@
                 <w:rStyle w:val="Lienhypertexte"/>
                 <w:noProof/>
               </w:rPr>
-              <w:t>8.3.1 En transit</w:t>
+              <w:t xml:space="preserve">8.3.1 En transit</w:t>
             </w:r>
             <w:r>
               <w:rPr>
@@ -4356,7 +4990,7 @@
               <w:fldChar w:fldCharType="begin"/>
               <w:instrText xml:space="preserve"> PAGEREF _Toc235786714 \h </w:instrText>
               <w:fldChar w:fldCharType="separate"/>
-              <w:t>28</w:t>
+              <w:t>36</w:t>
               <w:fldChar w:fldCharType="end"/>
             </w:r>
           </w:hyperlink>
@@ -4377,7 +5011,7 @@
                 <w:rStyle w:val="Lienhypertexte"/>
                 <w:noProof/>
               </w:rPr>
-              <w:t>8.3.2 Au repos (secrets de configuration)</w:t>
+              <w:t xml:space="preserve">8.3.2 Au repos (secrets de configuration)</w:t>
             </w:r>
             <w:r>
               <w:rPr>
@@ -4387,7 +5021,7 @@
               <w:fldChar w:fldCharType="begin"/>
               <w:instrText xml:space="preserve"> PAGEREF _Toc235786715 \h </w:instrText>
               <w:fldChar w:fldCharType="separate"/>
-              <w:t>28</w:t>
+              <w:t>37</w:t>
               <w:fldChar w:fldCharType="end"/>
             </w:r>
           </w:hyperlink>
@@ -4408,7 +5042,7 @@
                 <w:rStyle w:val="Lienhypertexte"/>
                 <w:noProof/>
               </w:rPr>
-              <w:t>8.4 Durcissement applicatif et système</w:t>
+              <w:t xml:space="preserve">8.4 Durcissement applicatif et système</w:t>
             </w:r>
             <w:r>
               <w:rPr>
@@ -4418,7 +5052,7 @@
               <w:fldChar w:fldCharType="begin"/>
               <w:instrText xml:space="preserve"> PAGEREF _Toc235786716 \h </w:instrText>
               <w:fldChar w:fldCharType="separate"/>
-              <w:t>29</w:t>
+              <w:t>37</w:t>
               <w:fldChar w:fldCharType="end"/>
             </w:r>
           </w:hyperlink>
@@ -4439,7 +5073,7 @@
                 <w:rStyle w:val="Lienhypertexte"/>
                 <w:noProof/>
               </w:rPr>
-              <w:t>8.5 Journalisation de sécurité et traçabilité</w:t>
+              <w:t xml:space="preserve">8.5 Journalisation de sécurité et traçabilité</w:t>
             </w:r>
             <w:r>
               <w:rPr>
@@ -4449,7 +5083,7 @@
               <w:fldChar w:fldCharType="begin"/>
               <w:instrText xml:space="preserve"> PAGEREF _Toc235786717 \h </w:instrText>
               <w:fldChar w:fldCharType="separate"/>
-              <w:t>29</w:t>
+              <w:t>37</w:t>
               <w:fldChar w:fldCharType="end"/>
             </w:r>
           </w:hyperlink>
@@ -4470,7 +5104,7 @@
                 <w:rStyle w:val="Lienhypertexte"/>
                 <w:noProof/>
               </w:rPr>
-              <w:t>8.6 Conformité et données personnelles (RGPD)</w:t>
+              <w:t xml:space="preserve">8.6 Conformité et données personnelles (RGPD)</w:t>
             </w:r>
             <w:r>
               <w:rPr>
@@ -4480,7 +5114,7 @@
               <w:fldChar w:fldCharType="begin"/>
               <w:instrText xml:space="preserve"> PAGEREF _Toc235786718 \h </w:instrText>
               <w:fldChar w:fldCharType="separate"/>
-              <w:t>30</w:t>
+              <w:t>38</w:t>
               <w:fldChar w:fldCharType="end"/>
             </w:r>
           </w:hyperlink>
@@ -4501,7 +5135,7 @@
                 <w:rStyle w:val="Lienhypertexte"/>
                 <w:noProof/>
               </w:rPr>
-              <w:t>8.7 Personnalisation sécurisée de l'écran de connexion</w:t>
+              <w:t xml:space="preserve">8.7 Personnalisation sécurisée de l'écran de connexion</w:t>
             </w:r>
             <w:r>
               <w:rPr>
@@ -4511,7 +5145,7 @@
               <w:fldChar w:fldCharType="begin"/>
               <w:instrText xml:space="preserve"> PAGEREF _Toc235786719 \h </w:instrText>
               <w:fldChar w:fldCharType="separate"/>
-              <w:t>30</w:t>
+              <w:t>38</w:t>
               <w:fldChar w:fldCharType="end"/>
             </w:r>
           </w:hyperlink>
@@ -4532,7 +5166,7 @@
                 <w:rStyle w:val="Lienhypertexte"/>
                 <w:noProof/>
               </w:rPr>
-              <w:t>8.8 Sécurité des médias des procédures d'urgence</w:t>
+              <w:t xml:space="preserve">8.8 Sécurité des médias des procédures d'urgence</w:t>
             </w:r>
             <w:r>
               <w:rPr>
@@ -4542,7 +5176,7 @@
               <w:fldChar w:fldCharType="begin"/>
               <w:instrText xml:space="preserve"> PAGEREF _Toc235786720 \h </w:instrText>
               <w:fldChar w:fldCharType="separate"/>
-              <w:t>30</w:t>
+              <w:t>39</w:t>
               <w:fldChar w:fldCharType="end"/>
             </w:r>
           </w:hyperlink>
@@ -4563,7 +5197,7 @@
                 <w:rStyle w:val="Lienhypertexte"/>
                 <w:noProof/>
               </w:rPr>
-              <w:t>9. Exploitation, maintenance et évolutivité</w:t>
+              <w:t xml:space="preserve">9. Exploitation, maintenance et évolutivité</w:t>
             </w:r>
             <w:r>
               <w:rPr>
@@ -4573,7 +5207,7 @@
               <w:fldChar w:fldCharType="begin"/>
               <w:instrText xml:space="preserve"> PAGEREF _Toc235786721 \h </w:instrText>
               <w:fldChar w:fldCharType="separate"/>
-              <w:t>32</w:t>
+              <w:t>40</w:t>
               <w:fldChar w:fldCharType="end"/>
             </w:r>
           </w:hyperlink>
@@ -4594,7 +5228,7 @@
                 <w:rStyle w:val="Lienhypertexte"/>
                 <w:noProof/>
               </w:rPr>
-              <w:t>9.1 Exploitation courante — le lanceur unifié</w:t>
+              <w:t xml:space="preserve">9.1 Exploitation courante — le lanceur unifié</w:t>
             </w:r>
             <w:r>
               <w:rPr>
@@ -4604,7 +5238,7 @@
               <w:fldChar w:fldCharType="begin"/>
               <w:instrText xml:space="preserve"> PAGEREF _Toc235786722 \h </w:instrText>
               <w:fldChar w:fldCharType="separate"/>
-              <w:t>32</w:t>
+              <w:t>40</w:t>
               <w:fldChar w:fldCharType="end"/>
             </w:r>
           </w:hyperlink>
@@ -4625,7 +5259,7 @@
                 <w:rStyle w:val="Lienhypertexte"/>
                 <w:noProof/>
               </w:rPr>
-              <w:t>9.1.1 Commandes</w:t>
+              <w:t xml:space="preserve">9.1.1 Commandes</w:t>
             </w:r>
             <w:r>
               <w:rPr>
@@ -4635,7 +5269,7 @@
               <w:fldChar w:fldCharType="begin"/>
               <w:instrText xml:space="preserve"> PAGEREF _Toc235786723 \h </w:instrText>
               <w:fldChar w:fldCharType="separate"/>
-              <w:t>32</w:t>
+              <w:t>40</w:t>
               <w:fldChar w:fldCharType="end"/>
             </w:r>
           </w:hyperlink>
@@ -4656,7 +5290,7 @@
                 <w:rStyle w:val="Lienhypertexte"/>
                 <w:noProof/>
               </w:rPr>
-              <w:t>9.1.2 Mémorisation de l'adresse d'écoute</w:t>
+              <w:t xml:space="preserve">9.1.2 Mémorisation de l'adresse d'écoute</w:t>
             </w:r>
             <w:r>
               <w:rPr>
@@ -4666,7 +5300,7 @@
               <w:fldChar w:fldCharType="begin"/>
               <w:instrText xml:space="preserve"> PAGEREF _Toc235786724 \h </w:instrText>
               <w:fldChar w:fldCharType="separate"/>
-              <w:t>32</w:t>
+              <w:t>40</w:t>
               <w:fldChar w:fldCharType="end"/>
             </w:r>
           </w:hyperlink>
@@ -4687,7 +5321,7 @@
                 <w:rStyle w:val="Lienhypertexte"/>
                 <w:noProof/>
               </w:rPr>
-              <w:t>9.1.3 Démarrage automatique au boot</w:t>
+              <w:t xml:space="preserve">9.1.3 Démarrage automatique au boot</w:t>
             </w:r>
             <w:r>
               <w:rPr>
@@ -4697,7 +5331,7 @@
               <w:fldChar w:fldCharType="begin"/>
               <w:instrText xml:space="preserve"> PAGEREF _Toc235786725 \h </w:instrText>
               <w:fldChar w:fldCharType="separate"/>
-              <w:t>32</w:t>
+              <w:t>40</w:t>
               <w:fldChar w:fldCharType="end"/>
             </w:r>
           </w:hyperlink>
@@ -4718,7 +5352,7 @@
                 <w:rStyle w:val="Lienhypertexte"/>
                 <w:noProof/>
               </w:rPr>
-              <w:t>9.1.4 Diagnostic</w:t>
+              <w:t xml:space="preserve">9.1.4 Diagnostic</w:t>
             </w:r>
             <w:r>
               <w:rPr>
@@ -4728,7 +5362,7 @@
               <w:fldChar w:fldCharType="begin"/>
               <w:instrText xml:space="preserve"> PAGEREF _Toc235786726 \h </w:instrText>
               <w:fldChar w:fldCharType="separate"/>
-              <w:t>33</w:t>
+              <w:t>41</w:t>
               <w:fldChar w:fldCharType="end"/>
             </w:r>
           </w:hyperlink>
@@ -4749,7 +5383,7 @@
                 <w:rStyle w:val="Lienhypertexte"/>
                 <w:noProof/>
               </w:rPr>
-              <w:t>9.2 Installation et déploiement</w:t>
+              <w:t xml:space="preserve">9.2 Installation et déploiement</w:t>
             </w:r>
             <w:r>
               <w:rPr>
@@ -4759,7 +5393,7 @@
               <w:fldChar w:fldCharType="begin"/>
               <w:instrText xml:space="preserve"> PAGEREF _Toc235786727 \h </w:instrText>
               <w:fldChar w:fldCharType="separate"/>
-              <w:t>33</w:t>
+              <w:t>41</w:t>
               <w:fldChar w:fldCharType="end"/>
             </w:r>
           </w:hyperlink>
@@ -4780,7 +5414,7 @@
                 <w:rStyle w:val="Lienhypertexte"/>
                 <w:noProof/>
               </w:rPr>
-              <w:t>9.3 Mises à jour et correctifs</w:t>
+              <w:t xml:space="preserve">9.3 Mises à jour et correctifs</w:t>
             </w:r>
             <w:r>
               <w:rPr>
@@ -4790,7 +5424,7 @@
               <w:fldChar w:fldCharType="begin"/>
               <w:instrText xml:space="preserve"> PAGEREF _Toc235786728 \h </w:instrText>
               <w:fldChar w:fldCharType="separate"/>
-              <w:t>33</w:t>
+              <w:t>42</w:t>
               <w:fldChar w:fldCharType="end"/>
             </w:r>
           </w:hyperlink>
@@ -4811,7 +5445,7 @@
                 <w:rStyle w:val="Lienhypertexte"/>
                 <w:noProof/>
               </w:rPr>
-              <w:t>9.4 Sauvegardes</w:t>
+              <w:t xml:space="preserve">9.4 Sauvegardes</w:t>
             </w:r>
             <w:r>
               <w:rPr>
@@ -4821,7 +5455,7 @@
               <w:fldChar w:fldCharType="begin"/>
               <w:instrText xml:space="preserve"> PAGEREF _Toc235786729 \h </w:instrText>
               <w:fldChar w:fldCharType="separate"/>
-              <w:t>34</w:t>
+              <w:t>43</w:t>
               <w:fldChar w:fldCharType="end"/>
             </w:r>
           </w:hyperlink>
@@ -4842,7 +5476,7 @@
                 <w:rStyle w:val="Lienhypertexte"/>
                 <w:noProof/>
               </w:rPr>
-              <w:t>9.5 Supervision et journaux</w:t>
+              <w:t xml:space="preserve">9.5 Supervision et journaux</w:t>
             </w:r>
             <w:r>
               <w:rPr>
@@ -4852,7 +5486,7 @@
               <w:fldChar w:fldCharType="begin"/>
               <w:instrText xml:space="preserve"> PAGEREF _Toc235786730 \h </w:instrText>
               <w:fldChar w:fldCharType="separate"/>
-              <w:t>34</w:t>
+              <w:t>43</w:t>
               <w:fldChar w:fldCharType="end"/>
             </w:r>
           </w:hyperlink>
@@ -4873,7 +5507,7 @@
                 <w:rStyle w:val="Lienhypertexte"/>
                 <w:noProof/>
               </w:rPr>
-              <w:t>9.6 Exploitation de l'assistant IA (si activé)</w:t>
+              <w:t xml:space="preserve">9.6 Exploitation de l'assistant IA (si activé)</w:t>
             </w:r>
             <w:r>
               <w:rPr>
@@ -4883,7 +5517,7 @@
               <w:fldChar w:fldCharType="begin"/>
               <w:instrText xml:space="preserve"> PAGEREF _Toc235786731 \h </w:instrText>
               <w:fldChar w:fldCharType="separate"/>
-              <w:t>35</w:t>
+              <w:t>44</w:t>
               <w:fldChar w:fldCharType="end"/>
             </w:r>
           </w:hyperlink>
@@ -4904,7 +5538,7 @@
                 <w:rStyle w:val="Lienhypertexte"/>
                 <w:noProof/>
               </w:rPr>
-              <w:t>9.7 Codes d'erreur du lanceur</w:t>
+              <w:t xml:space="preserve">9.7 Codes d'erreur du lanceur</w:t>
             </w:r>
             <w:r>
               <w:rPr>
@@ -4914,7 +5548,7 @@
               <w:fldChar w:fldCharType="begin"/>
               <w:instrText xml:space="preserve"> PAGEREF _Toc235786732 \h </w:instrText>
               <w:fldChar w:fldCharType="separate"/>
-              <w:t>35</w:t>
+              <w:t>44</w:t>
               <w:fldChar w:fldCharType="end"/>
             </w:r>
           </w:hyperlink>
@@ -4935,7 +5569,7 @@
                 <w:rStyle w:val="Lienhypertexte"/>
                 <w:noProof/>
               </w:rPr>
-              <w:t>9.8 Évolutivité fonctionnelle</w:t>
+              <w:t xml:space="preserve">9.8 Évolutivité fonctionnelle</w:t>
             </w:r>
             <w:r>
               <w:rPr>
@@ -4945,7 +5579,7 @@
               <w:fldChar w:fldCharType="begin"/>
               <w:instrText xml:space="preserve"> PAGEREF _Toc235786733 \h </w:instrText>
               <w:fldChar w:fldCharType="separate"/>
-              <w:t>36</w:t>
+              <w:t>45</w:t>
               <w:fldChar w:fldCharType="end"/>
             </w:r>
           </w:hyperlink>
@@ -4966,7 +5600,7 @@
                 <w:rStyle w:val="Lienhypertexte"/>
                 <w:noProof/>
               </w:rPr>
-              <w:t>10. Contraintes techniques</w:t>
+              <w:t xml:space="preserve">10. Contraintes techniques</w:t>
             </w:r>
             <w:r>
               <w:rPr>
@@ -4976,7 +5610,7 @@
               <w:fldChar w:fldCharType="begin"/>
               <w:instrText xml:space="preserve"> PAGEREF _Toc235786734 \h </w:instrText>
               <w:fldChar w:fldCharType="separate"/>
-              <w:t>37</w:t>
+              <w:t>46</w:t>
               <w:fldChar w:fldCharType="end"/>
             </w:r>
           </w:hyperlink>
@@ -4997,7 +5631,7 @@
                 <w:rStyle w:val="Lienhypertexte"/>
                 <w:noProof/>
               </w:rPr>
-              <w:t>10.1 Contraintes de plateforme serveur</w:t>
+              <w:t xml:space="preserve">10.1 Contraintes de plateforme serveur</w:t>
             </w:r>
             <w:r>
               <w:rPr>
@@ -5007,7 +5641,7 @@
               <w:fldChar w:fldCharType="begin"/>
               <w:instrText xml:space="preserve"> PAGEREF _Toc235786735 \h </w:instrText>
               <w:fldChar w:fldCharType="separate"/>
-              <w:t>37</w:t>
+              <w:t>46</w:t>
               <w:fldChar w:fldCharType="end"/>
             </w:r>
           </w:hyperlink>
@@ -5028,7 +5662,7 @@
                 <w:rStyle w:val="Lienhypertexte"/>
                 <w:noProof/>
               </w:rPr>
-              <w:t>10.2 Contraintes côté client</w:t>
+              <w:t xml:space="preserve">10.2 Contraintes côté client</w:t>
             </w:r>
             <w:r>
               <w:rPr>
@@ -5038,7 +5672,7 @@
               <w:fldChar w:fldCharType="begin"/>
               <w:instrText xml:space="preserve"> PAGEREF _Toc235786736 \h </w:instrText>
               <w:fldChar w:fldCharType="separate"/>
-              <w:t>37</w:t>
+              <w:t>46</w:t>
               <w:fldChar w:fldCharType="end"/>
             </w:r>
           </w:hyperlink>
@@ -5059,7 +5693,7 @@
                 <w:rStyle w:val="Lienhypertexte"/>
                 <w:noProof/>
               </w:rPr>
-              <w:t>10.3 Normes et standards applicables</w:t>
+              <w:t xml:space="preserve">10.3 Normes et standards applicables</w:t>
             </w:r>
             <w:r>
               <w:rPr>
@@ -5069,7 +5703,7 @@
               <w:fldChar w:fldCharType="begin"/>
               <w:instrText xml:space="preserve"> PAGEREF _Toc235786737 \h </w:instrText>
               <w:fldChar w:fldCharType="separate"/>
-              <w:t>37</w:t>
+              <w:t>46</w:t>
               <w:fldChar w:fldCharType="end"/>
             </w:r>
           </w:hyperlink>
@@ -5090,7 +5724,7 @@
                 <w:rStyle w:val="Lienhypertexte"/>
                 <w:noProof/>
               </w:rPr>
-              <w:t>10.4 Dépendances tierces et chaîne d’approvisionnement</w:t>
+              <w:t xml:space="preserve">10.4 Dépendances tierces et chaîne d’approvisionnement</w:t>
             </w:r>
             <w:r>
               <w:rPr>
@@ -5100,7 +5734,7 @@
               <w:fldChar w:fldCharType="begin"/>
               <w:instrText xml:space="preserve"> PAGEREF _Toc235786738 \h </w:instrText>
               <w:fldChar w:fldCharType="separate"/>
-              <w:t>38</w:t>
+              <w:t>47</w:t>
               <w:fldChar w:fldCharType="end"/>
             </w:r>
           </w:hyperlink>
@@ -5121,7 +5755,7 @@
                 <w:rStyle w:val="Lienhypertexte"/>
                 <w:noProof/>
               </w:rPr>
-              <w:t>10.5 Limites connues et points d’attention</w:t>
+              <w:t xml:space="preserve">10.5 Limites connues et points d’attention</w:t>
             </w:r>
             <w:r>
               <w:rPr>
@@ -5131,7 +5765,7 @@
               <w:fldChar w:fldCharType="begin"/>
               <w:instrText xml:space="preserve"> PAGEREF _Toc235786739 \h </w:instrText>
               <w:fldChar w:fldCharType="separate"/>
-              <w:t>38</w:t>
+              <w:t>47</w:t>
               <w:fldChar w:fldCharType="end"/>
             </w:r>
           </w:hyperlink>
@@ -5152,7 +5786,7 @@
                 <w:rStyle w:val="Lienhypertexte"/>
                 <w:noProof/>
               </w:rPr>
-              <w:t>11. Annexes</w:t>
+              <w:t xml:space="preserve">11. Annexes</w:t>
             </w:r>
             <w:r>
               <w:rPr>
@@ -5162,7 +5796,7 @@
               <w:fldChar w:fldCharType="begin"/>
               <w:instrText xml:space="preserve"> PAGEREF _Toc235786740 \h </w:instrText>
               <w:fldChar w:fldCharType="separate"/>
-              <w:t>39</w:t>
+              <w:t>48</w:t>
               <w:fldChar w:fldCharType="end"/>
             </w:r>
           </w:hyperlink>
@@ -5183,7 +5817,7 @@
                 <w:rStyle w:val="Lienhypertexte"/>
                 <w:noProof/>
               </w:rPr>
-              <w:t>11.1 Glossaire</w:t>
+              <w:t xml:space="preserve">11.1 Glossaire</w:t>
             </w:r>
             <w:r>
               <w:rPr>
@@ -5193,7 +5827,7 @@
               <w:fldChar w:fldCharType="begin"/>
               <w:instrText xml:space="preserve"> PAGEREF _Toc235786741 \h </w:instrText>
               <w:fldChar w:fldCharType="separate"/>
-              <w:t>39</w:t>
+              <w:t>48</w:t>
               <w:fldChar w:fldCharType="end"/>
             </w:r>
           </w:hyperlink>
@@ -5214,7 +5848,7 @@
                 <w:rStyle w:val="Lienhypertexte"/>
                 <w:noProof/>
               </w:rPr>
-              <w:t>11.2 Arborescence du projet</w:t>
+              <w:t xml:space="preserve">11.2 Arborescence du projet</w:t>
             </w:r>
             <w:r>
               <w:rPr>
@@ -5224,7 +5858,7 @@
               <w:fldChar w:fldCharType="begin"/>
               <w:instrText xml:space="preserve"> PAGEREF _Toc235786742 \h </w:instrText>
               <w:fldChar w:fldCharType="separate"/>
-              <w:t>39</w:t>
+              <w:t>48</w:t>
               <w:fldChar w:fldCharType="end"/>
             </w:r>
           </w:hyperlink>
@@ -5245,7 +5879,7 @@
                 <w:rStyle w:val="Lienhypertexte"/>
                 <w:noProof/>
               </w:rPr>
-              <w:t>11.3 Récapitulatif des chemins et fichiers clés</w:t>
+              <w:t xml:space="preserve">11.3 Récapitulatif des chemins et fichiers clés</w:t>
             </w:r>
             <w:r>
               <w:rPr>
@@ -5255,7 +5889,7 @@
               <w:fldChar w:fldCharType="begin"/>
               <w:instrText xml:space="preserve"> PAGEREF _Toc235786743 \h </w:instrText>
               <w:fldChar w:fldCharType="separate"/>
-              <w:t>40</w:t>
+              <w:t>50</w:t>
               <w:fldChar w:fldCharType="end"/>
             </w:r>
           </w:hyperlink>
@@ -5276,7 +5910,7 @@
                 <w:rStyle w:val="Lienhypertexte"/>
                 <w:noProof/>
               </w:rPr>
-              <w:t>11.4 Points ouverts à compléter par l’exploitant</w:t>
+              <w:t xml:space="preserve">11.4 Points ouverts à compléter par l’exploitant</w:t>
             </w:r>
             <w:r>
               <w:rPr>
@@ -5286,15 +5920,10 @@
               <w:fldChar w:fldCharType="begin"/>
               <w:instrText xml:space="preserve"> PAGEREF _Toc235786744 \h </w:instrText>
               <w:fldChar w:fldCharType="separate"/>
-              <w:t>40</w:t>
+              <w:t>50</w:t>
               <w:fldChar w:fldCharType="end"/>
             </w:r>
           </w:hyperlink>
-        </w:p>
-        <w:p>
-          <w:pPr>
-            <w:pStyle w:val="Corpsdetexte"/>
-          </w:pPr>
           <w:r>
             <w:fldChar w:fldCharType="end"/>
           </w:r>
@@ -5376,6 +6005,9 @@
         <w:gridCol w:w="9638"/>
       </w:tblGrid>
       <w:tr>
+        <w:trPr>
+          <w:cantSplit/>
+        </w:trPr>
         <w:tc>
           <w:tcPr>
             <w:tcW w:w="9638" w:type="dxa"/>
@@ -5422,7 +6054,7 @@
                 <w:sz w:val="19"/>
                 <w:szCs w:val="19"/>
               </w:rPr>
-              <w:t xml:space="preserve">assistant conversationnel avec appel d'outils (tool calling), interrogeant les données du tenant sous contrôle d'accès. Fournisseur distant (Anthropic, OpenAI, Mistral) ou moteur local (Ollama, LM Studio) sans sortie de données.</w:t>
+              <w:t xml:space="preserve">assistant conversationnel avec appel d'outils (tool calling), interrogeant les données du tenant sous contrôle d'accès. Fournisseur distant (Anthropic, OpenAI, Mistral, Google Gemini) ou moteur local (Ollama, LM Studio) sans sortie de données.</w:t>
             </w:r>
           </w:p>
           <w:p>
@@ -5731,6 +6363,9 @@
         <w:gridCol w:w="9638"/>
       </w:tblGrid>
       <w:tr>
+        <w:trPr>
+          <w:cantSplit/>
+        </w:trPr>
         <w:tc>
           <w:tcPr>
             <w:tcW w:w="9638" w:type="dxa"/>
@@ -6850,7 +7485,7 @@
                 <w:sz w:val="18"/>
                 <w:szCs w:val="18"/>
               </w:rPr>
-              <w:t xml:space="preserve">Let's Encrypt (Certbot)</w:t>
+              <w:t xml:space="preserve">Let's Encrypt (Certbot) — optionnel</w:t>
             </w:r>
           </w:p>
         </w:tc>
@@ -6898,7 +7533,7 @@
                 <w:sz w:val="18"/>
                 <w:szCs w:val="18"/>
               </w:rPr>
-              <w:t>Certificats X.509, renouvellement automatique.</w:t>
+              <w:t xml:space="preserve">Certificats X.509. Certbot (renouvellement automatique) est une option : certificat existant ou TLS terminé en amont acceptés (§9.2).</w:t>
             </w:r>
           </w:p>
         </w:tc>
@@ -7019,6 +7654,9 @@
         <w:gridCol w:w="9638"/>
       </w:tblGrid>
       <w:tr>
+        <w:trPr>
+          <w:cantSplit/>
+        </w:trPr>
         <w:tc>
           <w:tcPr>
             <w:tcW w:w="9638" w:type="dxa"/>
@@ -7563,7 +8201,7 @@
         <w:spacing w:after="120" w:line="264" w:lineRule="auto"/>
       </w:pPr>
       <w:r>
-        <w:t>Chaque domaine fonctionnel est porté par un fichier de route sous api/routes/, déclenché par le paramètre ?action= et dispatché par api/index.php. L'application compte 21 modules de route :</w:t>
+        <w:t>Chaque domaine fonctionnel est porté par un fichier de route sous api/routes/, déclenché par le paramètre ?action= et dispatché par api/index.php. L'application compte 23 modules de route :</w:t>
       </w:r>
     </w:p>
     <w:tbl>
@@ -8686,6 +9324,63 @@
                 <w:szCs w:val="18"/>
               </w:rPr>
               <w:t>Annuaire cartographié : consultation en lecture seule des points-personnes rattachés à un plan d'étage, avec consentement individuel au partage.</w:t>
+            </w:r>
+          </w:p>
+        </w:tc>
+      </w:tr>
+      <w:tr>
+        <w:tc>
+          <w:tcPr>
+            <w:tcW w:type="dxa" w:w="2120"/>
+          </w:tcPr>
+          <w:p>
+            <w:pPr/>
+            <w:r/>
+            <w:r>
+              <w:rPr>
+                <w:rFonts w:ascii="Consolas" w:hAnsi="Consolas"/>
+                <w:sz w:val="18"/>
+              </w:rPr>
+              <w:t>extensions.php</w:t>
+            </w:r>
+          </w:p>
+        </w:tc>
+        <w:tc>
+          <w:tcPr>
+            <w:tcW w:type="dxa" w:w="7518"/>
+          </w:tcPr>
+          <w:p>
+            <w:pPr/>
+            <w:r/>
+            <w:r>
+              <w:rPr>
+                <w:sz w:val="18"/>
+              </w:rPr>
+              <w:t>Extensions fonctionnelles : installation, activation, désactivation, données et ancrages des modules déclaratifs (.larka).</w:t>
+            </w:r>
+          </w:p>
+        </w:tc>
+      </w:tr>
+      <w:tr>
+        <w:tc>
+          <w:tcPr>
+            <w:tcW w:type="dxa" w:w="2120"/>
+          </w:tcPr>
+          <w:p>
+            <w:pPr/>
+            <w:r>
+              <w:t>thematiques.php</w:t>
+            </w:r>
+          </w:p>
+        </w:tc>
+        <w:tc>
+          <w:tcPr>
+            <w:tcW w:type="dxa" w:w="7518"/>
+          </w:tcPr>
+          <w:p>
+            <w:pPr/>
+            <w:r>
+              <w:t>Extensions thématiques : installation et gestion des paquets de personnalisation visuelle et linguistique (.larka_thematique).</w:t>
             </w:r>
           </w:p>
         </w:tc>
@@ -9478,6 +10173,39 @@
           </w:p>
         </w:tc>
       </w:tr>
+      <w:tr>
+        <w:tc>
+          <w:tcPr>
+            <w:tcW w:type="dxa" w:w="2505"/>
+          </w:tcPr>
+          <w:p>
+            <w:pPr/>
+            <w:r/>
+            <w:r>
+              <w:rPr>
+                <w:rFonts w:ascii="Consolas" w:hAnsi="Consolas"/>
+                <w:sz w:val="18"/>
+              </w:rPr>
+              <w:t>api/extensions/</w:t>
+            </w:r>
+          </w:p>
+        </w:tc>
+        <w:tc>
+          <w:tcPr>
+            <w:tcW w:type="dxa" w:w="7133"/>
+          </w:tcPr>
+          <w:p>
+            <w:pPr/>
+            <w:r/>
+            <w:r>
+              <w:rPr>
+                <w:sz w:val="18"/>
+              </w:rPr>
+              <w:t>Système d'extensions déclaratives : registre, capacités, manifeste, validation de schéma, moteur d'expressions et de conditions, et couche de sécurité (Security API).</w:t>
+            </w:r>
+          </w:p>
+        </w:tc>
+      </w:tr>
     </w:tbl>
     <w:p>
       <w:pPr>
@@ -9500,6 +10228,9 @@
         <w:gridCol w:w="9638"/>
       </w:tblGrid>
       <w:tr>
+        <w:trPr>
+          <w:cantSplit/>
+        </w:trPr>
         <w:tc>
           <w:tcPr>
             <w:tcW w:w="9638" w:type="dxa"/>
@@ -9558,7 +10289,7 @@
         <w:spacing w:after="120" w:line="264" w:lineRule="auto"/>
       </w:pPr>
       <w:r>
-        <w:t>Le frontend est organisé en cœur applicatif (toujours chargé) et en modules de page (chargés à la demande) : 31 modules de page et 13 modules de filtres.</w:t>
+        <w:t>Le frontend est organisé en cœur applicatif (toujours chargé) et en modules de page (chargés à la demande) : 32 modules de page et 13 modules de filtres.</w:t>
       </w:r>
     </w:p>
     <w:p>
@@ -10265,7 +10996,7 @@
         <w:spacing w:after="120" w:line="264" w:lineRule="auto"/>
       </w:pPr>
       <w:r>
-        <w:t xml:space="preserve">Trente-et-un modules sous js/pages/ couvrent le tableau de bord, les demandes, interventions, biens, équipements, stock, contrats, énergie (5 sous-modules), mobilité, plans, archives, documents, annuaire, urgences, scan, inventaire agent, gestion du matériel, Légifrance, Chorus Pro, configuration, utilisateurs, historique et super-administration. Treize modules de filtres avancés sous js/filtres/ s'appuient sur un moteur commun (filtres-engine.js). Le chargeur garantit l'ordre des dépendances et évite tout double chargement.</w:t>
+        <w:t>Trente-deux modules sous js/pages/ couvrent le tableau de bord, les demandes, interventions, biens, équipements, stock, contrats, énergie (5 sous-modules), mobilité, plans, archives, documents, annuaire, urgences, scan, inventaire agent, gestion du matériel, Légifrance, Chorus Pro, extensions, configuration, utilisateurs, historique et super-administration. Treize modules de filtres avancés sous js/filtres/ s'appuient sur un moteur commun (filtres-engine.js). Le chargeur garantit l'ordre des dépendances et évite tout double chargement.</w:t>
       </w:r>
     </w:p>
     <w:p>
@@ -10468,7 +11199,7 @@
                 <w:sz w:val="18"/>
                 <w:szCs w:val="18"/>
               </w:rPr>
-              <w:t xml:space="preserve">Service Worker version 1.0.0 : réception et affichage des notifications push ; compatible iOS PWA 16.4+, Android et poste de travail.</w:t>
+              <w:t xml:space="preserve">Service Worker (version 2.0.0) : réception et affichage des notifications push ; compatible iOS PWA 16.4+, Android et poste de travail.</w:t>
             </w:r>
           </w:p>
         </w:tc>
@@ -10544,7 +11275,7 @@
                 <w:sz w:val="18"/>
                 <w:szCs w:val="18"/>
               </w:rPr>
-              <w:t>apple-touch-icon.png</w:t>
+              <w:t xml:space="preserve">icon.png · icon-512.png · favicon.svg</w:t>
             </w:r>
           </w:p>
         </w:tc>
@@ -10568,7 +11299,7 @@
                 <w:sz w:val="18"/>
                 <w:szCs w:val="18"/>
               </w:rPr>
-              <w:t>Icône d'écran d'accueil iOS.</w:t>
+              <w:t xml:space="preserve">Marque Larka : favicon vectoriel (favicon.svg), écran d'accueil iOS et Android (icon.png 180 px, icon-512.png 512 px « maskable »), notifications push. L'ancienne adresse /apple-touch-icon.png reste servie (redirection vers icon.png) pour les appareils qui la demandent d'office.</w:t>
             </w:r>
           </w:p>
         </w:tc>
@@ -10578,6 +11309,2749 @@
       <w:r>
         <w:br w:type="page"/>
       </w:r>
+    </w:p>
+    <w:p>
+      <w:pPr>
+        <w:pStyle w:val="Titre2"/>
+        <w:spacing w:before="280" w:after="140"/>
+      </w:pPr>
+      <w:bookmarkStart w:id="105" w:name="_Toc235786900"/>
+      <w:r>
+        <w:t>2.7 Système d’extensions déclaratives</w:t>
+      </w:r>
+      <w:bookmarkEnd w:id="105"/>
+    </w:p>
+    <w:p>
+      <w:pPr>
+        <w:pStyle w:val="Corpsdetexte"/>
+      </w:pPr>
+      <w:r>
+        <w:t xml:space="preserve">Larka intègre un système d’extensions qui permet d’enrichir l’application par des modules complémentaires sans modifier le code source du cœur. La version actuelle de l’API d’extensions est 1.</w:t>
+      </w:r>
+    </w:p>
+    <w:p>
+      <w:pPr>
+        <w:pStyle w:val="Corpsdetexte"/>
+      </w:pPr>
+      <w:r>
+        <w:t xml:space="preserve">Le système repose sur un principe fondamental : les modules ne contiennent aucun code exécutable. Ils décrivent en JSON les tables, les champs, les écrans et les ancrages qu’ils ajoutent, et c’est Larka qui les interprète avec son propre code. Ce choix d’architecture (format déclaratif) élimine les risques classiques liés aux greffons tiers : injection, exécution arbitraire, accès mémoire non contrôlé.</w:t>
+      </w:r>
+    </w:p>
+    <w:tbl>
+      <w:tblPr>
+        <w:tblW w:w="9638" w:type="dxa"/>
+        <w:tblLayout w:type="fixed"/>
+        <w:tblCellMar>
+          <w:top w:w="110" w:type="dxa"/>
+          <w:left w:w="160" w:type="dxa"/>
+          <w:bottom w:w="110" w:type="dxa"/>
+          <w:right w:w="140" w:type="dxa"/>
+        </w:tblCellMar>
+        <w:tblLook w:val="04A0" w:firstRow="1" w:lastRow="0" w:firstColumn="1" w:lastColumn="0" w:noHBand="0" w:noVBand="1"/>
+      </w:tblPr>
+      <w:tblGrid>
+        <w:gridCol w:w="9638"/>
+      </w:tblGrid>
+      <w:tr>
+        <w:trPr>
+          <w:cantSplit/>
+        </w:trPr>
+        <w:tc>
+          <w:tcPr>
+            <w:tcW w:w="9638" w:type="dxa"/>
+            <w:tcBorders>
+              <w:top w:val="single" w:sz="2" w:space="0" w:color="EEF2F7"/>
+              <w:left w:val="single" w:sz="18" w:space="0" w:color="1F5FA8"/>
+              <w:bottom w:val="single" w:sz="2" w:space="0" w:color="EEF2F7"/>
+              <w:right w:val="single" w:sz="2" w:space="0" w:color="EEF2F7"/>
+            </w:tcBorders>
+            <w:shd w:val="clear" w:color="auto" w:fill="EEF2F7"/>
+          </w:tcPr>
+          <w:p>
+            <w:pPr>
+              <w:spacing w:before="60" w:after="80"/>
+            </w:pPr>
+            <w:r>
+              <w:rPr>
+                <w:b/>
+                <w:bCs/>
+                <w:color w:val="0A1628"/>
+                <w:sz w:val="19"/>
+                <w:szCs w:val="19"/>
+              </w:rPr>
+              <w:t>Principe de conception</w:t>
+            </w:r>
+          </w:p>
+          <w:p>
+            <w:pPr>
+              <w:spacing w:after="60" w:line="262" w:lineRule="auto"/>
+            </w:pPr>
+            <w:r>
+              <w:rPr>
+                <w:color w:val="2A2F36"/>
+                <w:sz w:val="19"/>
+                <w:szCs w:val="19"/>
+              </w:rPr>
+              <w:t xml:space="preserve">Un module déclaratif est à Larka ce qu’un fichier de configuration est à un programme : il décrit des réglages que le programme interprète, sans chemin d’exécution propre. Toute la surface d’attaque se réduit au périmètre du format.</w:t>
+            </w:r>
+          </w:p>
+        </w:tc>
+      </w:tr>
+    </w:tbl>
+    <w:p>
+      <w:pPr>
+        <w:pStyle w:val="Corpsdetexte"/>
+        <w:spacing w:before="0" w:after="80"/>
+      </w:pPr>
+    </w:p>
+    <w:p>
+      <w:pPr>
+        <w:pStyle w:val="Titre3"/>
+        <w:spacing w:before="220" w:after="120"/>
+      </w:pPr>
+      <w:bookmarkStart w:id="106" w:name="_Toc235786901"/>
+      <w:r>
+        <w:t>2.7.1 Formats de paquet</w:t>
+      </w:r>
+      <w:bookmarkEnd w:id="106"/>
+    </w:p>
+    <w:p>
+      <w:pPr>
+        <w:pStyle w:val="Corpsdetexte"/>
+      </w:pPr>
+      <w:r>
+        <w:t xml:space="preserve">Les extensions sont distribuées sous forme de fichiers d’archive :</w:t>
+      </w:r>
+    </w:p>
+    <w:tbl>
+      <w:tblPr>
+        <w:tblW w:w="9638" w:type="dxa"/>
+        <w:tblBorders>
+          <w:top w:val="single" w:sz="4" w:space="0" w:color="BCC5D3"/>
+          <w:left w:val="single" w:sz="4" w:space="0" w:color="BCC5D3"/>
+          <w:bottom w:val="single" w:sz="4" w:space="0" w:color="BCC5D3"/>
+          <w:right w:val="single" w:sz="4" w:space="0" w:color="BCC5D3"/>
+          <w:insideH w:val="single" w:sz="4" w:space="0" w:color="BCC5D3"/>
+          <w:insideV w:val="single" w:sz="4" w:space="0" w:color="BCC5D3"/>
+        </w:tblBorders>
+        <w:tblLayout w:type="fixed"/>
+        <w:tblCellMar>
+          <w:top w:w="60" w:type="dxa"/>
+          <w:left w:w="100" w:type="dxa"/>
+          <w:bottom w:w="60" w:type="dxa"/>
+          <w:right w:w="100" w:type="dxa"/>
+        </w:tblCellMar>
+        <w:tblLook w:val="04A0" w:firstRow="1" w:lastRow="0" w:firstColumn="1" w:lastColumn="0" w:noHBand="0" w:noVBand="1"/>
+      </w:tblPr>
+      <w:tblGrid>
+        <w:gridCol w:w="3200"/>
+        <w:gridCol w:w="6438"/>
+      </w:tblGrid>
+      <w:tr>
+        <w:tc>
+          <w:tcPr>
+            <w:tcW w:w="3200" w:type="dxa"/>
+            <w:shd w:val="clear" w:color="auto" w:fill="EEF2F7"/>
+          </w:tcPr>
+          <w:p>
+            <w:pPr>
+              <w:spacing w:after="40"/>
+            </w:pPr>
+            <w:r>
+              <w:rPr>
+                <w:b/>
+                <w:bCs/>
+                <w:sz w:val="19"/>
+                <w:szCs w:val="19"/>
+              </w:rPr>
+              <w:t>Extension</w:t>
+            </w:r>
+          </w:p>
+        </w:tc>
+        <w:tc>
+          <w:tcPr>
+            <w:tcW w:w="6438" w:type="dxa"/>
+            <w:shd w:val="clear" w:color="auto" w:fill="EEF2F7"/>
+          </w:tcPr>
+          <w:p>
+            <w:pPr>
+              <w:spacing w:after="40"/>
+            </w:pPr>
+            <w:r>
+              <w:rPr>
+                <w:b/>
+                <w:bCs/>
+                <w:sz w:val="19"/>
+                <w:szCs w:val="19"/>
+              </w:rPr>
+              <w:t>Contenu</w:t>
+            </w:r>
+          </w:p>
+        </w:tc>
+      </w:tr>
+      <w:tr>
+        <w:tc>
+          <w:tcPr>
+            <w:tcW w:w="3200" w:type="dxa"/>
+          </w:tcPr>
+          <w:p>
+            <w:pPr>
+              <w:spacing w:after="40"/>
+            </w:pPr>
+            <w:r>
+              <w:rPr>
+                <w:sz w:val="19"/>
+                <w:szCs w:val="19"/>
+              </w:rPr>
+              <w:t xml:space="preserve">.larka</w:t>
+            </w:r>
+          </w:p>
+        </w:tc>
+        <w:tc>
+          <w:tcPr>
+            <w:tcW w:w="6438" w:type="dxa"/>
+          </w:tcPr>
+          <w:p>
+            <w:pPr>
+              <w:spacing w:after="40"/>
+            </w:pPr>
+            <w:r>
+              <w:rPr>
+                <w:sz w:val="19"/>
+                <w:szCs w:val="19"/>
+              </w:rPr>
+              <w:t xml:space="preserve">Module fonctionnel : tables, champs, écrans, ancrages, variables, données initiales, fichiers.</w:t>
+            </w:r>
+          </w:p>
+        </w:tc>
+      </w:tr>
+      <w:tr>
+        <w:tc>
+          <w:tcPr>
+            <w:tcW w:w="3200" w:type="dxa"/>
+          </w:tcPr>
+          <w:p>
+            <w:pPr>
+              <w:spacing w:after="40"/>
+            </w:pPr>
+            <w:r>
+              <w:rPr>
+                <w:sz w:val="19"/>
+                <w:szCs w:val="19"/>
+              </w:rPr>
+              <w:t xml:space="preserve">.larka_thematique</w:t>
+            </w:r>
+          </w:p>
+        </w:tc>
+        <w:tc>
+          <w:tcPr>
+            <w:tcW w:w="6438" w:type="dxa"/>
+          </w:tcPr>
+          <w:p>
+            <w:pPr>
+              <w:spacing w:after="40"/>
+            </w:pPr>
+            <w:r>
+              <w:rPr>
+                <w:sz w:val="19"/>
+                <w:szCs w:val="19"/>
+              </w:rPr>
+              <w:t xml:space="preserve">Module de personnalisation : thème visuel, traductions, vocabulaire métier.</w:t>
+            </w:r>
+          </w:p>
+        </w:tc>
+      </w:tr>
+    </w:tbl>
+    <w:p>
+      <w:pPr>
+        <w:pStyle w:val="Corpsdetexte"/>
+        <w:spacing w:before="0" w:after="80"/>
+      </w:pPr>
+    </w:p>
+    <w:p>
+      <w:pPr>
+        <w:pStyle w:val="Corpsdetexte"/>
+      </w:pPr>
+      <w:r>
+        <w:t xml:space="preserve">Un fichier .larka est une archive ZIP renommée contenant le manifeste JSON (</w:t>
+      </w:r>
+      <w:r>
+        <w:rPr>
+          <w:rFonts w:ascii="Consolas" w:eastAsia="Consolas" w:hAnsi="Consolas" w:cs="Consolas"/>
+          <w:sz w:val="19"/>
+          <w:szCs w:val="19"/>
+        </w:rPr>
+        <w:t xml:space="preserve">extension.json</w:t>
+      </w:r>
+      <w:r>
+        <w:t xml:space="preserve">) et, éventuellement, des fragments de déclaration (</w:t>
+      </w:r>
+      <w:r>
+        <w:rPr>
+          <w:rFonts w:ascii="Consolas" w:eastAsia="Consolas" w:hAnsi="Consolas" w:cs="Consolas"/>
+          <w:sz w:val="19"/>
+          <w:szCs w:val="19"/>
+        </w:rPr>
+        <w:t xml:space="preserve">parties/*.json</w:t>
+      </w:r>
+      <w:r>
+        <w:t xml:space="preserve">), des images (</w:t>
+      </w:r>
+      <w:r>
+        <w:rPr>
+          <w:rFonts w:ascii="Consolas" w:eastAsia="Consolas" w:hAnsi="Consolas" w:cs="Consolas"/>
+          <w:sz w:val="19"/>
+          <w:szCs w:val="19"/>
+        </w:rPr>
+        <w:t xml:space="preserve">assets/</w:t>
+      </w:r>
+      <w:r>
+        <w:t xml:space="preserve">), un </w:t>
+      </w:r>
+      <w:r>
+        <w:rPr>
+          <w:rFonts w:ascii="Consolas" w:eastAsia="Consolas" w:hAnsi="Consolas" w:cs="Consolas"/>
+          <w:sz w:val="19"/>
+          <w:szCs w:val="19"/>
+        </w:rPr>
+        <w:t xml:space="preserve">README.md</w:t>
+      </w:r>
+      <w:r>
+        <w:t xml:space="preserve">, une </w:t>
+      </w:r>
+      <w:r>
+        <w:rPr>
+          <w:rFonts w:ascii="Consolas" w:eastAsia="Consolas" w:hAnsi="Consolas" w:cs="Consolas"/>
+          <w:sz w:val="19"/>
+          <w:szCs w:val="19"/>
+        </w:rPr>
+        <w:t xml:space="preserve">LICENSE</w:t>
+      </w:r>
+      <w:r>
+        <w:t xml:space="preserve"> et une </w:t>
+      </w:r>
+      <w:r>
+        <w:rPr>
+          <w:rFonts w:ascii="Consolas" w:eastAsia="Consolas" w:hAnsi="Consolas" w:cs="Consolas"/>
+          <w:sz w:val="19"/>
+          <w:szCs w:val="19"/>
+        </w:rPr>
+        <w:t xml:space="preserve">SIGNATURE</w:t>
+      </w:r>
+      <w:r>
+        <w:t xml:space="preserve">. Tout autre chemin est refusé dès l'entrée du paquet. L'extension PHP zip est requise sur le serveur pour l'import.</w:t>
+      </w:r>
+    </w:p>
+    <w:p>
+      <w:pPr>
+        <w:spacing w:after="120" w:line="264" w:lineRule="auto"/>
+      </w:pPr>
+      <w:r>
+        <w:rPr>
+          <w:b/>
+          <w:bCs/>
+        </w:rPr>
+        <w:t xml:space="preserve">Déclaration en plusieurs fichiers JSON.</w:t>
+      </w:r>
+      <w:r>
+        <w:t xml:space="preserve"> Un module n'est pas tenu de tout décrire dans un seul fichier : l'objet </w:t>
+      </w:r>
+      <w:r>
+        <w:rPr>
+          <w:rFonts w:ascii="Consolas" w:eastAsia="Consolas" w:hAnsi="Consolas" w:cs="Consolas"/>
+          <w:sz w:val="19"/>
+          <w:szCs w:val="19"/>
+        </w:rPr>
+        <w:t xml:space="preserve">{ "$ref": "parties/&lt;nom&gt;.json" }</w:t>
+      </w:r>
+      <w:r>
+        <w:t xml:space="preserve"> est remplacé par le contenu du fichier désigné, placé dans le dossier </w:t>
+      </w:r>
+      <w:r>
+        <w:rPr>
+          <w:rFonts w:ascii="Consolas" w:eastAsia="Consolas" w:hAnsi="Consolas" w:cs="Consolas"/>
+          <w:sz w:val="19"/>
+          <w:szCs w:val="19"/>
+        </w:rPr>
+        <w:t xml:space="preserve">parties/</w:t>
+      </w:r>
+      <w:r>
+        <w:t xml:space="preserve"> du paquet (un seul niveau, nom borné). Les clés posées à côté du </w:t>
+      </w:r>
+      <w:r>
+        <w:rPr>
+          <w:rFonts w:ascii="Consolas" w:eastAsia="Consolas" w:hAnsi="Consolas" w:cs="Consolas"/>
+          <w:sz w:val="19"/>
+          <w:szCs w:val="19"/>
+        </w:rPr>
+        <w:t xml:space="preserve">$ref</w:t>
+      </w:r>
+      <w:r>
+        <w:t xml:space="preserve"> surchargent le contenu référencé (surcharge de surface, sans fusion profonde). La résolution a lieu à la lecture, avant toute validation (ExtReferences, </w:t>
+      </w:r>
+      <w:r>
+        <w:rPr>
+          <w:rFonts w:ascii="Consolas" w:eastAsia="Consolas" w:hAnsi="Consolas" w:cs="Consolas"/>
+          <w:sz w:val="19"/>
+          <w:szCs w:val="19"/>
+        </w:rPr>
+        <w:t xml:space="preserve">api/extensions/References.php</w:t>
+      </w:r>
+      <w:r>
+        <w:t xml:space="preserve">) : ce qui est validé, stocké et exécuté est un bloc unique, sans référence résiduelle. Bornes : 8 niveaux d'imbrication, 400 inclusions, 4 Mo par partie, cycles refusés. Exemple livré : </w:t>
+      </w:r>
+      <w:r>
+        <w:rPr>
+          <w:rFonts w:ascii="Consolas" w:eastAsia="Consolas" w:hAnsi="Consolas" w:cs="Consolas"/>
+          <w:sz w:val="19"/>
+          <w:szCs w:val="19"/>
+        </w:rPr>
+        <w:t xml:space="preserve">larka.recharge</w:t>
+      </w:r>
+      <w:r>
+        <w:t xml:space="preserve"> (extension.json et huit fichiers sous parties/).</w:t>
+      </w:r>
+    </w:p>
+    <w:p>
+      <w:pPr>
+        <w:pStyle w:val="Titre3"/>
+        <w:spacing w:before="220" w:after="120"/>
+      </w:pPr>
+      <w:bookmarkStart w:id="107" w:name="_Toc235786902"/>
+      <w:r>
+        <w:t>2.7.2 Format déclaratif (declaratif/1)</w:t>
+      </w:r>
+      <w:bookmarkEnd w:id="107"/>
+    </w:p>
+    <w:p>
+      <w:pPr>
+        <w:pStyle w:val="Corpsdetexte"/>
+      </w:pPr>
+      <w:r>
+        <w:t xml:space="preserve">Le manifeste JSON déclare un champ format dont la seule valeur acceptée est « declaratif/1 ». Ce champ détermine le moteur de validation et d’exécution utilisé. La structure du manifeste comprend :</w:t>
+      </w:r>
+    </w:p>
+    <w:p>
+      <w:pPr>
+        <w:pStyle w:val="Paragraphedeliste"/>
+        <w:numPr>
+          <w:ilvl w:val="0"/>
+          <w:numId w:val="3"/>
+        </w:numPr>
+        <w:spacing w:before="20" w:after="80" w:line="264" w:lineRule="auto"/>
+      </w:pPr>
+      <w:r>
+        <w:rPr>
+          <w:b/>
+          <w:bCs/>
+        </w:rPr>
+        <w:t xml:space="preserve">Identité —</w:t>
+      </w:r>
+      <w:r>
+        <w:t xml:space="preserve"> </w:t>
+      </w:r>
+      <w:r>
+        <w:rPr>
+          <w:rFonts w:ascii="Consolas" w:eastAsia="Consolas" w:hAnsi="Consolas" w:cs="Consolas"/>
+          <w:sz w:val="19"/>
+          <w:szCs w:val="19"/>
+        </w:rPr>
+        <w:t xml:space="preserve">identifiant</w:t>
+      </w:r>
+      <w:r>
+        <w:t xml:space="preserve">, </w:t>
+      </w:r>
+      <w:r>
+        <w:rPr>
+          <w:rFonts w:ascii="Consolas" w:eastAsia="Consolas" w:hAnsi="Consolas" w:cs="Consolas"/>
+          <w:sz w:val="19"/>
+          <w:szCs w:val="19"/>
+        </w:rPr>
+        <w:t xml:space="preserve">format</w:t>
+      </w:r>
+      <w:r>
+        <w:t xml:space="preserve">, </w:t>
+      </w:r>
+      <w:r>
+        <w:rPr>
+          <w:rFonts w:ascii="Consolas" w:eastAsia="Consolas" w:hAnsi="Consolas" w:cs="Consolas"/>
+          <w:sz w:val="19"/>
+          <w:szCs w:val="19"/>
+        </w:rPr>
+        <w:t xml:space="preserve">nom</w:t>
+      </w:r>
+      <w:r>
+        <w:t xml:space="preserve">, </w:t>
+      </w:r>
+      <w:r>
+        <w:rPr>
+          <w:rFonts w:ascii="Consolas" w:eastAsia="Consolas" w:hAnsi="Consolas" w:cs="Consolas"/>
+          <w:sz w:val="19"/>
+          <w:szCs w:val="19"/>
+        </w:rPr>
+        <w:t xml:space="preserve">version</w:t>
+      </w:r>
+      <w:r>
+        <w:t xml:space="preserve">, </w:t>
+      </w:r>
+      <w:r>
+        <w:rPr>
+          <w:rFonts w:ascii="Consolas" w:eastAsia="Consolas" w:hAnsi="Consolas" w:cs="Consolas"/>
+          <w:sz w:val="19"/>
+          <w:szCs w:val="19"/>
+        </w:rPr>
+        <w:t xml:space="preserve">auteur</w:t>
+      </w:r>
+      <w:r>
+        <w:t xml:space="preserve">, </w:t>
+      </w:r>
+      <w:r>
+        <w:rPr>
+          <w:rFonts w:ascii="Consolas" w:eastAsia="Consolas" w:hAnsi="Consolas" w:cs="Consolas"/>
+          <w:sz w:val="19"/>
+          <w:szCs w:val="19"/>
+        </w:rPr>
+        <w:t xml:space="preserve">description</w:t>
+      </w:r>
+      <w:r>
+        <w:t xml:space="preserve">, et </w:t>
+      </w:r>
+      <w:r>
+        <w:rPr>
+          <w:rFonts w:ascii="Consolas" w:eastAsia="Consolas" w:hAnsi="Consolas" w:cs="Consolas"/>
+          <w:sz w:val="19"/>
+          <w:szCs w:val="19"/>
+        </w:rPr>
+        <w:t xml:space="preserve">api_min</w:t>
+      </w:r>
+      <w:r>
+        <w:t xml:space="preserve"> (version minimale de l'API d'extensions).</w:t>
+      </w:r>
+    </w:p>
+    <w:p>
+      <w:pPr>
+        <w:pStyle w:val="Paragraphedeliste"/>
+        <w:numPr>
+          <w:ilvl w:val="0"/>
+          <w:numId w:val="3"/>
+        </w:numPr>
+        <w:spacing w:before="20" w:after="80" w:line="264" w:lineRule="auto"/>
+      </w:pPr>
+      <w:r>
+        <w:rPr>
+          <w:b/>
+          <w:bCs/>
+        </w:rPr>
+        <w:t xml:space="preserve">donnees —</w:t>
+      </w:r>
+      <w:r>
+        <w:t xml:space="preserve"> les jeux de données du module (tables privées) : champs typés, contraintes, listes de choix.</w:t>
+      </w:r>
+    </w:p>
+    <w:p>
+      <w:pPr>
+        <w:pStyle w:val="Paragraphedeliste"/>
+        <w:numPr>
+          <w:ilvl w:val="0"/>
+          <w:numId w:val="3"/>
+        </w:numPr>
+        <w:spacing w:before="20" w:after="80" w:line="264" w:lineRule="auto"/>
+      </w:pPr>
+      <w:r>
+        <w:rPr>
+          <w:b/>
+          <w:bCs/>
+        </w:rPr>
+        <w:t xml:space="preserve">pages —</w:t>
+      </w:r>
+      <w:r>
+        <w:t xml:space="preserve"> les écrans : vues, colonnes, filtres, formulaires, mise en page déclarative (</w:t>
+      </w:r>
+      <w:r>
+        <w:rPr>
+          <w:rFonts w:ascii="Consolas" w:eastAsia="Consolas" w:hAnsi="Consolas" w:cs="Consolas"/>
+          <w:sz w:val="19"/>
+          <w:szCs w:val="19"/>
+        </w:rPr>
+        <w:t xml:space="preserve">layout</w:t>
+      </w:r>
+      <w:r>
+        <w:t xml:space="preserve">).</w:t>
+      </w:r>
+    </w:p>
+    <w:p>
+      <w:pPr>
+        <w:pStyle w:val="Paragraphedeliste"/>
+        <w:numPr>
+          <w:ilvl w:val="0"/>
+          <w:numId w:val="3"/>
+        </w:numPr>
+        <w:spacing w:before="20" w:after="80" w:line="264" w:lineRule="auto"/>
+      </w:pPr>
+      <w:r>
+        <w:rPr>
+          <w:b/>
+          <w:bCs/>
+        </w:rPr>
+        <w:t xml:space="preserve">ancrages —</w:t>
+      </w:r>
+      <w:r>
+        <w:t xml:space="preserve"> les insertions dans les écrans existants de Larka (voir § 2.7.6).</w:t>
+      </w:r>
+    </w:p>
+    <w:p>
+      <w:pPr>
+        <w:pStyle w:val="Paragraphedeliste"/>
+        <w:numPr>
+          <w:ilvl w:val="0"/>
+          <w:numId w:val="3"/>
+        </w:numPr>
+        <w:spacing w:before="20" w:after="80" w:line="264" w:lineRule="auto"/>
+      </w:pPr>
+      <w:r>
+        <w:rPr>
+          <w:b/>
+          <w:bCs/>
+        </w:rPr>
+        <w:t xml:space="preserve">fichiers —</w:t>
+      </w:r>
+      <w:r>
+        <w:t xml:space="preserve"> les dossiers de fichiers du module (fichiers livrés, dépôt par les utilisateurs).</w:t>
+      </w:r>
+    </w:p>
+    <w:p>
+      <w:pPr>
+        <w:pStyle w:val="Paragraphedeliste"/>
+        <w:numPr>
+          <w:ilvl w:val="0"/>
+          <w:numId w:val="3"/>
+        </w:numPr>
+        <w:spacing w:before="20" w:after="80" w:line="264" w:lineRule="auto"/>
+      </w:pPr>
+      <w:r>
+        <w:rPr>
+          <w:b/>
+          <w:bCs/>
+        </w:rPr>
+        <w:t xml:space="preserve">partage / calculs —</w:t>
+      </w:r>
+      <w:r>
+        <w:t xml:space="preserve"> ce que le module publie aux autres modules, et ce qu'il additionne chez eux.</w:t>
+      </w:r>
+    </w:p>
+    <w:p>
+      <w:pPr>
+        <w:pStyle w:val="Paragraphedeliste"/>
+        <w:numPr>
+          <w:ilvl w:val="0"/>
+          <w:numId w:val="3"/>
+        </w:numPr>
+        <w:spacing w:before="20" w:after="80" w:line="264" w:lineRule="auto"/>
+      </w:pPr>
+      <w:r>
+        <w:rPr>
+          <w:b/>
+          <w:bCs/>
+        </w:rPr>
+        <w:t xml:space="preserve">reglages —</w:t>
+      </w:r>
+      <w:r>
+        <w:t xml:space="preserve"> les réglages par organisation (valeurs par défaut, contraintes).</w:t>
+      </w:r>
+    </w:p>
+    <w:p>
+      <w:pPr>
+        <w:pStyle w:val="Paragraphedeliste"/>
+        <w:numPr>
+          <w:ilvl w:val="0"/>
+          <w:numId w:val="3"/>
+        </w:numPr>
+        <w:spacing w:before="20" w:after="80" w:line="264" w:lineRule="auto"/>
+      </w:pPr>
+      <w:r>
+        <w:rPr>
+          <w:b/>
+          <w:bCs/>
+        </w:rPr>
+        <w:t xml:space="preserve">langues —</w:t>
+      </w:r>
+      <w:r>
+        <w:t xml:space="preserve"> les traductions des libellés.</w:t>
+      </w:r>
+    </w:p>
+    <w:p>
+      <w:pPr>
+        <w:spacing w:after="120" w:line="264" w:lineRule="auto"/>
+      </w:pPr>
+      <w:r>
+        <w:t xml:space="preserve">Les clés </w:t>
+      </w:r>
+      <w:r>
+        <w:rPr>
+          <w:rFonts w:ascii="Consolas" w:eastAsia="Consolas" w:hAnsi="Consolas" w:cs="Consolas"/>
+          <w:sz w:val="19"/>
+          <w:szCs w:val="19"/>
+        </w:rPr>
+        <w:t xml:space="preserve">serveur</w:t>
+      </w:r>
+      <w:r>
+        <w:t xml:space="preserve">, </w:t>
+      </w:r>
+      <w:r>
+        <w:rPr>
+          <w:rFonts w:ascii="Consolas" w:eastAsia="Consolas" w:hAnsi="Consolas" w:cs="Consolas"/>
+          <w:sz w:val="19"/>
+          <w:szCs w:val="19"/>
+        </w:rPr>
+        <w:t xml:space="preserve">client</w:t>
+      </w:r>
+      <w:r>
+        <w:t xml:space="preserve">, </w:t>
+      </w:r>
+      <w:r>
+        <w:rPr>
+          <w:rFonts w:ascii="Consolas" w:eastAsia="Consolas" w:hAnsi="Consolas" w:cs="Consolas"/>
+          <w:sz w:val="19"/>
+          <w:szCs w:val="19"/>
+        </w:rPr>
+        <w:t xml:space="preserve">hooks</w:t>
+      </w:r>
+      <w:r>
+        <w:t xml:space="preserve"> et toute forme de sortie réseau (</w:t>
+      </w:r>
+      <w:r>
+        <w:rPr>
+          <w:rFonts w:ascii="Consolas" w:eastAsia="Consolas" w:hAnsi="Consolas" w:cs="Consolas"/>
+          <w:sz w:val="19"/>
+          <w:szCs w:val="19"/>
+        </w:rPr>
+        <w:t xml:space="preserve">webhooks</w:t>
+      </w:r>
+      <w:r>
+        <w:t xml:space="preserve">, </w:t>
+      </w:r>
+      <w:r>
+        <w:rPr>
+          <w:rFonts w:ascii="Consolas" w:eastAsia="Consolas" w:hAnsi="Consolas" w:cs="Consolas"/>
+          <w:sz w:val="19"/>
+          <w:szCs w:val="19"/>
+        </w:rPr>
+        <w:t xml:space="preserve">integrations</w:t>
+      </w:r>
+      <w:r>
+        <w:t xml:space="preserve">…) sont refusées : elles supposeraient du code. La description complète du format est tenue dans </w:t>
+      </w:r>
+      <w:r>
+        <w:rPr>
+          <w:rFonts w:ascii="Consolas" w:eastAsia="Consolas" w:hAnsi="Consolas" w:cs="Consolas"/>
+          <w:sz w:val="19"/>
+          <w:szCs w:val="19"/>
+        </w:rPr>
+        <w:t xml:space="preserve">Documentations/FORMAT-DECLARATIF-REFERENCE.md</w:t>
+      </w:r>
+      <w:r>
+        <w:t xml:space="preserve"> (DR-2).</w:t>
+      </w:r>
+    </w:p>
+    <w:p>
+      <w:pPr>
+        <w:pStyle w:val="Corpsdetexte"/>
+        <w:spacing w:before="0" w:after="80"/>
+      </w:pPr>
+    </w:p>
+    <w:p>
+      <w:pPr>
+        <w:pStyle w:val="Corpsdetexte"/>
+      </w:pPr>
+      <w:r>
+        <w:t xml:space="preserve">Chaque section est validée par le schéma fermé de ExtSchemaDeclaratif (api/extensions/declaratif/Schema.php). Le catalogue des types de colonnes, d’actions et de primitives d’ancrage est fermé : une valeur hors catalogue provoque le rejet du manifeste, sans exception. Aucun champ supplémentaire non déclaré n’est accepté.</w:t>
+      </w:r>
+    </w:p>
+    <w:p>
+      <w:pPr>
+        <w:pStyle w:val="Titre3"/>
+        <w:spacing w:before="220" w:after="120"/>
+      </w:pPr>
+      <w:bookmarkStart w:id="108" w:name="_Toc235786903"/>
+      <w:r>
+        <w:t>2.7.3 Modèle de capacités et niveaux de risque</w:t>
+      </w:r>
+      <w:bookmarkEnd w:id="108"/>
+    </w:p>
+    <w:p>
+      <w:pPr>
+        <w:pStyle w:val="Corpsdetexte"/>
+      </w:pPr>
+      <w:r>
+        <w:t xml:space="preserve">Une extension ne dispose d'aucun droit par défaut. Un module déclaratif ne réclame pas ses capacités : elles sont </w:t>
+      </w:r>
+      <w:r>
+        <w:rPr>
+          <w:b/>
+          <w:bCs/>
+        </w:rPr>
+        <w:t xml:space="preserve">déduites de sa déclaration</w:t>
+      </w:r>
+      <w:r>
+        <w:t xml:space="preserve"> (ExtSchemaDeclaratif::capacitesRequises) — une page implique </w:t>
+      </w:r>
+      <w:r>
+        <w:rPr>
+          <w:rFonts w:ascii="Consolas" w:eastAsia="Consolas" w:hAnsi="Consolas" w:cs="Consolas"/>
+          <w:sz w:val="19"/>
+          <w:szCs w:val="19"/>
+        </w:rPr>
+        <w:t xml:space="preserve">ui.page</w:t>
+      </w:r>
+      <w:r>
+        <w:t xml:space="preserve">, un jeu de données </w:t>
+      </w:r>
+      <w:r>
+        <w:rPr>
+          <w:rFonts w:ascii="Consolas" w:eastAsia="Consolas" w:hAnsi="Consolas" w:cs="Consolas"/>
+          <w:sz w:val="19"/>
+          <w:szCs w:val="19"/>
+        </w:rPr>
+        <w:t xml:space="preserve">donnees.table_privee</w:t>
+      </w:r>
+      <w:r>
+        <w:t xml:space="preserve">, un ancrage </w:t>
+      </w:r>
+      <w:r>
+        <w:rPr>
+          <w:rFonts w:ascii="Consolas" w:eastAsia="Consolas" w:hAnsi="Consolas" w:cs="Consolas"/>
+          <w:sz w:val="19"/>
+          <w:szCs w:val="19"/>
+        </w:rPr>
+        <w:t xml:space="preserve">ui.ancrage</w:t>
+      </w:r>
+      <w:r>
+        <w:t xml:space="preserve">, un champ lien </w:t>
+      </w:r>
+      <w:r>
+        <w:rPr>
+          <w:rFonts w:ascii="Consolas" w:eastAsia="Consolas" w:hAnsi="Consolas" w:cs="Consolas"/>
+          <w:sz w:val="19"/>
+          <w:szCs w:val="19"/>
+        </w:rPr>
+        <w:t xml:space="preserve">donnees.lire:&lt;domaine&gt;</w:t>
+      </w:r>
+      <w:r>
+        <w:t xml:space="preserve">… Un auteur ne peut donc pas demander un accès dont sa déclaration n'a pas l'usage. L'administrateur examine ces capacités une par une à l'installation et les accepte individuellement. Le catalogue est défini dans </w:t>
+      </w:r>
+      <w:r>
+        <w:rPr>
+          <w:rFonts w:ascii="Consolas" w:eastAsia="Consolas" w:hAnsi="Consolas" w:cs="Consolas"/>
+          <w:sz w:val="19"/>
+          <w:szCs w:val="19"/>
+        </w:rPr>
+        <w:t xml:space="preserve">api/extensions/Capacites.php</w:t>
+      </w:r>
+      <w:r>
+        <w:t xml:space="preserve">.</w:t>
+      </w:r>
+    </w:p>
+    <w:p>
+      <w:pPr>
+        <w:pStyle w:val="Corpsdetexte"/>
+      </w:pPr>
+      <w:r>
+        <w:rPr>
+          <w:b/>
+          <w:bCs/>
+        </w:rPr>
+        <w:t xml:space="preserve">Domaines métier (lecture seule) : </w:t>
+      </w:r>
+      <w:r>
+        <w:t xml:space="preserve">biens, équipements, interventions, contrats, stock, noms des personnes (nominatif, RGPD), documents joints, notes d’information, valeurs de listes. Chacun produit une capacité donnees.lire:&lt;domaine&gt;. Un module déclaratif ne peut pas écrire dans les tables du cœur.</w:t>
+      </w:r>
+    </w:p>
+    <w:p>
+      <w:pPr>
+        <w:pStyle w:val="Corpsdetexte"/>
+      </w:pPr>
+      <w:r>
+        <w:rPr>
+          <w:b/>
+          <w:bCs/>
+        </w:rPr>
+        <w:t xml:space="preserve">Capacités fonctionnelles : </w:t>
+      </w:r>
+      <w:r>
+        <w:t xml:space="preserve">ui.page (ajouter une page), ui.ancrage (encarts dans les pages existantes), ui.retouche (masquer/renommer des entrées de menu), donnees.table_privee (créer ses propres tables), fichiers.dossier (dossier dédié sous data/), fichiers.import (zone de dépôt de fichiers par les utilisateurs).</w:t>
+      </w:r>
+    </w:p>
+    <w:p>
+      <w:pPr>
+        <w:pStyle w:val="Corpsdetexte"/>
+        <w:spacing w:before="0" w:after="80"/>
+      </w:pPr>
+    </w:p>
+    <w:p>
+      <w:pPr>
+        <w:pStyle w:val="Corpsdetexte"/>
+      </w:pPr>
+      <w:r>
+        <w:t xml:space="preserve">Chaque capacité porte un niveau de risque :</w:t>
+      </w:r>
+    </w:p>
+    <w:tbl>
+      <w:tblPr>
+        <w:tblW w:w="9638" w:type="dxa"/>
+        <w:tblBorders>
+          <w:top w:val="single" w:sz="4" w:space="0" w:color="BCC5D3"/>
+          <w:left w:val="single" w:sz="4" w:space="0" w:color="BCC5D3"/>
+          <w:bottom w:val="single" w:sz="4" w:space="0" w:color="BCC5D3"/>
+          <w:right w:val="single" w:sz="4" w:space="0" w:color="BCC5D3"/>
+          <w:insideH w:val="single" w:sz="4" w:space="0" w:color="BCC5D3"/>
+          <w:insideV w:val="single" w:sz="4" w:space="0" w:color="BCC5D3"/>
+        </w:tblBorders>
+        <w:tblLayout w:type="fixed"/>
+        <w:tblCellMar>
+          <w:top w:w="60" w:type="dxa"/>
+          <w:left w:w="100" w:type="dxa"/>
+          <w:bottom w:w="60" w:type="dxa"/>
+          <w:right w:w="100" w:type="dxa"/>
+        </w:tblCellMar>
+        <w:tblLook w:val="04A0" w:firstRow="1" w:lastRow="0" w:firstColumn="1" w:lastColumn="0" w:noHBand="0" w:noVBand="1"/>
+      </w:tblPr>
+      <w:tblGrid>
+        <w:gridCol w:w="3200"/>
+        <w:gridCol w:w="6438"/>
+      </w:tblGrid>
+      <w:tr>
+        <w:tc>
+          <w:tcPr>
+            <w:tcW w:w="3200" w:type="dxa"/>
+            <w:shd w:val="clear" w:color="auto" w:fill="EEF2F7"/>
+          </w:tcPr>
+          <w:p>
+            <w:pPr>
+              <w:spacing w:after="40"/>
+            </w:pPr>
+            <w:r>
+              <w:rPr>
+                <w:b/>
+                <w:bCs/>
+                <w:sz w:val="19"/>
+                <w:szCs w:val="19"/>
+              </w:rPr>
+              <w:t>Niveau</w:t>
+            </w:r>
+          </w:p>
+        </w:tc>
+        <w:tc>
+          <w:tcPr>
+            <w:tcW w:w="6438" w:type="dxa"/>
+            <w:shd w:val="clear" w:color="auto" w:fill="EEF2F7"/>
+          </w:tcPr>
+          <w:p>
+            <w:pPr>
+              <w:spacing w:after="40"/>
+            </w:pPr>
+            <w:r>
+              <w:rPr>
+                <w:b/>
+                <w:bCs/>
+                <w:sz w:val="19"/>
+                <w:szCs w:val="19"/>
+              </w:rPr>
+              <w:t>Signification</w:t>
+            </w:r>
+          </w:p>
+        </w:tc>
+      </w:tr>
+      <w:tr>
+        <w:tc>
+          <w:tcPr>
+            <w:tcW w:w="3200" w:type="dxa"/>
+          </w:tcPr>
+          <w:p>
+            <w:pPr>
+              <w:spacing w:after="40"/>
+            </w:pPr>
+            <w:r>
+              <w:rPr>
+                <w:sz w:val="19"/>
+                <w:szCs w:val="19"/>
+              </w:rPr>
+              <w:t xml:space="preserve">Faible</w:t>
+            </w:r>
+          </w:p>
+        </w:tc>
+        <w:tc>
+          <w:tcPr>
+            <w:tcW w:w="6438" w:type="dxa"/>
+          </w:tcPr>
+          <w:p>
+            <w:pPr>
+              <w:spacing w:after="40"/>
+            </w:pPr>
+            <w:r>
+              <w:rPr>
+                <w:sz w:val="19"/>
+                <w:szCs w:val="19"/>
+              </w:rPr>
+              <w:t xml:space="preserve">Ne sort pas de l’extension, aucune donnée métier lue (ex : ui.page, fichiers.dossier).</w:t>
+            </w:r>
+          </w:p>
+        </w:tc>
+      </w:tr>
+      <w:tr>
+        <w:tc>
+          <w:tcPr>
+            <w:tcW w:w="3200" w:type="dxa"/>
+          </w:tcPr>
+          <w:p>
+            <w:pPr>
+              <w:spacing w:after="40"/>
+            </w:pPr>
+            <w:r>
+              <w:rPr>
+                <w:sz w:val="19"/>
+                <w:szCs w:val="19"/>
+              </w:rPr>
+              <w:t xml:space="preserve">Moyen</w:t>
+            </w:r>
+          </w:p>
+        </w:tc>
+        <w:tc>
+          <w:tcPr>
+            <w:tcW w:w="6438" w:type="dxa"/>
+          </w:tcPr>
+          <w:p>
+            <w:pPr>
+              <w:spacing w:after="40"/>
+            </w:pPr>
+            <w:r>
+              <w:rPr>
+                <w:sz w:val="19"/>
+                <w:szCs w:val="19"/>
+              </w:rPr>
+              <w:t xml:space="preserve">Lit des données métier non nominatives, ou modifie l’interface (ex : donnees.table_privee, fichiers.import).</w:t>
+            </w:r>
+          </w:p>
+        </w:tc>
+      </w:tr>
+      <w:tr>
+        <w:tc>
+          <w:tcPr>
+            <w:tcW w:w="3200" w:type="dxa"/>
+          </w:tcPr>
+          <w:p>
+            <w:pPr>
+              <w:spacing w:after="40"/>
+            </w:pPr>
+            <w:r>
+              <w:rPr>
+                <w:sz w:val="19"/>
+                <w:szCs w:val="19"/>
+              </w:rPr>
+              <w:t xml:space="preserve">Élevé</w:t>
+            </w:r>
+          </w:p>
+        </w:tc>
+        <w:tc>
+          <w:tcPr>
+            <w:tcW w:w="6438" w:type="dxa"/>
+          </w:tcPr>
+          <w:p>
+            <w:pPr>
+              <w:spacing w:after="40"/>
+            </w:pPr>
+            <w:r>
+              <w:rPr>
+                <w:sz w:val="19"/>
+                <w:szCs w:val="19"/>
+              </w:rPr>
+              <w:t xml:space="preserve">Accède à des données personnelles (RGPD), s’insère dans des pages existantes avec du contenu dynamique (ex : donnees.lire:noms).</w:t>
+            </w:r>
+          </w:p>
+        </w:tc>
+      </w:tr>
+      <w:tr>
+        <w:tc>
+          <w:tcPr>
+            <w:tcW w:w="3200" w:type="dxa"/>
+          </w:tcPr>
+          <w:p>
+            <w:pPr>
+              <w:spacing w:after="40"/>
+            </w:pPr>
+            <w:r>
+              <w:rPr>
+                <w:sz w:val="19"/>
+                <w:szCs w:val="19"/>
+              </w:rPr>
+              <w:t xml:space="preserve">Critique</w:t>
+            </w:r>
+          </w:p>
+        </w:tc>
+        <w:tc>
+          <w:tcPr>
+            <w:tcW w:w="6438" w:type="dxa"/>
+          </w:tcPr>
+          <w:p>
+            <w:pPr>
+              <w:spacing w:after="40"/>
+            </w:pPr>
+            <w:r>
+              <w:rPr>
+                <w:sz w:val="19"/>
+                <w:szCs w:val="19"/>
+              </w:rPr>
+              <w:t xml:space="preserve">Réservé aux extensions internes, refusé en mode strict.</w:t>
+            </w:r>
+          </w:p>
+        </w:tc>
+      </w:tr>
+    </w:tbl>
+    <w:p>
+      <w:pPr>
+        <w:pStyle w:val="Corpsdetexte"/>
+        <w:spacing w:before="0" w:after="80"/>
+      </w:pPr>
+    </w:p>
+    <w:p>
+      <w:pPr>
+        <w:pStyle w:val="Titre3"/>
+        <w:spacing w:before="220" w:after="120"/>
+      </w:pPr>
+      <w:bookmarkStart w:id="109" w:name="_Toc235786904"/>
+      <w:r>
+        <w:t>2.7.4 Sécurité : double couche de validation</w:t>
+      </w:r>
+      <w:bookmarkEnd w:id="109"/>
+    </w:p>
+    <w:p>
+      <w:pPr>
+        <w:pStyle w:val="Corpsdetexte"/>
+      </w:pPr>
+      <w:r>
+        <w:t xml:space="preserve">La sécurité du système d’extensions repose sur deux couches complémentaires qui s’appliquent en séquence :</w:t>
+      </w:r>
+    </w:p>
+    <w:p>
+      <w:pPr>
+        <w:pStyle w:val="Corpsdetexte"/>
+      </w:pPr>
+      <w:r>
+        <w:rPr>
+          <w:b/>
+          <w:bCs/>
+        </w:rPr>
+        <w:t xml:space="preserve">Couche 1 — Validation statique du schéma (pré-installation). </w:t>
+      </w:r>
+      <w:r>
+        <w:t xml:space="preserve">ExtSchemaDeclaratif (api/extensions/declaratif/Schema.php) valide l’intégralité du manifeste JSON avant toute installation. Le catalogue de types est fermé : seuls les types de colonnes, d’actions et de primitives explicitement listés sont acceptés. Les protections incluent : anti-XSS (filtrage des balises HTML dans les libellés), anti-injection SQL (les noms de tables et colonnes sont contraints à [a-z_]), limitation de la taille des déclarations, validation des références croisées (une colonne référencée dans un filtre doit exister dans la table).</w:t>
+      </w:r>
+    </w:p>
+    <w:p>
+      <w:pPr>
+        <w:pStyle w:val="Corpsdetexte"/>
+      </w:pPr>
+      <w:r>
+        <w:rPr>
+          <w:b/>
+          <w:bCs/>
+        </w:rPr>
+        <w:t xml:space="preserve">Couche 2 — Security API (exécution). </w:t>
+      </w:r>
+      <w:r>
+        <w:t xml:space="preserve">ExtSecurite (api/extensions/securite/Securite.php) est le point de passage unique et obligatoire entre une extension et les données. Chaque opération est identifiée (extension, capacités accordées), contrôlée (table, colonnes, volume), décidée (autorisé, filtré, refusé) et journalisée. L’écart entre l’opération déclarée et l’opération réellement demandée est consigné séparément pour détecter les dissimulations.</w:t>
+      </w:r>
+    </w:p>
+    <w:tbl>
+      <w:tblPr>
+        <w:tblW w:w="9638" w:type="dxa"/>
+        <w:tblLayout w:type="fixed"/>
+        <w:tblCellMar>
+          <w:top w:w="110" w:type="dxa"/>
+          <w:left w:w="160" w:type="dxa"/>
+          <w:bottom w:w="110" w:type="dxa"/>
+          <w:right w:w="140" w:type="dxa"/>
+        </w:tblCellMar>
+        <w:tblLook w:val="04A0" w:firstRow="1" w:lastRow="0" w:firstColumn="1" w:lastColumn="0" w:noHBand="0" w:noVBand="1"/>
+      </w:tblPr>
+      <w:tblGrid>
+        <w:gridCol w:w="9638"/>
+      </w:tblGrid>
+      <w:tr>
+        <w:trPr>
+          <w:cantSplit/>
+        </w:trPr>
+        <w:tc>
+          <w:tcPr>
+            <w:tcW w:w="9638" w:type="dxa"/>
+            <w:tcBorders>
+              <w:top w:val="single" w:sz="2" w:space="0" w:color="FFF6E5"/>
+              <w:left w:val="single" w:sz="18" w:space="0" w:color="D98A00"/>
+              <w:bottom w:val="single" w:sz="2" w:space="0" w:color="FFF6E5"/>
+              <w:right w:val="single" w:sz="2" w:space="0" w:color="FFF6E5"/>
+            </w:tcBorders>
+            <w:shd w:val="clear" w:color="auto" w:fill="FFF6E5"/>
+          </w:tcPr>
+          <w:p>
+            <w:pPr>
+              <w:spacing w:before="60" w:after="80"/>
+            </w:pPr>
+            <w:r>
+              <w:rPr>
+                <w:b/>
+                <w:bCs/>
+                <w:color w:val="0A1628"/>
+                <w:sz w:val="19"/>
+                <w:szCs w:val="19"/>
+              </w:rPr>
+              <w:t>Fail-closed</w:t>
+            </w:r>
+          </w:p>
+          <w:p>
+            <w:pPr>
+              <w:spacing w:after="60" w:line="262" w:lineRule="auto"/>
+            </w:pPr>
+            <w:r>
+              <w:rPr>
+                <w:color w:val="2A2F36"/>
+                <w:sz w:val="19"/>
+                <w:szCs w:val="19"/>
+              </w:rPr>
+              <w:t xml:space="preserve">Si une condition de sécurité manque au démarrage (mode strict absent, confinement non vérifié, journal non inscriptible), les extensions ne démarrent pas. Le système ne déroge jamais à cette règle : la sécurité indisponible signifie l’arrêt du sous-système, pas un fonctionnement dégradé.</w:t>
+            </w:r>
+          </w:p>
+        </w:tc>
+      </w:tr>
+    </w:tbl>
+    <w:p>
+      <w:pPr>
+        <w:pStyle w:val="Corpsdetexte"/>
+        <w:spacing w:before="0" w:after="80"/>
+      </w:pPr>
+    </w:p>
+    <w:p>
+      <w:pPr>
+        <w:pStyle w:val="Corpsdetexte"/>
+      </w:pPr>
+      <w:r>
+        <w:t xml:space="preserve">La Security API comprend quatre composants situés dans api/extensions/securite/ :</w:t>
+      </w:r>
+    </w:p>
+    <w:tbl>
+      <w:tblPr>
+        <w:tblW w:w="9638" w:type="dxa"/>
+        <w:tblBorders>
+          <w:top w:val="single" w:sz="4" w:space="0" w:color="BCC5D3"/>
+          <w:left w:val="single" w:sz="4" w:space="0" w:color="BCC5D3"/>
+          <w:bottom w:val="single" w:sz="4" w:space="0" w:color="BCC5D3"/>
+          <w:right w:val="single" w:sz="4" w:space="0" w:color="BCC5D3"/>
+          <w:insideH w:val="single" w:sz="4" w:space="0" w:color="BCC5D3"/>
+          <w:insideV w:val="single" w:sz="4" w:space="0" w:color="BCC5D3"/>
+        </w:tblBorders>
+        <w:tblLayout w:type="fixed"/>
+        <w:tblCellMar>
+          <w:top w:w="60" w:type="dxa"/>
+          <w:left w:w="100" w:type="dxa"/>
+          <w:bottom w:w="60" w:type="dxa"/>
+          <w:right w:w="100" w:type="dxa"/>
+        </w:tblCellMar>
+        <w:tblLook w:val="04A0" w:firstRow="1" w:lastRow="0" w:firstColumn="1" w:lastColumn="0" w:noHBand="0" w:noVBand="1"/>
+      </w:tblPr>
+      <w:tblGrid>
+        <w:gridCol w:w="3200"/>
+        <w:gridCol w:w="6438"/>
+      </w:tblGrid>
+      <w:tr>
+        <w:tc>
+          <w:tcPr>
+            <w:tcW w:w="3200" w:type="dxa"/>
+            <w:shd w:val="clear" w:color="auto" w:fill="EEF2F7"/>
+          </w:tcPr>
+          <w:p>
+            <w:pPr>
+              <w:spacing w:after="40"/>
+            </w:pPr>
+            <w:r>
+              <w:rPr>
+                <w:b/>
+                <w:bCs/>
+                <w:sz w:val="19"/>
+                <w:szCs w:val="19"/>
+              </w:rPr>
+              <w:t>Composant</w:t>
+            </w:r>
+          </w:p>
+        </w:tc>
+        <w:tc>
+          <w:tcPr>
+            <w:tcW w:w="6438" w:type="dxa"/>
+            <w:shd w:val="clear" w:color="auto" w:fill="EEF2F7"/>
+          </w:tcPr>
+          <w:p>
+            <w:pPr>
+              <w:spacing w:after="40"/>
+            </w:pPr>
+            <w:r>
+              <w:rPr>
+                <w:b/>
+                <w:bCs/>
+                <w:sz w:val="19"/>
+                <w:szCs w:val="19"/>
+              </w:rPr>
+              <w:t>Rôle</w:t>
+            </w:r>
+          </w:p>
+        </w:tc>
+      </w:tr>
+      <w:tr>
+        <w:tc>
+          <w:tcPr>
+            <w:tcW w:w="3200" w:type="dxa"/>
+          </w:tcPr>
+          <w:p>
+            <w:pPr>
+              <w:spacing w:after="40"/>
+            </w:pPr>
+            <w:r>
+              <w:rPr>
+                <w:sz w:val="19"/>
+                <w:szCs w:val="19"/>
+              </w:rPr>
+              <w:t xml:space="preserve">Securite.php</w:t>
+            </w:r>
+          </w:p>
+        </w:tc>
+        <w:tc>
+          <w:tcPr>
+            <w:tcW w:w="6438" w:type="dxa"/>
+          </w:tcPr>
+          <w:p>
+            <w:pPr>
+              <w:spacing w:after="40"/>
+            </w:pPr>
+            <w:r>
+              <w:rPr>
+                <w:sz w:val="19"/>
+                <w:szCs w:val="19"/>
+              </w:rPr>
+              <w:t xml:space="preserve">Point d’entrée unique : contrôle d’accès, vérification des capacités, décision et journalisation.</w:t>
+            </w:r>
+          </w:p>
+        </w:tc>
+      </w:tr>
+      <w:tr>
+        <w:tc>
+          <w:tcPr>
+            <w:tcW w:w="3200" w:type="dxa"/>
+          </w:tcPr>
+          <w:p>
+            <w:pPr>
+              <w:spacing w:after="40"/>
+            </w:pPr>
+            <w:r>
+              <w:rPr>
+                <w:sz w:val="19"/>
+                <w:szCs w:val="19"/>
+              </w:rPr>
+              <w:t xml:space="preserve">PolitiqueDonnees.php</w:t>
+            </w:r>
+          </w:p>
+        </w:tc>
+        <w:tc>
+          <w:tcPr>
+            <w:tcW w:w="6438" w:type="dxa"/>
+          </w:tcPr>
+          <w:p>
+            <w:pPr>
+              <w:spacing w:after="40"/>
+            </w:pPr>
+            <w:r>
+              <w:rPr>
+                <w:sz w:val="19"/>
+                <w:szCs w:val="19"/>
+              </w:rPr>
+              <w:t xml:space="preserve">Politique de filtrage des requêtes de données : colonnes autorisées, volumes, tables accessibles.</w:t>
+            </w:r>
+          </w:p>
+        </w:tc>
+      </w:tr>
+      <w:tr>
+        <w:tc>
+          <w:tcPr>
+            <w:tcW w:w="3200" w:type="dxa"/>
+          </w:tcPr>
+          <w:p>
+            <w:pPr>
+              <w:spacing w:after="40"/>
+            </w:pPr>
+            <w:r>
+              <w:rPr>
+                <w:sz w:val="19"/>
+                <w:szCs w:val="19"/>
+              </w:rPr>
+              <w:t xml:space="preserve">Requete.php</w:t>
+            </w:r>
+          </w:p>
+        </w:tc>
+        <w:tc>
+          <w:tcPr>
+            <w:tcW w:w="6438" w:type="dxa"/>
+          </w:tcPr>
+          <w:p>
+            <w:pPr>
+              <w:spacing w:after="40"/>
+            </w:pPr>
+            <w:r>
+              <w:rPr>
+                <w:sz w:val="19"/>
+                <w:szCs w:val="19"/>
+              </w:rPr>
+              <w:t xml:space="preserve">Construction sécurisée des requêtes SQL depuis les expressions déclaratives (requêtes structurées, pas de SQL brut).</w:t>
+            </w:r>
+          </w:p>
+        </w:tc>
+      </w:tr>
+      <w:tr>
+        <w:tc>
+          <w:tcPr>
+            <w:tcW w:w="3200" w:type="dxa"/>
+          </w:tcPr>
+          <w:p>
+            <w:pPr>
+              <w:spacing w:after="40"/>
+            </w:pPr>
+            <w:r>
+              <w:rPr>
+                <w:sz w:val="19"/>
+                <w:szCs w:val="19"/>
+              </w:rPr>
+              <w:t xml:space="preserve">JournalSecurite.php</w:t>
+            </w:r>
+          </w:p>
+        </w:tc>
+        <w:tc>
+          <w:tcPr>
+            <w:tcW w:w="6438" w:type="dxa"/>
+          </w:tcPr>
+          <w:p>
+            <w:pPr>
+              <w:spacing w:after="40"/>
+            </w:pPr>
+            <w:r>
+              <w:rPr>
+                <w:sz w:val="19"/>
+                <w:szCs w:val="19"/>
+              </w:rPr>
+              <w:t xml:space="preserve">Journal de sécurité dédié aux extensions (JSONL structuré, horodaté, corrélé par identifiant de requête).</w:t>
+            </w:r>
+          </w:p>
+        </w:tc>
+      </w:tr>
+      <w:tr>
+        <w:tc>
+          <w:tcPr>
+            <w:tcW w:w="3200" w:type="dxa"/>
+          </w:tcPr>
+          <w:p>
+            <w:pPr>
+              <w:spacing w:after="40"/>
+            </w:pPr>
+            <w:r>
+              <w:rPr>
+                <w:sz w:val="19"/>
+                <w:szCs w:val="19"/>
+              </w:rPr>
+              <w:t xml:space="preserve">Surveillance.php</w:t>
+            </w:r>
+          </w:p>
+        </w:tc>
+        <w:tc>
+          <w:tcPr>
+            <w:tcW w:w="6438" w:type="dxa"/>
+          </w:tcPr>
+          <w:p>
+            <w:pPr>
+              <w:spacing w:after="40"/>
+            </w:pPr>
+            <w:r>
+              <w:rPr>
+                <w:sz w:val="19"/>
+                <w:szCs w:val="19"/>
+              </w:rPr>
+              <w:t xml:space="preserve">Détection des anomalies et compteur d’erreurs alimentant la suspension automatique.</w:t>
+            </w:r>
+          </w:p>
+        </w:tc>
+      </w:tr>
+    </w:tbl>
+    <w:p>
+      <w:pPr>
+        <w:pStyle w:val="Corpsdetexte"/>
+        <w:spacing w:before="0" w:after="80"/>
+      </w:pPr>
+    </w:p>
+    <w:p>
+      <w:pPr>
+        <w:pStyle w:val="Titre3"/>
+        <w:spacing w:before="220" w:after="120"/>
+      </w:pPr>
+      <w:bookmarkStart w:id="110" w:name="_Toc235786905"/>
+      <w:r>
+        <w:t>2.7.5 Cycle de vie d’une extension</w:t>
+      </w:r>
+      <w:bookmarkEnd w:id="110"/>
+    </w:p>
+    <w:p>
+      <w:pPr>
+        <w:pStyle w:val="Corpsdetexte"/>
+      </w:pPr>
+      <w:r>
+        <w:t xml:space="preserve">Le cycle de vie complet d’une extension est géré par le registre (ExtRegistre, api/extensions/Registre.php). Les états et transitions sont les suivants :</w:t>
+      </w:r>
+    </w:p>
+    <w:p>
+      <w:pPr>
+        <w:pStyle w:val="Paragraphedeliste"/>
+        <w:numPr>
+          <w:ilvl w:val="0"/>
+          <w:numId w:val="1"/>
+        </w:numPr>
+        <w:spacing w:before="20" w:after="80" w:line="264" w:lineRule="auto"/>
+      </w:pPr>
+      <w:r>
+        <w:rPr>
+          <w:b/>
+          <w:bCs/>
+        </w:rPr>
+        <w:t xml:space="preserve">Examen (examiner) — </w:t>
+      </w:r>
+      <w:r>
+        <w:t xml:space="preserve">Le paquet est soumis à l’examen. Larka en extrait le manifeste, valide le schéma, dresse la liste des capacités demandées et leur niveau de risque, et produit un résumé lisible.</w:t>
+      </w:r>
+    </w:p>
+    <w:p>
+      <w:pPr>
+        <w:pStyle w:val="Paragraphedeliste"/>
+        <w:numPr>
+          <w:ilvl w:val="0"/>
+          <w:numId w:val="1"/>
+        </w:numPr>
+        <w:spacing w:before="20" w:after="80" w:line="264" w:lineRule="auto"/>
+      </w:pPr>
+      <w:r>
+        <w:rPr>
+          <w:b/>
+          <w:bCs/>
+        </w:rPr>
+        <w:t xml:space="preserve">Installation (installer) — </w:t>
+      </w:r>
+      <w:r>
+        <w:t xml:space="preserve">L’administrateur accepte chaque capacité une par une. L’installation crée les tables déclarées, copie les fichiers embarqués, enregistre le module dans le registre.</w:t>
+      </w:r>
+    </w:p>
+    <w:p>
+      <w:pPr>
+        <w:pStyle w:val="Paragraphedeliste"/>
+        <w:numPr>
+          <w:ilvl w:val="0"/>
+          <w:numId w:val="1"/>
+        </w:numPr>
+        <w:spacing w:before="20" w:after="80" w:line="264" w:lineRule="auto"/>
+      </w:pPr>
+      <w:r>
+        <w:rPr>
+          <w:b/>
+          <w:bCs/>
+        </w:rPr>
+        <w:t xml:space="preserve">Activation (activer) — </w:t>
+      </w:r>
+      <w:r>
+        <w:t xml:space="preserve">Le module apparaît dans le menu, ses pages et ancrages sont actifs. L’activation est réversible à tout moment.</w:t>
+      </w:r>
+    </w:p>
+    <w:p>
+      <w:pPr>
+        <w:pStyle w:val="Paragraphedeliste"/>
+        <w:numPr>
+          <w:ilvl w:val="0"/>
+          <w:numId w:val="1"/>
+        </w:numPr>
+        <w:spacing w:before="20" w:after="80" w:line="264" w:lineRule="auto"/>
+      </w:pPr>
+      <w:r>
+        <w:rPr>
+          <w:b/>
+          <w:bCs/>
+        </w:rPr>
+        <w:t xml:space="preserve">Désactivation (desactiver) — </w:t>
+      </w:r>
+      <w:r>
+        <w:t xml:space="preserve">Le module disparaît du menu et des ancrages, mais ses données et sa configuration sont conservées.</w:t>
+      </w:r>
+    </w:p>
+    <w:p>
+      <w:pPr>
+        <w:pStyle w:val="Paragraphedeliste"/>
+        <w:numPr>
+          <w:ilvl w:val="0"/>
+          <w:numId w:val="1"/>
+        </w:numPr>
+        <w:spacing w:before="20" w:after="80" w:line="264" w:lineRule="auto"/>
+      </w:pPr>
+      <w:r>
+        <w:rPr>
+          <w:b/>
+          <w:bCs/>
+        </w:rPr>
+        <w:t xml:space="preserve">Désinstallation (desinstaller) — </w:t>
+      </w:r>
+      <w:r>
+        <w:t xml:space="preserve">Le module est retiré du registre. Les fichiers et les données sont conservés sur le disque (la désinstallation ne détruit jamais de données). Une réinstallation retrouve les données existantes.</w:t>
+      </w:r>
+    </w:p>
+    <w:p>
+      <w:pPr>
+        <w:pStyle w:val="Paragraphedeliste"/>
+        <w:numPr>
+          <w:ilvl w:val="0"/>
+          <w:numId w:val="1"/>
+        </w:numPr>
+        <w:spacing w:before="20" w:after="80" w:line="264" w:lineRule="auto"/>
+      </w:pPr>
+      <w:r>
+        <w:rPr>
+          <w:b/>
+          <w:bCs/>
+        </w:rPr>
+        <w:t xml:space="preserve">Suspension (suspendre / relancer) — </w:t>
+      </w:r>
+      <w:r>
+        <w:t xml:space="preserve">Déclenchée automatiquement après trois erreurs consécutives (MAX_ECHECS = 3) ou lorsqu’une mise à jour demande de nouvelles capacités. Le module est arrêté, l’écran indique la raison. L’administrateur peut relancer une fois le problème résolu.</w:t>
+      </w:r>
+    </w:p>
+    <w:p>
+      <w:pPr>
+        <w:pStyle w:val="Titre3"/>
+        <w:spacing w:before="220" w:after="120"/>
+      </w:pPr>
+      <w:bookmarkStart w:id="111" w:name="_Toc235786906"/>
+      <w:r>
+        <w:t>2.7.6 Points d’ancrage</w:t>
+      </w:r>
+      <w:bookmarkEnd w:id="111"/>
+    </w:p>
+    <w:p>
+      <w:pPr>
+        <w:pStyle w:val="Corpsdetexte"/>
+      </w:pPr>
+      <w:r>
+        <w:t xml:space="preserve">Les points d’ancrage permettent à un module de s’insérer dans les pages existantes de Larka, en plus de ses propres pages dédiées. Le catalogue est fermé et défini dans api/extensions/Ancrages.php (classe ExtAncrages). Cinq emplacements sont disponibles :</w:t>
+      </w:r>
+    </w:p>
+    <w:tbl>
+      <w:tblPr>
+        <w:tblW w:w="9638" w:type="dxa"/>
+        <w:tblBorders>
+          <w:top w:val="single" w:sz="4" w:space="0" w:color="BCC5D3"/>
+          <w:left w:val="single" w:sz="4" w:space="0" w:color="BCC5D3"/>
+          <w:bottom w:val="single" w:sz="4" w:space="0" w:color="BCC5D3"/>
+          <w:right w:val="single" w:sz="4" w:space="0" w:color="BCC5D3"/>
+          <w:insideH w:val="single" w:sz="4" w:space="0" w:color="BCC5D3"/>
+          <w:insideV w:val="single" w:sz="4" w:space="0" w:color="BCC5D3"/>
+        </w:tblBorders>
+        <w:tblLayout w:type="fixed"/>
+        <w:tblCellMar>
+          <w:top w:w="60" w:type="dxa"/>
+          <w:left w:w="100" w:type="dxa"/>
+          <w:bottom w:w="60" w:type="dxa"/>
+          <w:right w:w="100" w:type="dxa"/>
+        </w:tblCellMar>
+        <w:tblLook w:val="04A0" w:firstRow="1" w:lastRow="0" w:firstColumn="1" w:lastColumn="0" w:noHBand="0" w:noVBand="1"/>
+      </w:tblPr>
+      <w:tblGrid>
+        <w:gridCol w:w="3200"/>
+        <w:gridCol w:w="6438"/>
+      </w:tblGrid>
+      <w:tr>
+        <w:tc>
+          <w:tcPr>
+            <w:tcW w:w="3200" w:type="dxa"/>
+            <w:shd w:val="clear" w:color="auto" w:fill="EEF2F7"/>
+          </w:tcPr>
+          <w:p>
+            <w:pPr>
+              <w:spacing w:after="40"/>
+            </w:pPr>
+            <w:r>
+              <w:rPr>
+                <w:b/>
+                <w:bCs/>
+                <w:sz w:val="19"/>
+                <w:szCs w:val="19"/>
+              </w:rPr>
+              <w:t>Ancrage</w:t>
+            </w:r>
+          </w:p>
+        </w:tc>
+        <w:tc>
+          <w:tcPr>
+            <w:tcW w:w="6438" w:type="dxa"/>
+            <w:shd w:val="clear" w:color="auto" w:fill="EEF2F7"/>
+          </w:tcPr>
+          <w:p>
+            <w:pPr>
+              <w:spacing w:after="40"/>
+            </w:pPr>
+            <w:r>
+              <w:rPr>
+                <w:b/>
+                <w:bCs/>
+                <w:sz w:val="19"/>
+                <w:szCs w:val="19"/>
+              </w:rPr>
+              <w:t>Description</w:t>
+            </w:r>
+          </w:p>
+        </w:tc>
+      </w:tr>
+      <w:tr>
+        <w:tc>
+          <w:tcPr>
+            <w:tcW w:w="3200" w:type="dxa"/>
+          </w:tcPr>
+          <w:p>
+            <w:pPr>
+              <w:spacing w:after="40"/>
+            </w:pPr>
+            <w:r>
+              <w:rPr>
+                <w:sz w:val="19"/>
+                <w:szCs w:val="19"/>
+              </w:rPr>
+              <w:t xml:space="preserve">dashboard.tuiles</w:t>
+            </w:r>
+          </w:p>
+        </w:tc>
+        <w:tc>
+          <w:tcPr>
+            <w:tcW w:w="6438" w:type="dxa"/>
+          </w:tcPr>
+          <w:p>
+            <w:pPr>
+              <w:spacing w:after="40"/>
+            </w:pPr>
+            <w:r>
+              <w:rPr>
+                <w:sz w:val="19"/>
+                <w:szCs w:val="19"/>
+              </w:rPr>
+              <w:t xml:space="preserve">Tuile compteur sur le tableau de bord, au même rang que les tuiles natives.</w:t>
+            </w:r>
+          </w:p>
+        </w:tc>
+      </w:tr>
+      <w:tr>
+        <w:tc>
+          <w:tcPr>
+            <w:tcW w:w="3200" w:type="dxa"/>
+          </w:tcPr>
+          <w:p>
+            <w:pPr>
+              <w:spacing w:after="40"/>
+            </w:pPr>
+            <w:r>
+              <w:rPr>
+                <w:sz w:val="19"/>
+                <w:szCs w:val="19"/>
+              </w:rPr>
+              <w:t xml:space="preserve">equipement.fiche</w:t>
+            </w:r>
+          </w:p>
+        </w:tc>
+        <w:tc>
+          <w:tcPr>
+            <w:tcW w:w="6438" w:type="dxa"/>
+          </w:tcPr>
+          <w:p>
+            <w:pPr>
+              <w:spacing w:after="40"/>
+            </w:pPr>
+            <w:r>
+              <w:rPr>
+                <w:sz w:val="19"/>
+                <w:szCs w:val="19"/>
+              </w:rPr>
+              <w:t xml:space="preserve">Bloc en bas de la fiche d’un équipement. Reçoit l’identifiant de l’équipement affiché.</w:t>
+            </w:r>
+          </w:p>
+        </w:tc>
+      </w:tr>
+      <w:tr>
+        <w:tc>
+          <w:tcPr>
+            <w:tcW w:w="3200" w:type="dxa"/>
+          </w:tcPr>
+          <w:p>
+            <w:pPr>
+              <w:spacing w:after="40"/>
+            </w:pPr>
+            <w:r>
+              <w:rPr>
+                <w:sz w:val="19"/>
+                <w:szCs w:val="19"/>
+              </w:rPr>
+              <w:t xml:space="preserve">bien.fiche</w:t>
+            </w:r>
+          </w:p>
+        </w:tc>
+        <w:tc>
+          <w:tcPr>
+            <w:tcW w:w="6438" w:type="dxa"/>
+          </w:tcPr>
+          <w:p>
+            <w:pPr>
+              <w:spacing w:after="40"/>
+            </w:pPr>
+            <w:r>
+              <w:rPr>
+                <w:sz w:val="19"/>
+                <w:szCs w:val="19"/>
+              </w:rPr>
+              <w:t xml:space="preserve">Bloc en bas de la fiche d’un bien immobilier. Reçoit l’identifiant du bien.</w:t>
+            </w:r>
+          </w:p>
+        </w:tc>
+      </w:tr>
+      <w:tr>
+        <w:tc>
+          <w:tcPr>
+            <w:tcW w:w="3200" w:type="dxa"/>
+          </w:tcPr>
+          <w:p>
+            <w:pPr>
+              <w:spacing w:after="40"/>
+            </w:pPr>
+            <w:r>
+              <w:rPr>
+                <w:sz w:val="19"/>
+                <w:szCs w:val="19"/>
+              </w:rPr>
+              <w:t xml:space="preserve">plans.barre_outils</w:t>
+            </w:r>
+          </w:p>
+        </w:tc>
+        <w:tc>
+          <w:tcPr>
+            <w:tcW w:w="6438" w:type="dxa"/>
+          </w:tcPr>
+          <w:p>
+            <w:pPr>
+              <w:spacing w:after="40"/>
+            </w:pPr>
+            <w:r>
+              <w:rPr>
+                <w:sz w:val="19"/>
+                <w:szCs w:val="19"/>
+              </w:rPr>
+              <w:t xml:space="preserve">Bouton dans la barre d’outils des plans. Reçoit la carte, l’étage, et les fonctions de sélection.</w:t>
+            </w:r>
+          </w:p>
+        </w:tc>
+      </w:tr>
+      <w:tr>
+        <w:tc>
+          <w:tcPr>
+            <w:tcW w:w="3200" w:type="dxa"/>
+          </w:tcPr>
+          <w:p>
+            <w:pPr>
+              <w:spacing w:after="40"/>
+            </w:pPr>
+            <w:r>
+              <w:rPr>
+                <w:sz w:val="19"/>
+                <w:szCs w:val="19"/>
+              </w:rPr>
+              <w:t xml:space="preserve">demandes.type</w:t>
+            </w:r>
+          </w:p>
+        </w:tc>
+        <w:tc>
+          <w:tcPr>
+            <w:tcW w:w="6438" w:type="dxa"/>
+          </w:tcPr>
+          <w:p>
+            <w:pPr>
+              <w:spacing w:after="40"/>
+            </w:pPr>
+            <w:r>
+              <w:rPr>
+                <w:sz w:val="19"/>
+                <w:szCs w:val="19"/>
+              </w:rPr>
+              <w:t xml:space="preserve">Type de demande dans le formulaire « Nouvelle demande ». Le bouton s’insère entre les types natifs, le formulaire du module remplace les champs du cœur.</w:t>
+            </w:r>
+          </w:p>
+        </w:tc>
+      </w:tr>
+    </w:tbl>
+    <w:p>
+      <w:pPr>
+        <w:pStyle w:val="Corpsdetexte"/>
+        <w:spacing w:before="0" w:after="80"/>
+      </w:pPr>
+    </w:p>
+    <w:p>
+      <w:pPr>
+        <w:pStyle w:val="Corpsdetexte"/>
+      </w:pPr>
+      <w:r>
+        <w:t xml:space="preserve">Pour un module déclaratif, chaque ancrage correspond à une primitive que Larka dessine elle-même (tuile compteur, liste liée, repères sur plan). Le module ne fournit pas de code ; il paramètre la primitive via le manifeste.</w:t>
+      </w:r>
+    </w:p>
+    <w:p>
+      <w:pPr>
+        <w:pStyle w:val="Titre3"/>
+        <w:spacing w:before="220" w:after="120"/>
+      </w:pPr>
+      <w:bookmarkStart w:id="112" w:name="_Toc235786907"/>
+      <w:r>
+        <w:t>2.7.7 Isolation des données et multi-tenant</w:t>
+      </w:r>
+      <w:bookmarkEnd w:id="112"/>
+    </w:p>
+    <w:p>
+      <w:pPr>
+        <w:pStyle w:val="Corpsdetexte"/>
+      </w:pPr>
+      <w:r>
+        <w:t xml:space="preserve">Chaque module dispose de ses propres tables dans la base PostgreSQL du tenant, préfixées par ext_&lt;identifiant&gt;_. Un module ne peut ni lire ni écrire dans les tables d’un autre module, ni dans les tables du cœur de Larka. Les données métier du cœur ne sont accessibles qu’en lecture, via les capacités donnees.lire:&lt;domaine&gt;, et uniquement les projections prévues par la Security API.</w:t>
+      </w:r>
+    </w:p>
+    <w:p>
+      <w:pPr>
+        <w:pStyle w:val="Corpsdetexte"/>
+      </w:pPr>
+      <w:r>
+        <w:t xml:space="preserve">Les fichiers des extensions sont stockés dans des répertoires isolés par tenant : data/extensions/tenants/&lt;client&gt;/&lt;extension&gt;/. Ce dossier est hors de la racine web et inaccessible directement par HTTP. Les fichiers déposés par les utilisateurs (si la capacité fichiers.import est accordée) sont vérifiés sur leur contenu réel (signature binaire / magic bytes), pas sur leur extension de nom.</w:t>
+      </w:r>
+    </w:p>
+    <w:tbl>
+      <w:tblPr>
+        <w:tblW w:w="9638" w:type="dxa"/>
+        <w:tblLayout w:type="fixed"/>
+        <w:tblCellMar>
+          <w:top w:w="110" w:type="dxa"/>
+          <w:left w:w="160" w:type="dxa"/>
+          <w:bottom w:w="110" w:type="dxa"/>
+          <w:right w:w="140" w:type="dxa"/>
+        </w:tblCellMar>
+        <w:tblLook w:val="04A0" w:firstRow="1" w:lastRow="0" w:firstColumn="1" w:lastColumn="0" w:noHBand="0" w:noVBand="1"/>
+      </w:tblPr>
+      <w:tblGrid>
+        <w:gridCol w:w="9638"/>
+      </w:tblGrid>
+      <w:tr>
+        <w:trPr>
+          <w:cantSplit/>
+        </w:trPr>
+        <w:tc>
+          <w:tcPr>
+            <w:tcW w:w="9638" w:type="dxa"/>
+            <w:tcBorders>
+              <w:top w:val="single" w:sz="2" w:space="0" w:color="EAF6EC"/>
+              <w:left w:val="single" w:sz="18" w:space="0" w:color="2E7D32"/>
+              <w:bottom w:val="single" w:sz="2" w:space="0" w:color="EAF6EC"/>
+              <w:right w:val="single" w:sz="2" w:space="0" w:color="EAF6EC"/>
+            </w:tcBorders>
+            <w:shd w:val="clear" w:color="auto" w:fill="EAF6EC"/>
+          </w:tcPr>
+          <w:p>
+            <w:pPr>
+              <w:spacing w:before="60" w:after="80"/>
+            </w:pPr>
+            <w:r>
+              <w:rPr>
+                <w:b/>
+                <w:bCs/>
+                <w:color w:val="0A1628"/>
+                <w:sz w:val="19"/>
+                <w:szCs w:val="19"/>
+              </w:rPr>
+              <w:t>Conservation des données à la désinstallation</w:t>
+            </w:r>
+          </w:p>
+          <w:p>
+            <w:pPr>
+              <w:spacing w:after="60" w:line="262" w:lineRule="auto"/>
+            </w:pPr>
+            <w:r>
+              <w:rPr>
+                <w:color w:val="2A2F36"/>
+                <w:sz w:val="19"/>
+                <w:szCs w:val="19"/>
+              </w:rPr>
+              <w:t xml:space="preserve">La désinstallation d’un module ne supprime ni ses tables ni ses fichiers. Si le même module est réinstallé, il retrouve ses données. Ce choix garantit qu’aucune perte de données ne survient par erreur de manipulation.</w:t>
+            </w:r>
+          </w:p>
+        </w:tc>
+      </w:tr>
+    </w:tbl>
+    <w:p>
+      <w:pPr>
+        <w:pStyle w:val="Corpsdetexte"/>
+        <w:spacing w:before="0" w:after="80"/>
+      </w:pPr>
+    </w:p>
+    <w:p>
+      <w:pPr>
+        <w:pStyle w:val="Titre3"/>
+        <w:spacing w:before="220" w:after="120"/>
+      </w:pPr>
+      <w:bookmarkStart w:id="113" w:name="_Toc235786908"/>
+      <w:r>
+        <w:t>2.7.8 Moteur déclaratif et expressions</w:t>
+      </w:r>
+      <w:bookmarkEnd w:id="113"/>
+    </w:p>
+    <w:p>
+      <w:pPr>
+        <w:pStyle w:val="Corpsdetexte"/>
+      </w:pPr>
+      <w:r>
+        <w:t xml:space="preserve">Le moteur déclaratif (api/extensions/declaratif/) interprète les déclarations du manifeste et les traduit en opérations SQL sécurisées via la Security API. Il comprend trois composants :</w:t>
+      </w:r>
+    </w:p>
+    <w:tbl>
+      <w:tblPr>
+        <w:tblW w:w="9638" w:type="dxa"/>
+        <w:tblBorders>
+          <w:top w:val="single" w:sz="4" w:space="0" w:color="BCC5D3"/>
+          <w:left w:val="single" w:sz="4" w:space="0" w:color="BCC5D3"/>
+          <w:bottom w:val="single" w:sz="4" w:space="0" w:color="BCC5D3"/>
+          <w:right w:val="single" w:sz="4" w:space="0" w:color="BCC5D3"/>
+          <w:insideH w:val="single" w:sz="4" w:space="0" w:color="BCC5D3"/>
+          <w:insideV w:val="single" w:sz="4" w:space="0" w:color="BCC5D3"/>
+        </w:tblBorders>
+        <w:tblLayout w:type="fixed"/>
+        <w:tblCellMar>
+          <w:top w:w="60" w:type="dxa"/>
+          <w:left w:w="100" w:type="dxa"/>
+          <w:bottom w:w="60" w:type="dxa"/>
+          <w:right w:w="100" w:type="dxa"/>
+        </w:tblCellMar>
+        <w:tblLook w:val="04A0" w:firstRow="1" w:lastRow="0" w:firstColumn="1" w:lastColumn="0" w:noHBand="0" w:noVBand="1"/>
+      </w:tblPr>
+      <w:tblGrid>
+        <w:gridCol w:w="3200"/>
+        <w:gridCol w:w="6438"/>
+      </w:tblGrid>
+      <w:tr>
+        <w:tc>
+          <w:tcPr>
+            <w:tcW w:w="3200" w:type="dxa"/>
+            <w:shd w:val="clear" w:color="auto" w:fill="EEF2F7"/>
+          </w:tcPr>
+          <w:p>
+            <w:pPr>
+              <w:spacing w:after="40"/>
+            </w:pPr>
+            <w:r>
+              <w:rPr>
+                <w:b/>
+                <w:bCs/>
+                <w:sz w:val="19"/>
+                <w:szCs w:val="19"/>
+              </w:rPr>
+              <w:t>Composant</w:t>
+            </w:r>
+          </w:p>
+        </w:tc>
+        <w:tc>
+          <w:tcPr>
+            <w:tcW w:w="6438" w:type="dxa"/>
+            <w:shd w:val="clear" w:color="auto" w:fill="EEF2F7"/>
+          </w:tcPr>
+          <w:p>
+            <w:pPr>
+              <w:spacing w:after="40"/>
+            </w:pPr>
+            <w:r>
+              <w:rPr>
+                <w:b/>
+                <w:bCs/>
+                <w:sz w:val="19"/>
+                <w:szCs w:val="19"/>
+              </w:rPr>
+              <w:t>Rôle</w:t>
+            </w:r>
+          </w:p>
+        </w:tc>
+      </w:tr>
+      <w:tr>
+        <w:tc>
+          <w:tcPr>
+            <w:tcW w:w="3200" w:type="dxa"/>
+          </w:tcPr>
+          <w:p>
+            <w:pPr>
+              <w:spacing w:after="40"/>
+            </w:pPr>
+            <w:r>
+              <w:rPr>
+                <w:sz w:val="19"/>
+                <w:szCs w:val="19"/>
+              </w:rPr>
+              <w:t xml:space="preserve">Moteur.php</w:t>
+            </w:r>
+          </w:p>
+        </w:tc>
+        <w:tc>
+          <w:tcPr>
+            <w:tcW w:w="6438" w:type="dxa"/>
+          </w:tcPr>
+          <w:p>
+            <w:pPr>
+              <w:spacing w:after="40"/>
+            </w:pPr>
+            <w:r>
+              <w:rPr>
+                <w:sz w:val="19"/>
+                <w:szCs w:val="19"/>
+              </w:rPr>
+              <w:t xml:space="preserve">Exécution des opérations CRUD déclarées : création, lecture, mise à jour, suppression d’enregistrements dans les tables privées du module.</w:t>
+            </w:r>
+          </w:p>
+        </w:tc>
+      </w:tr>
+      <w:tr>
+        <w:tc>
+          <w:tcPr>
+            <w:tcW w:w="3200" w:type="dxa"/>
+          </w:tcPr>
+          <w:p>
+            <w:pPr>
+              <w:spacing w:after="40"/>
+            </w:pPr>
+            <w:r>
+              <w:rPr>
+                <w:sz w:val="19"/>
+                <w:szCs w:val="19"/>
+              </w:rPr>
+              <w:t xml:space="preserve">Expression.php</w:t>
+            </w:r>
+          </w:p>
+        </w:tc>
+        <w:tc>
+          <w:tcPr>
+            <w:tcW w:w="6438" w:type="dxa"/>
+          </w:tcPr>
+          <w:p>
+            <w:pPr>
+              <w:spacing w:after="40"/>
+            </w:pPr>
+            <w:r>
+              <w:rPr>
+                <w:sz w:val="19"/>
+                <w:szCs w:val="19"/>
+              </w:rPr>
+              <w:t xml:space="preserve">Évaluation des expressions du manifeste (valeurs par défaut, champs calculés, références aux données du cœur).</w:t>
+            </w:r>
+          </w:p>
+        </w:tc>
+      </w:tr>
+      <w:tr>
+        <w:tc>
+          <w:tcPr>
+            <w:tcW w:w="3200" w:type="dxa"/>
+          </w:tcPr>
+          <w:p>
+            <w:pPr>
+              <w:spacing w:after="40"/>
+            </w:pPr>
+            <w:r>
+              <w:rPr>
+                <w:sz w:val="19"/>
+                <w:szCs w:val="19"/>
+              </w:rPr>
+              <w:t xml:space="preserve">Condition.php</w:t>
+            </w:r>
+          </w:p>
+        </w:tc>
+        <w:tc>
+          <w:tcPr>
+            <w:tcW w:w="6438" w:type="dxa"/>
+          </w:tcPr>
+          <w:p>
+            <w:pPr>
+              <w:spacing w:after="40"/>
+            </w:pPr>
+            <w:r>
+              <w:rPr>
+                <w:sz w:val="19"/>
+                <w:szCs w:val="19"/>
+              </w:rPr>
+              <w:t xml:space="preserve">Évaluation des conditions de visibilité et des règles de validation côté serveur.</w:t>
+            </w:r>
+          </w:p>
+        </w:tc>
+      </w:tr>
+    </w:tbl>
+    <w:p>
+      <w:pPr>
+        <w:pStyle w:val="Corpsdetexte"/>
+        <w:spacing w:before="0" w:after="80"/>
+      </w:pPr>
+    </w:p>
+    <w:p>
+      <w:pPr>
+        <w:pStyle w:val="Corpsdetexte"/>
+      </w:pPr>
+      <w:r>
+        <w:t xml:space="preserve">Le moteur ne produit jamais de SQL brut à partir de données utilisateur. Les requêtes sont construites par la classe Requete.php de la Security API, qui assure le paramétrage (prepared statements), le filtrage des colonnes et la limitation du volume.</w:t>
+      </w:r>
+    </w:p>
+    <w:p>
+      <w:pPr>
+        <w:pStyle w:val="Titre3"/>
+        <w:spacing w:before="220" w:after="120"/>
+      </w:pPr>
+      <w:bookmarkStart w:id="114" w:name="_Toc235786909"/>
+      <w:r>
+        <w:t>2.7.9 Contrôle d’accès par rôle</w:t>
+      </w:r>
+      <w:bookmarkEnd w:id="114"/>
+    </w:p>
+    <w:p>
+      <w:pPr>
+        <w:pStyle w:val="Corpsdetexte"/>
+      </w:pPr>
+      <w:r>
+        <w:t xml:space="preserve">Chaque module déclare les rôles applicatifs qu’il vise (Gestionnaire, Admin, Visionneur, Demandeur). L’administrateur peut ensuite restreindre ou élargir la visibilité pour les rôles optionnels (Visionneur et Demandeur). Les rôles Gestionnaire et Admin ne peuvent pas être retirés : ils assurent l’installation et la configuration des modules.</w:t>
+      </w:r>
+    </w:p>
+    <w:p>
+      <w:pPr>
+        <w:pStyle w:val="Corpsdetexte"/>
+      </w:pPr>
+      <w:r>
+        <w:t xml:space="preserve">Le filtrage par rôle est appliqué côté serveur dans le registre (ExtRegistre::executerAction). Un rôle non autorisé ne voit ni l’entrée de menu, ni les ancrages du module, et le serveur refuse toute requête. Ce n’est pas un masquage côté client.</w:t>
+      </w:r>
+    </w:p>
+    <w:p>
+      <w:pPr>
+        <w:pStyle w:val="Titre3"/>
+        <w:spacing w:before="220" w:after="120"/>
+      </w:pPr>
+      <w:bookmarkStart w:id="115" w:name="_Toc235786910"/>
+      <w:r>
+        <w:t>2.7.10 Arborescence des fichiers</w:t>
+      </w:r>
+      <w:bookmarkEnd w:id="115"/>
+    </w:p>
+    <w:tbl>
+      <w:tblPr>
+        <w:tblW w:w="9638" w:type="dxa"/>
+        <w:tblBorders>
+          <w:top w:val="single" w:sz="4" w:space="0" w:color="BCC5D3"/>
+          <w:left w:val="single" w:sz="4" w:space="0" w:color="BCC5D3"/>
+          <w:bottom w:val="single" w:sz="4" w:space="0" w:color="BCC5D3"/>
+          <w:right w:val="single" w:sz="4" w:space="0" w:color="BCC5D3"/>
+          <w:insideH w:val="single" w:sz="4" w:space="0" w:color="BCC5D3"/>
+          <w:insideV w:val="single" w:sz="4" w:space="0" w:color="BCC5D3"/>
+        </w:tblBorders>
+        <w:tblLayout w:type="fixed"/>
+        <w:tblCellMar>
+          <w:top w:w="60" w:type="dxa"/>
+          <w:left w:w="100" w:type="dxa"/>
+          <w:bottom w:w="60" w:type="dxa"/>
+          <w:right w:w="100" w:type="dxa"/>
+        </w:tblCellMar>
+        <w:tblLook w:val="04A0" w:firstRow="1" w:lastRow="0" w:firstColumn="1" w:lastColumn="0" w:noHBand="0" w:noVBand="1"/>
+      </w:tblPr>
+      <w:tblGrid>
+        <w:gridCol w:w="3200"/>
+        <w:gridCol w:w="6438"/>
+      </w:tblGrid>
+      <w:tr>
+        <w:tc>
+          <w:tcPr>
+            <w:tcW w:w="3200" w:type="dxa"/>
+            <w:shd w:val="clear" w:color="auto" w:fill="EEF2F7"/>
+          </w:tcPr>
+          <w:p>
+            <w:pPr>
+              <w:spacing w:after="40"/>
+            </w:pPr>
+            <w:r>
+              <w:rPr>
+                <w:b/>
+                <w:bCs/>
+                <w:sz w:val="19"/>
+                <w:szCs w:val="19"/>
+              </w:rPr>
+              <w:t>Chemin</w:t>
+            </w:r>
+          </w:p>
+        </w:tc>
+        <w:tc>
+          <w:tcPr>
+            <w:tcW w:w="6438" w:type="dxa"/>
+            <w:shd w:val="clear" w:color="auto" w:fill="EEF2F7"/>
+          </w:tcPr>
+          <w:p>
+            <w:pPr>
+              <w:spacing w:after="40"/>
+            </w:pPr>
+            <w:r>
+              <w:rPr>
+                <w:b/>
+                <w:bCs/>
+                <w:sz w:val="19"/>
+                <w:szCs w:val="19"/>
+              </w:rPr>
+              <w:t>Rôle</w:t>
+            </w:r>
+          </w:p>
+        </w:tc>
+      </w:tr>
+      <w:tr>
+        <w:tc>
+          <w:tcPr>
+            <w:tcW w:w="3200" w:type="dxa"/>
+          </w:tcPr>
+          <w:p>
+            <w:pPr>
+              <w:spacing w:after="40"/>
+            </w:pPr>
+            <w:r>
+              <w:rPr>
+                <w:sz w:val="19"/>
+                <w:szCs w:val="19"/>
+              </w:rPr>
+              <w:t xml:space="preserve">api/extensions/Registre.php</w:t>
+            </w:r>
+          </w:p>
+        </w:tc>
+        <w:tc>
+          <w:tcPr>
+            <w:tcW w:w="6438" w:type="dxa"/>
+          </w:tcPr>
+          <w:p>
+            <w:pPr>
+              <w:spacing w:after="40"/>
+            </w:pPr>
+            <w:r>
+              <w:rPr>
+                <w:sz w:val="19"/>
+                <w:szCs w:val="19"/>
+              </w:rPr>
+              <w:t xml:space="preserve">Registre central : cycle de vie, inventaire, rôles, dispatch des actions.</w:t>
+            </w:r>
+          </w:p>
+        </w:tc>
+      </w:tr>
+      <w:tr>
+        <w:tc>
+          <w:tcPr>
+            <w:tcW w:w="3200" w:type="dxa"/>
+          </w:tcPr>
+          <w:p>
+            <w:pPr>
+              <w:spacing w:after="40"/>
+            </w:pPr>
+            <w:r>
+              <w:rPr>
+                <w:sz w:val="19"/>
+                <w:szCs w:val="19"/>
+              </w:rPr>
+              <w:t xml:space="preserve">api/extensions/Capacites.php</w:t>
+            </w:r>
+          </w:p>
+        </w:tc>
+        <w:tc>
+          <w:tcPr>
+            <w:tcW w:w="6438" w:type="dxa"/>
+          </w:tcPr>
+          <w:p>
+            <w:pPr>
+              <w:spacing w:after="40"/>
+            </w:pPr>
+            <w:r>
+              <w:rPr>
+                <w:sz w:val="19"/>
+                <w:szCs w:val="19"/>
+              </w:rPr>
+              <w:t xml:space="preserve">Catalogue des capacités et niveaux de risque.</w:t>
+            </w:r>
+          </w:p>
+        </w:tc>
+      </w:tr>
+      <w:tr>
+        <w:tc>
+          <w:tcPr>
+            <w:tcW w:w="3200" w:type="dxa"/>
+          </w:tcPr>
+          <w:p>
+            <w:pPr>
+              <w:spacing w:after="40"/>
+            </w:pPr>
+            <w:r>
+              <w:rPr>
+                <w:sz w:val="19"/>
+                <w:szCs w:val="19"/>
+              </w:rPr>
+              <w:t xml:space="preserve">api/extensions/Ancrages.php</w:t>
+            </w:r>
+          </w:p>
+        </w:tc>
+        <w:tc>
+          <w:tcPr>
+            <w:tcW w:w="6438" w:type="dxa"/>
+          </w:tcPr>
+          <w:p>
+            <w:pPr>
+              <w:spacing w:after="40"/>
+            </w:pPr>
+            <w:r>
+              <w:rPr>
+                <w:sz w:val="19"/>
+                <w:szCs w:val="19"/>
+              </w:rPr>
+              <w:t xml:space="preserve">Catalogue des points d’ancrage.</w:t>
+            </w:r>
+          </w:p>
+        </w:tc>
+      </w:tr>
+      <w:tr>
+        <w:tc>
+          <w:tcPr>
+            <w:tcW w:w="3200" w:type="dxa"/>
+          </w:tcPr>
+          <w:p>
+            <w:pPr>
+              <w:spacing w:after="40"/>
+            </w:pPr>
+            <w:r>
+              <w:rPr>
+                <w:sz w:val="19"/>
+                <w:szCs w:val="19"/>
+              </w:rPr>
+              <w:t xml:space="preserve">api/extensions/Manifeste.php</w:t>
+            </w:r>
+          </w:p>
+        </w:tc>
+        <w:tc>
+          <w:tcPr>
+            <w:tcW w:w="6438" w:type="dxa"/>
+          </w:tcPr>
+          <w:p>
+            <w:pPr>
+              <w:spacing w:after="40"/>
+            </w:pPr>
+            <w:r>
+              <w:rPr>
+                <w:sz w:val="19"/>
+                <w:szCs w:val="19"/>
+              </w:rPr>
+              <w:t xml:space="preserve">Lecture et pré-validation du manifeste JSON depuis l’archive.</w:t>
+            </w:r>
+          </w:p>
+        </w:tc>
+      </w:tr>
+      <w:tr>
+        <w:tc>
+          <w:tcPr>
+            <w:tcW w:w="3200" w:type="dxa"/>
+          </w:tcPr>
+          <w:p>
+            <w:pPr>
+              <w:spacing w:after="40"/>
+            </w:pPr>
+            <w:r>
+              <w:rPr>
+                <w:sz w:val="19"/>
+                <w:szCs w:val="19"/>
+              </w:rPr>
+              <w:t xml:space="preserve">api/extensions/Paquet.php</w:t>
+            </w:r>
+          </w:p>
+        </w:tc>
+        <w:tc>
+          <w:tcPr>
+            <w:tcW w:w="6438" w:type="dxa"/>
+          </w:tcPr>
+          <w:p>
+            <w:pPr>
+              <w:spacing w:after="40"/>
+            </w:pPr>
+            <w:r>
+              <w:rPr>
+                <w:sz w:val="19"/>
+                <w:szCs w:val="19"/>
+              </w:rPr>
+              <w:t xml:space="preserve">Manipulation de l’archive .larka (extraction, vérification d’intégrité).</w:t>
+            </w:r>
+          </w:p>
+        </w:tc>
+      </w:tr>
+      <w:tr>
+        <w:tc>
+          <w:tcPr>
+            <w:tcW w:w="3200" w:type="dxa"/>
+          </w:tcPr>
+          <w:p>
+            <w:pPr>
+              <w:spacing w:after="40"/>
+            </w:pPr>
+            <w:r>
+              <w:rPr>
+                <w:sz w:val="19"/>
+                <w:szCs w:val="19"/>
+              </w:rPr>
+              <w:t xml:space="preserve">api/extensions/Config.php</w:t>
+            </w:r>
+          </w:p>
+        </w:tc>
+        <w:tc>
+          <w:tcPr>
+            <w:tcW w:w="6438" w:type="dxa"/>
+          </w:tcPr>
+          <w:p>
+            <w:pPr>
+              <w:spacing w:after="40"/>
+            </w:pPr>
+            <w:r>
+              <w:rPr>
+                <w:sz w:val="19"/>
+                <w:szCs w:val="19"/>
+              </w:rPr>
+              <w:t xml:space="preserve">Gestion des variables et réglages par organisation.</w:t>
+            </w:r>
+          </w:p>
+        </w:tc>
+      </w:tr>
+      <w:tr>
+        <w:tc>
+          <w:tcPr>
+            <w:tcW w:w="3200" w:type="dxa"/>
+          </w:tcPr>
+          <w:p>
+            <w:pPr>
+              <w:spacing w:after="40"/>
+            </w:pPr>
+            <w:r>
+              <w:rPr>
+                <w:sz w:val="19"/>
+                <w:szCs w:val="19"/>
+              </w:rPr>
+              <w:t xml:space="preserve">api/extensions/Elements.php</w:t>
+            </w:r>
+          </w:p>
+        </w:tc>
+        <w:tc>
+          <w:tcPr>
+            <w:tcW w:w="6438" w:type="dxa"/>
+          </w:tcPr>
+          <w:p>
+            <w:pPr>
+              <w:spacing w:after="40"/>
+            </w:pPr>
+            <w:r>
+              <w:rPr>
+                <w:sz w:val="19"/>
+                <w:szCs w:val="19"/>
+              </w:rPr>
+              <w:t xml:space="preserve">Conversion des éléments déclarés en structure exploitable par le frontend.</w:t>
+            </w:r>
+          </w:p>
+        </w:tc>
+      </w:tr>
+      <w:tr>
+        <w:tc>
+          <w:tcPr>
+            <w:tcW w:w="3200" w:type="dxa"/>
+          </w:tcPr>
+          <w:p>
+            <w:pPr>
+              <w:spacing w:after="40"/>
+            </w:pPr>
+            <w:r>
+              <w:rPr>
+                <w:sz w:val="19"/>
+                <w:szCs w:val="19"/>
+              </w:rPr>
+              <w:t xml:space="preserve">api/extensions/References.php</w:t>
+            </w:r>
+          </w:p>
+        </w:tc>
+        <w:tc>
+          <w:tcPr>
+            <w:tcW w:w="6438" w:type="dxa"/>
+          </w:tcPr>
+          <w:p>
+            <w:pPr>
+              <w:spacing w:after="40"/>
+            </w:pPr>
+            <w:r>
+              <w:rPr>
+                <w:sz w:val="19"/>
+                <w:szCs w:val="19"/>
+              </w:rPr>
+              <w:t xml:space="preserve">Résolution des références $ref entre fichiers du paquet (parties/*.json), avant validation (§2.7.1).</w:t>
+            </w:r>
+          </w:p>
+        </w:tc>
+      </w:tr>
+      <w:tr>
+        <w:tc>
+          <w:tcPr>
+            <w:tcW w:w="3200" w:type="dxa"/>
+          </w:tcPr>
+          <w:p>
+            <w:pPr>
+              <w:spacing w:after="40"/>
+            </w:pPr>
+            <w:r>
+              <w:rPr>
+                <w:sz w:val="19"/>
+                <w:szCs w:val="19"/>
+              </w:rPr>
+              <w:t xml:space="preserve">api/extensions/Fichiers.php</w:t>
+            </w:r>
+          </w:p>
+        </w:tc>
+        <w:tc>
+          <w:tcPr>
+            <w:tcW w:w="6438" w:type="dxa"/>
+          </w:tcPr>
+          <w:p>
+            <w:pPr>
+              <w:spacing w:after="40"/>
+            </w:pPr>
+            <w:r>
+              <w:rPr>
+                <w:sz w:val="19"/>
+                <w:szCs w:val="19"/>
+              </w:rPr>
+              <w:t xml:space="preserve">Gestion des fichiers embarqués et déposés par les utilisateurs.</w:t>
+            </w:r>
+          </w:p>
+        </w:tc>
+      </w:tr>
+      <w:tr>
+        <w:tc>
+          <w:tcPr>
+            <w:tcW w:w="3200" w:type="dxa"/>
+          </w:tcPr>
+          <w:p>
+            <w:pPr>
+              <w:spacing w:after="40"/>
+            </w:pPr>
+            <w:r>
+              <w:rPr>
+                <w:sz w:val="19"/>
+                <w:szCs w:val="19"/>
+              </w:rPr>
+              <w:t xml:space="preserve">api/extensions/declaratif/</w:t>
+            </w:r>
+          </w:p>
+        </w:tc>
+        <w:tc>
+          <w:tcPr>
+            <w:tcW w:w="6438" w:type="dxa"/>
+          </w:tcPr>
+          <w:p>
+            <w:pPr>
+              <w:spacing w:after="40"/>
+            </w:pPr>
+            <w:r>
+              <w:rPr>
+                <w:sz w:val="19"/>
+                <w:szCs w:val="19"/>
+              </w:rPr>
+              <w:t xml:space="preserve">Moteur déclaratif : schéma, expressions, conditions (voir § 2.7.8).</w:t>
+            </w:r>
+          </w:p>
+        </w:tc>
+      </w:tr>
+      <w:tr>
+        <w:tc>
+          <w:tcPr>
+            <w:tcW w:w="3200" w:type="dxa"/>
+          </w:tcPr>
+          <w:p>
+            <w:pPr>
+              <w:spacing w:after="40"/>
+            </w:pPr>
+            <w:r>
+              <w:rPr>
+                <w:sz w:val="19"/>
+                <w:szCs w:val="19"/>
+              </w:rPr>
+              <w:t xml:space="preserve">api/extensions/securite/</w:t>
+            </w:r>
+          </w:p>
+        </w:tc>
+        <w:tc>
+          <w:tcPr>
+            <w:tcW w:w="6438" w:type="dxa"/>
+          </w:tcPr>
+          <w:p>
+            <w:pPr>
+              <w:spacing w:after="40"/>
+            </w:pPr>
+            <w:r>
+              <w:rPr>
+                <w:sz w:val="19"/>
+                <w:szCs w:val="19"/>
+              </w:rPr>
+              <w:t xml:space="preserve">Security API : contrôle d’accès, politique de données, journal (voir § 2.7.4).</w:t>
+            </w:r>
+          </w:p>
+        </w:tc>
+      </w:tr>
+      <w:tr>
+        <w:tc>
+          <w:tcPr>
+            <w:tcW w:w="3200" w:type="dxa"/>
+          </w:tcPr>
+          <w:p>
+            <w:pPr>
+              <w:spacing w:after="40"/>
+            </w:pPr>
+            <w:r>
+              <w:rPr>
+                <w:sz w:val="19"/>
+                <w:szCs w:val="19"/>
+              </w:rPr>
+              <w:t xml:space="preserve">data/extensions/tenants/</w:t>
+            </w:r>
+          </w:p>
+        </w:tc>
+        <w:tc>
+          <w:tcPr>
+            <w:tcW w:w="6438" w:type="dxa"/>
+          </w:tcPr>
+          <w:p>
+            <w:pPr>
+              <w:spacing w:after="40"/>
+            </w:pPr>
+            <w:r>
+              <w:rPr>
+                <w:sz w:val="19"/>
+                <w:szCs w:val="19"/>
+              </w:rPr>
+              <w:t xml:space="preserve">Données et fichiers par tenant, hors racine web.</w:t>
+            </w:r>
+          </w:p>
+        </w:tc>
+      </w:tr>
+    </w:tbl>
+    <w:p>
+      <w:pPr>
+        <w:pStyle w:val="Corpsdetexte"/>
+        <w:spacing w:before="0" w:after="80"/>
+      </w:pPr>
     </w:p>
     <w:p>
       <w:pPr>
@@ -10806,7 +14280,7 @@
                 <w:sz w:val="18"/>
                 <w:szCs w:val="18"/>
               </w:rPr>
-              <w:t xml:space="preserve">Nginx + PHP-FPM + HTTPS Let’s Encrypt + tâches cron. Mode nominal pour un service multi-utilisateurs exposé.</w:t>
+              <w:t xml:space="preserve">Nginx + PHP-FPM + HTTPS (Let’s Encrypt via Certbot, en option) + tâches cron. Mode nominal pour un service multi-utilisateurs exposé.</w:t>
             </w:r>
           </w:p>
         </w:tc>
@@ -10984,6 +14458,9 @@
         <w:gridCol w:w="9638"/>
       </w:tblGrid>
       <w:tr>
+        <w:trPr>
+          <w:cantSplit/>
+        </w:trPr>
         <w:tc>
           <w:tcPr>
             <w:tcW w:w="9638" w:type="dxa"/>
@@ -11053,6 +14530,9 @@
         <w:gridCol w:w="9638"/>
       </w:tblGrid>
       <w:tr>
+        <w:trPr>
+          <w:cantSplit/>
+        </w:trPr>
         <w:tc>
           <w:tcPr>
             <w:tcW w:w="9638" w:type="dxa"/>
@@ -11145,6 +14625,45 @@
       <w:pPr>
         <w:spacing w:after="100"/>
       </w:pPr>
+    </w:p>
+    <w:p>
+      <w:pPr>
+        <w:spacing w:after="120" w:line="264" w:lineRule="auto"/>
+      </w:pPr>
+      <w:r>
+        <w:t xml:space="preserve">Deux configurations bornent le dimensionnement. Le </w:t>
+      </w:r>
+      <w:r>
+        <w:rPr>
+          <w:b/>
+          <w:bCs/>
+        </w:rPr>
+        <w:t xml:space="preserve">minimum</w:t>
+      </w:r>
+      <w:r>
+        <w:t xml:space="preserve"> correspond à une organisation, un usage modéré, sans assistant IA local, avec le paramétrage PHP-FPM livré (</w:t>
+      </w:r>
+      <w:r>
+        <w:rPr>
+          <w:rFonts w:ascii="Consolas" w:eastAsia="Consolas" w:hAnsi="Consolas" w:cs="Consolas"/>
+          <w:sz w:val="19"/>
+          <w:szCs w:val="19"/>
+        </w:rPr>
+        <w:t xml:space="preserve">pm.max_children</w:t>
+      </w:r>
+      <w:r>
+        <w:t xml:space="preserve"> = 20). Le </w:t>
+      </w:r>
+      <w:r>
+        <w:rPr>
+          <w:b/>
+          <w:bCs/>
+        </w:rPr>
+        <w:t xml:space="preserve">maximum</w:t>
+      </w:r>
+      <w:r>
+        <w:t xml:space="preserve"> correspond à la charge cible — plusieurs organisations actives, 100 à 150 utilisateurs chacune, ≈ 40 processus PHP (§3.4). Au-delà de 12 cœurs, le gain est faible : il est plus efficace de déporter la base de données sur un serveur dédié (§7.4).</w:t>
+      </w:r>
     </w:p>
     <w:tbl>
       <w:tblPr>
@@ -11159,9 +14678,10 @@
         <w:tblLook w:val="04A0" w:firstRow="1" w:lastRow="0" w:firstColumn="1" w:lastColumn="0" w:noHBand="0" w:noVBand="1"/>
       </w:tblPr>
       <w:tblGrid>
-        <w:gridCol w:w="2120"/>
-        <w:gridCol w:w="2506"/>
-        <w:gridCol w:w="5012"/>
+        <w:gridCol w:w="1700"/>
+        <w:gridCol w:w="1750"/>
+        <w:gridCol w:w="2050"/>
+        <w:gridCol w:w="4138"/>
       </w:tblGrid>
       <w:tr>
         <w:trPr>
@@ -11169,7 +14689,7 @@
         </w:trPr>
         <w:tc>
           <w:tcPr>
-            <w:tcW w:w="2120" w:type="dxa"/>
+            <w:tcW w:w="1700" w:type="dxa"/>
             <w:tcBorders>
               <w:top w:val="single" w:sz="4" w:space="0" w:color="B9C6D6"/>
               <w:left w:val="single" w:sz="4" w:space="0" w:color="B9C6D6"/>
@@ -11190,13 +14710,13 @@
                 <w:sz w:val="18"/>
                 <w:szCs w:val="18"/>
               </w:rPr>
-              <w:t>Ressource</w:t>
-            </w:r>
-          </w:p>
-        </w:tc>
-        <w:tc>
-          <w:tcPr>
-            <w:tcW w:w="2506" w:type="dxa"/>
+              <w:t xml:space="preserve">Ressource</w:t>
+            </w:r>
+          </w:p>
+        </w:tc>
+        <w:tc>
+          <w:tcPr>
+            <w:tcW w:w="1750" w:type="dxa"/>
             <w:tcBorders>
               <w:top w:val="single" w:sz="4" w:space="0" w:color="B9C6D6"/>
               <w:left w:val="single" w:sz="2" w:space="0" w:color="D5DEE9"/>
@@ -11217,18 +14737,18 @@
                 <w:sz w:val="18"/>
                 <w:szCs w:val="18"/>
               </w:rPr>
-              <w:t>Référence</w:t>
-            </w:r>
-          </w:p>
-        </w:tc>
-        <w:tc>
-          <w:tcPr>
-            <w:tcW w:w="5012" w:type="dxa"/>
+              <w:t xml:space="preserve">Minimum</w:t>
+            </w:r>
+          </w:p>
+        </w:tc>
+        <w:tc>
+          <w:tcPr>
+            <w:tcW w:w="2050" w:type="dxa"/>
             <w:tcBorders>
               <w:top w:val="single" w:sz="4" w:space="0" w:color="B9C6D6"/>
               <w:left w:val="single" w:sz="2" w:space="0" w:color="D5DEE9"/>
               <w:bottom w:val="single" w:sz="2" w:space="0" w:color="D5DEE9"/>
-              <w:right w:val="single" w:sz="4" w:space="0" w:color="B9C6D6"/>
+              <w:right w:val="single" w:sz="2" w:space="0" w:color="D5DEE9"/>
             </w:tcBorders>
             <w:shd w:val="clear" w:color="auto" w:fill="D8E2EE"/>
           </w:tcPr>
@@ -11244,282 +14764,412 @@
                 <w:sz w:val="18"/>
                 <w:szCs w:val="18"/>
               </w:rPr>
-              <w:t>Remarques</w:t>
-            </w:r>
-          </w:p>
-        </w:tc>
-      </w:tr>
-      <w:tr>
-        <w:tc>
-          <w:tcPr>
-            <w:tcW w:w="2120" w:type="dxa"/>
-            <w:tcBorders>
-              <w:top w:val="single" w:sz="2" w:space="0" w:color="D5DEE9"/>
-              <w:left w:val="single" w:sz="4" w:space="0" w:color="B9C6D6"/>
-              <w:bottom w:val="single" w:sz="2" w:space="0" w:color="D5DEE9"/>
-              <w:right w:val="single" w:sz="2" w:space="0" w:color="D5DEE9"/>
-            </w:tcBorders>
-          </w:tcPr>
-          <w:p>
-            <w:pPr>
-              <w:spacing w:before="40" w:after="40"/>
-            </w:pPr>
-            <w:r>
-              <w:rPr>
-                <w:sz w:val="18"/>
-                <w:szCs w:val="18"/>
-              </w:rPr>
-              <w:t>vCPU</w:t>
-            </w:r>
-          </w:p>
-        </w:tc>
-        <w:tc>
-          <w:tcPr>
-            <w:tcW w:w="2506" w:type="dxa"/>
-            <w:tcBorders>
-              <w:top w:val="single" w:sz="2" w:space="0" w:color="D5DEE9"/>
-              <w:left w:val="single" w:sz="2" w:space="0" w:color="D5DEE9"/>
-              <w:bottom w:val="single" w:sz="2" w:space="0" w:color="D5DEE9"/>
-              <w:right w:val="single" w:sz="2" w:space="0" w:color="D5DEE9"/>
-            </w:tcBorders>
-          </w:tcPr>
-          <w:p>
-            <w:pPr>
-              <w:spacing w:before="40" w:after="40"/>
-            </w:pPr>
-            <w:r>
-              <w:rPr>
-                <w:sz w:val="18"/>
-                <w:szCs w:val="18"/>
-              </w:rPr>
-              <w:t>12 cœurs</w:t>
-            </w:r>
-          </w:p>
-        </w:tc>
-        <w:tc>
-          <w:tcPr>
-            <w:tcW w:w="5012" w:type="dxa"/>
-            <w:tcBorders>
-              <w:top w:val="single" w:sz="2" w:space="0" w:color="D5DEE9"/>
-              <w:left w:val="single" w:sz="2" w:space="0" w:color="D5DEE9"/>
-              <w:bottom w:val="single" w:sz="2" w:space="0" w:color="D5DEE9"/>
-              <w:right w:val="single" w:sz="4" w:space="0" w:color="B9C6D6"/>
-            </w:tcBorders>
-          </w:tcPr>
-          <w:p>
-            <w:pPr>
-              <w:spacing w:before="40" w:after="40"/>
-            </w:pPr>
-            <w:r>
-              <w:rPr>
-                <w:sz w:val="18"/>
-                <w:szCs w:val="18"/>
-              </w:rPr>
-              <w:t>Web/PHP + PostgreSQL, avec marge pour les pics d'activité et les traitements serveur.</w:t>
-            </w:r>
-          </w:p>
-        </w:tc>
-      </w:tr>
-      <w:tr>
-        <w:tc>
-          <w:tcPr>
-            <w:tcW w:w="2120" w:type="dxa"/>
-            <w:tcBorders>
-              <w:top w:val="single" w:sz="2" w:space="0" w:color="D5DEE9"/>
-              <w:left w:val="single" w:sz="4" w:space="0" w:color="B9C6D6"/>
-              <w:bottom w:val="single" w:sz="2" w:space="0" w:color="D5DEE9"/>
-              <w:right w:val="single" w:sz="2" w:space="0" w:color="D5DEE9"/>
-            </w:tcBorders>
-            <w:shd w:val="clear" w:color="auto" w:fill="F7F9FC"/>
-          </w:tcPr>
-          <w:p>
-            <w:pPr>
-              <w:spacing w:before="40" w:after="40"/>
-            </w:pPr>
-            <w:r>
-              <w:rPr>
-                <w:sz w:val="18"/>
-                <w:szCs w:val="18"/>
-              </w:rPr>
-              <w:t>Mémoire vive</w:t>
-            </w:r>
-          </w:p>
-        </w:tc>
-        <w:tc>
-          <w:tcPr>
-            <w:tcW w:w="2506" w:type="dxa"/>
-            <w:tcBorders>
-              <w:top w:val="single" w:sz="2" w:space="0" w:color="D5DEE9"/>
-              <w:left w:val="single" w:sz="2" w:space="0" w:color="D5DEE9"/>
-              <w:bottom w:val="single" w:sz="2" w:space="0" w:color="D5DEE9"/>
-              <w:right w:val="single" w:sz="2" w:space="0" w:color="D5DEE9"/>
-            </w:tcBorders>
-            <w:shd w:val="clear" w:color="auto" w:fill="F7F9FC"/>
-          </w:tcPr>
-          <w:p>
-            <w:pPr>
-              <w:spacing w:before="40" w:after="40"/>
-            </w:pPr>
-            <w:r>
-              <w:rPr>
-                <w:sz w:val="18"/>
-                <w:szCs w:val="18"/>
-              </w:rPr>
-              <w:t>32 Go</w:t>
-            </w:r>
-          </w:p>
-        </w:tc>
-        <w:tc>
-          <w:tcPr>
-            <w:tcW w:w="5012" w:type="dxa"/>
-            <w:tcBorders>
-              <w:top w:val="single" w:sz="2" w:space="0" w:color="D5DEE9"/>
-              <w:left w:val="single" w:sz="2" w:space="0" w:color="D5DEE9"/>
-              <w:bottom w:val="single" w:sz="2" w:space="0" w:color="D5DEE9"/>
-              <w:right w:val="single" w:sz="4" w:space="0" w:color="B9C6D6"/>
-            </w:tcBorders>
-            <w:shd w:val="clear" w:color="auto" w:fill="F7F9FC"/>
-          </w:tcPr>
-          <w:p>
-            <w:pPr>
-              <w:spacing w:before="40" w:after="40"/>
-            </w:pPr>
-            <w:r>
-              <w:rPr>
-                <w:sz w:val="18"/>
-                <w:szCs w:val="18"/>
-              </w:rPr>
-              <w:t xml:space="preserve">PHP-FPM (≈ 40 processus) + cache PostgreSQL + système, avec </w:t>
-              <w:lastRenderedPageBreak/>
-              <w:t>réserve de fonctionnement.</w:t>
-            </w:r>
-          </w:p>
-        </w:tc>
-      </w:tr>
-      <w:tr>
-        <w:tc>
-          <w:tcPr>
-            <w:tcW w:w="2120" w:type="dxa"/>
-            <w:tcBorders>
-              <w:top w:val="single" w:sz="2" w:space="0" w:color="D5DEE9"/>
-              <w:left w:val="single" w:sz="4" w:space="0" w:color="B9C6D6"/>
-              <w:bottom w:val="single" w:sz="2" w:space="0" w:color="D5DEE9"/>
-              <w:right w:val="single" w:sz="2" w:space="0" w:color="D5DEE9"/>
-            </w:tcBorders>
-          </w:tcPr>
-          <w:p>
-            <w:pPr>
-              <w:spacing w:before="40" w:after="40"/>
-            </w:pPr>
-            <w:r>
-              <w:rPr>
-                <w:sz w:val="18"/>
-                <w:szCs w:val="18"/>
-              </w:rPr>
-              <w:lastRenderedPageBreak/>
-              <w:t>Stockage système</w:t>
-            </w:r>
-          </w:p>
-        </w:tc>
-        <w:tc>
-          <w:tcPr>
-            <w:tcW w:w="2506" w:type="dxa"/>
-            <w:tcBorders>
-              <w:top w:val="single" w:sz="2" w:space="0" w:color="D5DEE9"/>
-              <w:left w:val="single" w:sz="2" w:space="0" w:color="D5DEE9"/>
-              <w:bottom w:val="single" w:sz="2" w:space="0" w:color="D5DEE9"/>
-              <w:right w:val="single" w:sz="2" w:space="0" w:color="D5DEE9"/>
-            </w:tcBorders>
-          </w:tcPr>
-          <w:p>
-            <w:pPr>
-              <w:spacing w:before="40" w:after="40"/>
-            </w:pPr>
-            <w:r>
-              <w:rPr>
-                <w:sz w:val="18"/>
-                <w:szCs w:val="18"/>
-              </w:rPr>
-              <w:t>40 Go SSD</w:t>
-            </w:r>
-          </w:p>
-        </w:tc>
-        <w:tc>
-          <w:tcPr>
-            <w:tcW w:w="5012" w:type="dxa"/>
-            <w:tcBorders>
-              <w:top w:val="single" w:sz="2" w:space="0" w:color="D5DEE9"/>
-              <w:left w:val="single" w:sz="2" w:space="0" w:color="D5DEE9"/>
-              <w:bottom w:val="single" w:sz="2" w:space="0" w:color="D5DEE9"/>
-              <w:right w:val="single" w:sz="4" w:space="0" w:color="B9C6D6"/>
-            </w:tcBorders>
-          </w:tcPr>
-          <w:p>
-            <w:pPr>
-              <w:spacing w:before="40" w:after="40"/>
-            </w:pPr>
-            <w:r>
-              <w:rPr>
-                <w:sz w:val="18"/>
-                <w:szCs w:val="18"/>
-              </w:rPr>
-              <w:t>OS + applicatif + journaux.</w:t>
-            </w:r>
-          </w:p>
-        </w:tc>
-      </w:tr>
-      <w:tr>
-        <w:tc>
-          <w:tcPr>
-            <w:tcW w:w="2120" w:type="dxa"/>
-            <w:tcBorders>
-              <w:top w:val="single" w:sz="2" w:space="0" w:color="D5DEE9"/>
-              <w:left w:val="single" w:sz="4" w:space="0" w:color="B9C6D6"/>
-              <w:bottom w:val="single" w:sz="2" w:space="0" w:color="D5DEE9"/>
-              <w:right w:val="single" w:sz="2" w:space="0" w:color="D5DEE9"/>
-            </w:tcBorders>
-            <w:shd w:val="clear" w:color="auto" w:fill="F7F9FC"/>
-          </w:tcPr>
-          <w:p>
-            <w:pPr>
-              <w:spacing w:before="40" w:after="40"/>
-            </w:pPr>
-            <w:r>
-              <w:rPr>
-                <w:sz w:val="18"/>
-                <w:szCs w:val="18"/>
-              </w:rPr>
-              <w:t>Stockage données</w:t>
-            </w:r>
-          </w:p>
-        </w:tc>
-        <w:tc>
-          <w:tcPr>
-            <w:tcW w:w="2506" w:type="dxa"/>
-            <w:tcBorders>
-              <w:top w:val="single" w:sz="2" w:space="0" w:color="D5DEE9"/>
-              <w:left w:val="single" w:sz="2" w:space="0" w:color="D5DEE9"/>
-              <w:bottom w:val="single" w:sz="2" w:space="0" w:color="D5DEE9"/>
-              <w:right w:val="single" w:sz="2" w:space="0" w:color="D5DEE9"/>
-            </w:tcBorders>
-            <w:shd w:val="clear" w:color="auto" w:fill="F7F9FC"/>
-          </w:tcPr>
-          <w:p>
-            <w:pPr>
-              <w:spacing w:before="40" w:after="40"/>
-            </w:pPr>
-            <w:r>
-              <w:rPr>
-                <w:sz w:val="18"/>
-                <w:szCs w:val="18"/>
-              </w:rPr>
-              <w:t>≥ 120 Go SSD (extensible)</w:t>
-            </w:r>
-          </w:p>
-        </w:tc>
-        <w:tc>
-          <w:tcPr>
-            <w:tcW w:w="5012" w:type="dxa"/>
+              <w:t xml:space="preserve">Maximum (recommandé)</w:t>
+            </w:r>
+          </w:p>
+        </w:tc>
+        <w:tc>
+          <w:tcPr>
+            <w:tcW w:w="4138" w:type="dxa"/>
+            <w:tcBorders>
+              <w:top w:val="single" w:sz="4" w:space="0" w:color="B9C6D6"/>
+              <w:left w:val="single" w:sz="2" w:space="0" w:color="D5DEE9"/>
+              <w:bottom w:val="single" w:sz="2" w:space="0" w:color="D5DEE9"/>
+              <w:right w:val="single" w:sz="4" w:space="0" w:color="B9C6D6"/>
+            </w:tcBorders>
+            <w:shd w:val="clear" w:color="auto" w:fill="D8E2EE"/>
+          </w:tcPr>
+          <w:p>
+            <w:pPr>
+              <w:spacing w:before="40" w:after="40"/>
+            </w:pPr>
+            <w:r>
+              <w:rPr>
+                <w:b/>
+                <w:bCs/>
+                <w:color w:val="0A1628"/>
+                <w:sz w:val="18"/>
+                <w:szCs w:val="18"/>
+              </w:rPr>
+              <w:t xml:space="preserve">Remarques</w:t>
+            </w:r>
+          </w:p>
+        </w:tc>
+      </w:tr>
+      <w:tr>
+        <w:trPr>
+          <w:cantSplit/>
+        </w:trPr>
+        <w:tc>
+          <w:tcPr>
+            <w:tcW w:w="1700" w:type="dxa"/>
+            <w:tcBorders>
+              <w:top w:val="single" w:sz="2" w:space="0" w:color="D5DEE9"/>
+              <w:left w:val="single" w:sz="4" w:space="0" w:color="B9C6D6"/>
+              <w:bottom w:val="single" w:sz="2" w:space="0" w:color="D5DEE9"/>
+              <w:right w:val="single" w:sz="2" w:space="0" w:color="D5DEE9"/>
+            </w:tcBorders>
+          </w:tcPr>
+          <w:p>
+            <w:pPr>
+              <w:spacing w:before="40" w:after="40"/>
+            </w:pPr>
+            <w:r>
+              <w:rPr>
+                <w:sz w:val="18"/>
+                <w:szCs w:val="18"/>
+              </w:rPr>
+              <w:t xml:space="preserve">vCPU</w:t>
+            </w:r>
+          </w:p>
+        </w:tc>
+        <w:tc>
+          <w:tcPr>
+            <w:tcW w:w="1750" w:type="dxa"/>
+            <w:tcBorders>
+              <w:top w:val="single" w:sz="2" w:space="0" w:color="D5DEE9"/>
+              <w:left w:val="single" w:sz="2" w:space="0" w:color="D5DEE9"/>
+              <w:bottom w:val="single" w:sz="2" w:space="0" w:color="D5DEE9"/>
+              <w:right w:val="single" w:sz="2" w:space="0" w:color="D5DEE9"/>
+            </w:tcBorders>
+          </w:tcPr>
+          <w:p>
+            <w:pPr>
+              <w:spacing w:before="40" w:after="40"/>
+            </w:pPr>
+            <w:r>
+              <w:rPr>
+                <w:sz w:val="18"/>
+                <w:szCs w:val="18"/>
+              </w:rPr>
+              <w:t xml:space="preserve">4 cœurs</w:t>
+            </w:r>
+          </w:p>
+        </w:tc>
+        <w:tc>
+          <w:tcPr>
+            <w:tcW w:w="2050" w:type="dxa"/>
+            <w:tcBorders>
+              <w:top w:val="single" w:sz="2" w:space="0" w:color="D5DEE9"/>
+              <w:left w:val="single" w:sz="2" w:space="0" w:color="D5DEE9"/>
+              <w:bottom w:val="single" w:sz="2" w:space="0" w:color="D5DEE9"/>
+              <w:right w:val="single" w:sz="2" w:space="0" w:color="D5DEE9"/>
+            </w:tcBorders>
+          </w:tcPr>
+          <w:p>
+            <w:pPr>
+              <w:spacing w:before="40" w:after="40"/>
+            </w:pPr>
+            <w:r>
+              <w:rPr>
+                <w:sz w:val="18"/>
+                <w:szCs w:val="18"/>
+              </w:rPr>
+              <w:t xml:space="preserve">12 cœurs</w:t>
+            </w:r>
+          </w:p>
+        </w:tc>
+        <w:tc>
+          <w:tcPr>
+            <w:tcW w:w="4138" w:type="dxa"/>
+            <w:tcBorders>
+              <w:top w:val="single" w:sz="2" w:space="0" w:color="D5DEE9"/>
+              <w:left w:val="single" w:sz="2" w:space="0" w:color="D5DEE9"/>
+              <w:bottom w:val="single" w:sz="2" w:space="0" w:color="D5DEE9"/>
+              <w:right w:val="single" w:sz="4" w:space="0" w:color="B9C6D6"/>
+            </w:tcBorders>
+          </w:tcPr>
+          <w:p>
+            <w:pPr>
+              <w:spacing w:before="40" w:after="40"/>
+            </w:pPr>
+            <w:r>
+              <w:rPr>
+                <w:sz w:val="18"/>
+                <w:szCs w:val="18"/>
+              </w:rPr>
+              <w:t xml:space="preserve">Web/PHP + PostgreSQL. Le maximum laisse une marge pour les pics d'activité et les traitements serveur.</w:t>
+            </w:r>
+          </w:p>
+        </w:tc>
+      </w:tr>
+      <w:tr>
+        <w:trPr>
+          <w:cantSplit/>
+        </w:trPr>
+        <w:tc>
+          <w:tcPr>
+            <w:tcW w:w="1700" w:type="dxa"/>
+            <w:tcBorders>
+              <w:top w:val="single" w:sz="2" w:space="0" w:color="D5DEE9"/>
+              <w:left w:val="single" w:sz="4" w:space="0" w:color="B9C6D6"/>
+              <w:bottom w:val="single" w:sz="2" w:space="0" w:color="D5DEE9"/>
+              <w:right w:val="single" w:sz="2" w:space="0" w:color="D5DEE9"/>
+            </w:tcBorders>
+            <w:shd w:val="clear" w:color="auto" w:fill="F7F9FC"/>
+          </w:tcPr>
+          <w:p>
+            <w:pPr>
+              <w:spacing w:before="40" w:after="40"/>
+            </w:pPr>
+            <w:r>
+              <w:rPr>
+                <w:sz w:val="18"/>
+                <w:szCs w:val="18"/>
+              </w:rPr>
+              <w:t xml:space="preserve">Mémoire vive</w:t>
+            </w:r>
+          </w:p>
+        </w:tc>
+        <w:tc>
+          <w:tcPr>
+            <w:tcW w:w="1750" w:type="dxa"/>
+            <w:tcBorders>
+              <w:top w:val="single" w:sz="2" w:space="0" w:color="D5DEE9"/>
+              <w:left w:val="single" w:sz="2" w:space="0" w:color="D5DEE9"/>
+              <w:bottom w:val="single" w:sz="2" w:space="0" w:color="D5DEE9"/>
+              <w:right w:val="single" w:sz="2" w:space="0" w:color="D5DEE9"/>
+            </w:tcBorders>
+            <w:shd w:val="clear" w:color="auto" w:fill="F7F9FC"/>
+          </w:tcPr>
+          <w:p>
+            <w:pPr>
+              <w:spacing w:before="40" w:after="40"/>
+            </w:pPr>
+            <w:r>
+              <w:rPr>
+                <w:sz w:val="18"/>
+                <w:szCs w:val="18"/>
+              </w:rPr>
+              <w:t xml:space="preserve">8 Go</w:t>
+            </w:r>
+          </w:p>
+        </w:tc>
+        <w:tc>
+          <w:tcPr>
+            <w:tcW w:w="2050" w:type="dxa"/>
+            <w:tcBorders>
+              <w:top w:val="single" w:sz="2" w:space="0" w:color="D5DEE9"/>
+              <w:left w:val="single" w:sz="2" w:space="0" w:color="D5DEE9"/>
+              <w:bottom w:val="single" w:sz="2" w:space="0" w:color="D5DEE9"/>
+              <w:right w:val="single" w:sz="2" w:space="0" w:color="D5DEE9"/>
+            </w:tcBorders>
+            <w:shd w:val="clear" w:color="auto" w:fill="F7F9FC"/>
+          </w:tcPr>
+          <w:p>
+            <w:pPr>
+              <w:spacing w:before="40" w:after="40"/>
+            </w:pPr>
+            <w:r>
+              <w:rPr>
+                <w:sz w:val="18"/>
+                <w:szCs w:val="18"/>
+              </w:rPr>
+              <w:t xml:space="preserve">32 Go</w:t>
+            </w:r>
+          </w:p>
+        </w:tc>
+        <w:tc>
+          <w:tcPr>
+            <w:tcW w:w="4138" w:type="dxa"/>
+            <w:tcBorders>
+              <w:top w:val="single" w:sz="2" w:space="0" w:color="D5DEE9"/>
+              <w:left w:val="single" w:sz="2" w:space="0" w:color="D5DEE9"/>
+              <w:bottom w:val="single" w:sz="2" w:space="0" w:color="D5DEE9"/>
+              <w:right w:val="single" w:sz="4" w:space="0" w:color="B9C6D6"/>
+            </w:tcBorders>
+            <w:shd w:val="clear" w:color="auto" w:fill="F7F9FC"/>
+          </w:tcPr>
+          <w:p>
+            <w:pPr>
+              <w:spacing w:before="40" w:after="40"/>
+            </w:pPr>
+            <w:r>
+              <w:rPr>
+                <w:sz w:val="18"/>
+                <w:szCs w:val="18"/>
+              </w:rPr>
+              <w:t xml:space="preserve">PHP-FPM (20 → ≈ 40 processus) + cache PostgreSQL + système, avec réserve de fonctionnement.</w:t>
+            </w:r>
+          </w:p>
+        </w:tc>
+      </w:tr>
+      <w:tr>
+        <w:trPr>
+          <w:cantSplit/>
+        </w:trPr>
+        <w:tc>
+          <w:tcPr>
+            <w:tcW w:w="1700" w:type="dxa"/>
+            <w:tcBorders>
+              <w:top w:val="single" w:sz="2" w:space="0" w:color="D5DEE9"/>
+              <w:left w:val="single" w:sz="4" w:space="0" w:color="B9C6D6"/>
+              <w:bottom w:val="single" w:sz="2" w:space="0" w:color="D5DEE9"/>
+              <w:right w:val="single" w:sz="2" w:space="0" w:color="D5DEE9"/>
+            </w:tcBorders>
+          </w:tcPr>
+          <w:p>
+            <w:pPr>
+              <w:spacing w:before="40" w:after="40"/>
+            </w:pPr>
+            <w:r>
+              <w:rPr>
+                <w:sz w:val="18"/>
+                <w:szCs w:val="18"/>
+              </w:rPr>
+              <w:t xml:space="preserve">Stockage système</w:t>
+            </w:r>
+          </w:p>
+        </w:tc>
+        <w:tc>
+          <w:tcPr>
+            <w:tcW w:w="1750" w:type="dxa"/>
+            <w:tcBorders>
+              <w:top w:val="single" w:sz="2" w:space="0" w:color="D5DEE9"/>
+              <w:left w:val="single" w:sz="2" w:space="0" w:color="D5DEE9"/>
+              <w:bottom w:val="single" w:sz="2" w:space="0" w:color="D5DEE9"/>
+              <w:right w:val="single" w:sz="2" w:space="0" w:color="D5DEE9"/>
+            </w:tcBorders>
+          </w:tcPr>
+          <w:p>
+            <w:pPr>
+              <w:spacing w:before="40" w:after="40"/>
+            </w:pPr>
+            <w:r>
+              <w:rPr>
+                <w:sz w:val="18"/>
+                <w:szCs w:val="18"/>
+              </w:rPr>
+              <w:t xml:space="preserve">20 Go SSD</w:t>
+            </w:r>
+          </w:p>
+        </w:tc>
+        <w:tc>
+          <w:tcPr>
+            <w:tcW w:w="2050" w:type="dxa"/>
+            <w:tcBorders>
+              <w:top w:val="single" w:sz="2" w:space="0" w:color="D5DEE9"/>
+              <w:left w:val="single" w:sz="2" w:space="0" w:color="D5DEE9"/>
+              <w:bottom w:val="single" w:sz="2" w:space="0" w:color="D5DEE9"/>
+              <w:right w:val="single" w:sz="2" w:space="0" w:color="D5DEE9"/>
+            </w:tcBorders>
+          </w:tcPr>
+          <w:p>
+            <w:pPr>
+              <w:spacing w:before="40" w:after="40"/>
+            </w:pPr>
+            <w:r>
+              <w:rPr>
+                <w:sz w:val="18"/>
+                <w:szCs w:val="18"/>
+              </w:rPr>
+              <w:t xml:space="preserve">40 Go SSD</w:t>
+            </w:r>
+          </w:p>
+        </w:tc>
+        <w:tc>
+          <w:tcPr>
+            <w:tcW w:w="4138" w:type="dxa"/>
+            <w:tcBorders>
+              <w:top w:val="single" w:sz="2" w:space="0" w:color="D5DEE9"/>
+              <w:left w:val="single" w:sz="2" w:space="0" w:color="D5DEE9"/>
+              <w:bottom w:val="single" w:sz="2" w:space="0" w:color="D5DEE9"/>
+              <w:right w:val="single" w:sz="4" w:space="0" w:color="B9C6D6"/>
+            </w:tcBorders>
+          </w:tcPr>
+          <w:p>
+            <w:pPr>
+              <w:spacing w:before="40" w:after="40"/>
+            </w:pPr>
+            <w:r>
+              <w:rPr>
+                <w:sz w:val="18"/>
+                <w:szCs w:val="18"/>
+              </w:rPr>
+              <w:t xml:space="preserve">OS + applicatif + journaux.</w:t>
+            </w:r>
+          </w:p>
+        </w:tc>
+      </w:tr>
+      <w:tr>
+        <w:trPr>
+          <w:cantSplit/>
+        </w:trPr>
+        <w:tc>
+          <w:tcPr>
+            <w:tcW w:w="1700" w:type="dxa"/>
+            <w:tcBorders>
+              <w:top w:val="single" w:sz="2" w:space="0" w:color="D5DEE9"/>
+              <w:left w:val="single" w:sz="4" w:space="0" w:color="B9C6D6"/>
+              <w:bottom w:val="single" w:sz="2" w:space="0" w:color="D5DEE9"/>
+              <w:right w:val="single" w:sz="2" w:space="0" w:color="D5DEE9"/>
+            </w:tcBorders>
+            <w:shd w:val="clear" w:color="auto" w:fill="F7F9FC"/>
+          </w:tcPr>
+          <w:p>
+            <w:pPr>
+              <w:spacing w:before="40" w:after="40"/>
+            </w:pPr>
+            <w:r>
+              <w:rPr>
+                <w:sz w:val="18"/>
+                <w:szCs w:val="18"/>
+              </w:rPr>
+              <w:t xml:space="preserve">Stockage données</w:t>
+            </w:r>
+          </w:p>
+        </w:tc>
+        <w:tc>
+          <w:tcPr>
+            <w:tcW w:w="1750" w:type="dxa"/>
+            <w:tcBorders>
+              <w:top w:val="single" w:sz="2" w:space="0" w:color="D5DEE9"/>
+              <w:left w:val="single" w:sz="2" w:space="0" w:color="D5DEE9"/>
+              <w:bottom w:val="single" w:sz="2" w:space="0" w:color="D5DEE9"/>
+              <w:right w:val="single" w:sz="2" w:space="0" w:color="D5DEE9"/>
+            </w:tcBorders>
+            <w:shd w:val="clear" w:color="auto" w:fill="F7F9FC"/>
+          </w:tcPr>
+          <w:p>
+            <w:pPr>
+              <w:spacing w:before="40" w:after="40"/>
+            </w:pPr>
+            <w:r>
+              <w:rPr>
+                <w:sz w:val="18"/>
+                <w:szCs w:val="18"/>
+              </w:rPr>
+              <w:t xml:space="preserve">50 Go SSD</w:t>
+            </w:r>
+          </w:p>
+        </w:tc>
+        <w:tc>
+          <w:tcPr>
+            <w:tcW w:w="2050" w:type="dxa"/>
+            <w:tcBorders>
+              <w:top w:val="single" w:sz="2" w:space="0" w:color="D5DEE9"/>
+              <w:left w:val="single" w:sz="2" w:space="0" w:color="D5DEE9"/>
+              <w:bottom w:val="single" w:sz="2" w:space="0" w:color="D5DEE9"/>
+              <w:right w:val="single" w:sz="2" w:space="0" w:color="D5DEE9"/>
+            </w:tcBorders>
+            <w:shd w:val="clear" w:color="auto" w:fill="F7F9FC"/>
+          </w:tcPr>
+          <w:p>
+            <w:pPr>
+              <w:spacing w:before="40" w:after="40"/>
+            </w:pPr>
+            <w:r>
+              <w:rPr>
+                <w:sz w:val="18"/>
+                <w:szCs w:val="18"/>
+              </w:rPr>
+              <w:t xml:space="preserve">≥ 120 Go SSD (extensible)</w:t>
+            </w:r>
+          </w:p>
+        </w:tc>
+        <w:tc>
+          <w:tcPr>
+            <w:tcW w:w="4138" w:type="dxa"/>
             <w:tcBorders>
               <w:top w:val="single" w:sz="2" w:space="0" w:color="D5DEE9"/>
               <w:left w:val="single" w:sz="2" w:space="0" w:color="D5DEE9"/>
@@ -11543,80 +15193,109 @@
         </w:tc>
       </w:tr>
       <w:tr>
-        <w:tc>
-          <w:tcPr>
-            <w:tcW w:w="2120" w:type="dxa"/>
-            <w:tcBorders>
-              <w:top w:val="single" w:sz="2" w:space="0" w:color="D5DEE9"/>
-              <w:left w:val="single" w:sz="4" w:space="0" w:color="B9C6D6"/>
-              <w:bottom w:val="single" w:sz="2" w:space="0" w:color="D5DEE9"/>
-              <w:right w:val="single" w:sz="2" w:space="0" w:color="D5DEE9"/>
-            </w:tcBorders>
-          </w:tcPr>
-          <w:p>
-            <w:pPr>
-              <w:spacing w:before="40" w:after="40"/>
-            </w:pPr>
-            <w:r>
-              <w:rPr>
-                <w:sz w:val="18"/>
-                <w:szCs w:val="18"/>
-              </w:rPr>
-              <w:t>OS</w:t>
-            </w:r>
-          </w:p>
-        </w:tc>
-        <w:tc>
-          <w:tcPr>
-            <w:tcW w:w="2506" w:type="dxa"/>
-            <w:tcBorders>
-              <w:top w:val="single" w:sz="2" w:space="0" w:color="D5DEE9"/>
-              <w:left w:val="single" w:sz="2" w:space="0" w:color="D5DEE9"/>
-              <w:bottom w:val="single" w:sz="2" w:space="0" w:color="D5DEE9"/>
-              <w:right w:val="single" w:sz="2" w:space="0" w:color="D5DEE9"/>
-            </w:tcBorders>
-          </w:tcPr>
-          <w:p>
-            <w:pPr>
-              <w:spacing w:before="40" w:after="40"/>
-            </w:pPr>
-            <w:r>
-              <w:rPr>
-                <w:sz w:val="18"/>
-                <w:szCs w:val="18"/>
-              </w:rPr>
-              <w:t>Ubuntu 22.04 LTS / Debian 12</w:t>
-            </w:r>
-          </w:p>
-        </w:tc>
-        <w:tc>
-          <w:tcPr>
-            <w:tcW w:w="5012" w:type="dxa"/>
-            <w:tcBorders>
-              <w:top w:val="single" w:sz="2" w:space="0" w:color="D5DEE9"/>
-              <w:left w:val="single" w:sz="2" w:space="0" w:color="D5DEE9"/>
-              <w:bottom w:val="single" w:sz="2" w:space="0" w:color="D5DEE9"/>
-              <w:right w:val="single" w:sz="4" w:space="0" w:color="B9C6D6"/>
-            </w:tcBorders>
-          </w:tcPr>
-          <w:p>
-            <w:pPr>
-              <w:spacing w:before="40" w:after="40"/>
-            </w:pPr>
-            <w:r>
-              <w:rPr>
-                <w:sz w:val="18"/>
-                <w:szCs w:val="18"/>
-              </w:rPr>
-              <w:t>64 bits.</w:t>
-            </w:r>
-          </w:p>
-        </w:tc>
-      </w:tr>
-      <w:tr>
-        <w:tc>
-          <w:tcPr>
-            <w:tcW w:w="2120" w:type="dxa"/>
+        <w:trPr>
+          <w:cantSplit/>
+        </w:trPr>
+        <w:tc>
+          <w:tcPr>
+            <w:tcW w:w="1700" w:type="dxa"/>
+            <w:tcBorders>
+              <w:top w:val="single" w:sz="2" w:space="0" w:color="D5DEE9"/>
+              <w:left w:val="single" w:sz="4" w:space="0" w:color="B9C6D6"/>
+              <w:bottom w:val="single" w:sz="2" w:space="0" w:color="D5DEE9"/>
+              <w:right w:val="single" w:sz="2" w:space="0" w:color="D5DEE9"/>
+            </w:tcBorders>
+          </w:tcPr>
+          <w:p>
+            <w:pPr>
+              <w:spacing w:before="40" w:after="40"/>
+            </w:pPr>
+            <w:r>
+              <w:rPr>
+                <w:sz w:val="18"/>
+                <w:szCs w:val="18"/>
+              </w:rPr>
+              <w:t xml:space="preserve">OS</w:t>
+            </w:r>
+          </w:p>
+        </w:tc>
+        <w:tc>
+          <w:tcPr>
+            <w:tcW w:w="1750" w:type="dxa"/>
+            <w:tcBorders>
+              <w:top w:val="single" w:sz="2" w:space="0" w:color="D5DEE9"/>
+              <w:left w:val="single" w:sz="2" w:space="0" w:color="D5DEE9"/>
+              <w:bottom w:val="single" w:sz="2" w:space="0" w:color="D5DEE9"/>
+              <w:right w:val="single" w:sz="2" w:space="0" w:color="D5DEE9"/>
+            </w:tcBorders>
+          </w:tcPr>
+          <w:p>
+            <w:pPr>
+              <w:spacing w:before="40" w:after="40"/>
+            </w:pPr>
+            <w:r>
+              <w:rPr>
+                <w:sz w:val="18"/>
+                <w:szCs w:val="18"/>
+              </w:rPr>
+              <w:t xml:space="preserve">Debian 12 / Ubuntu 22.04 LTS</w:t>
+            </w:r>
+          </w:p>
+        </w:tc>
+        <w:tc>
+          <w:tcPr>
+            <w:tcW w:w="2050" w:type="dxa"/>
+            <w:tcBorders>
+              <w:top w:val="single" w:sz="2" w:space="0" w:color="D5DEE9"/>
+              <w:left w:val="single" w:sz="2" w:space="0" w:color="D5DEE9"/>
+              <w:bottom w:val="single" w:sz="2" w:space="0" w:color="D5DEE9"/>
+              <w:right w:val="single" w:sz="2" w:space="0" w:color="D5DEE9"/>
+            </w:tcBorders>
+          </w:tcPr>
+          <w:p>
+            <w:pPr>
+              <w:spacing w:before="40" w:after="40"/>
+            </w:pPr>
+            <w:r>
+              <w:rPr>
+                <w:sz w:val="18"/>
+                <w:szCs w:val="18"/>
+              </w:rPr>
+              <w:t xml:space="preserve">Debian 12 / Ubuntu 22.04 LTS</w:t>
+            </w:r>
+          </w:p>
+        </w:tc>
+        <w:tc>
+          <w:tcPr>
+            <w:tcW w:w="4138" w:type="dxa"/>
+            <w:tcBorders>
+              <w:top w:val="single" w:sz="2" w:space="0" w:color="D5DEE9"/>
+              <w:left w:val="single" w:sz="2" w:space="0" w:color="D5DEE9"/>
+              <w:bottom w:val="single" w:sz="2" w:space="0" w:color="D5DEE9"/>
+              <w:right w:val="single" w:sz="4" w:space="0" w:color="B9C6D6"/>
+            </w:tcBorders>
+          </w:tcPr>
+          <w:p>
+            <w:pPr>
+              <w:spacing w:before="40" w:after="40"/>
+            </w:pPr>
+            <w:r>
+              <w:rPr>
+                <w:sz w:val="18"/>
+                <w:szCs w:val="18"/>
+              </w:rPr>
+              <w:t xml:space="preserve">64 bits.</w:t>
+            </w:r>
+          </w:p>
+        </w:tc>
+      </w:tr>
+      <w:tr>
+        <w:trPr>
+          <w:cantSplit/>
+        </w:trPr>
+        <w:tc>
+          <w:tcPr>
+            <w:tcW w:w="1700" w:type="dxa"/>
             <w:tcBorders>
               <w:top w:val="single" w:sz="2" w:space="0" w:color="D5DEE9"/>
               <w:left w:val="single" w:sz="4" w:space="0" w:color="B9C6D6"/>
@@ -11634,13 +15313,13 @@
                 <w:sz w:val="18"/>
                 <w:szCs w:val="18"/>
               </w:rPr>
-              <w:t>Réseau</w:t>
-            </w:r>
-          </w:p>
-        </w:tc>
-        <w:tc>
-          <w:tcPr>
-            <w:tcW w:w="2506" w:type="dxa"/>
+              <w:t xml:space="preserve">Réseau</w:t>
+            </w:r>
+          </w:p>
+        </w:tc>
+        <w:tc>
+          <w:tcPr>
+            <w:tcW w:w="1750" w:type="dxa"/>
             <w:tcBorders>
               <w:top w:val="single" w:sz="2" w:space="0" w:color="D5DEE9"/>
               <w:left w:val="single" w:sz="2" w:space="0" w:color="D5DEE9"/>
@@ -11658,31 +15337,55 @@
                 <w:sz w:val="18"/>
                 <w:szCs w:val="18"/>
               </w:rPr>
-              <w:t>1 Gbit/s, IPv4 publique</w:t>
-            </w:r>
-          </w:p>
-        </w:tc>
-        <w:tc>
-          <w:tcPr>
-            <w:tcW w:w="5012" w:type="dxa"/>
+              <w:t xml:space="preserve">100 Mbit/s</w:t>
+            </w:r>
+          </w:p>
+        </w:tc>
+        <w:tc>
+          <w:tcPr>
+            <w:tcW w:w="2050" w:type="dxa"/>
             <w:tcBorders>
               <w:top w:val="single" w:sz="2" w:space="0" w:color="D5DEE9"/>
               <w:left w:val="single" w:sz="2" w:space="0" w:color="D5DEE9"/>
               <w:bottom w:val="single" w:sz="4" w:space="0" w:color="B9C6D6"/>
-              <w:right w:val="single" w:sz="4" w:space="0" w:color="B9C6D6"/>
-            </w:tcBorders>
-            <w:shd w:val="clear" w:color="auto" w:fill="F7F9FC"/>
-          </w:tcPr>
-          <w:p>
-            <w:pPr>
-              <w:spacing w:before="40" w:after="40"/>
-            </w:pPr>
-            <w:r>
-              <w:rPr>
-                <w:sz w:val="18"/>
-                <w:szCs w:val="18"/>
-              </w:rPr>
-              <w:t xml:space="preserve">443 exposé ; 80 pour redirection et ACME.</w:t>
+              <w:right w:val="single" w:sz="2" w:space="0" w:color="D5DEE9"/>
+            </w:tcBorders>
+            <w:shd w:val="clear" w:color="auto" w:fill="F7F9FC"/>
+          </w:tcPr>
+          <w:p>
+            <w:pPr>
+              <w:spacing w:before="40" w:after="40"/>
+            </w:pPr>
+            <w:r>
+              <w:rPr>
+                <w:sz w:val="18"/>
+                <w:szCs w:val="18"/>
+              </w:rPr>
+              <w:t xml:space="preserve">1 Gbit/s, IPv4 publique</w:t>
+            </w:r>
+          </w:p>
+        </w:tc>
+        <w:tc>
+          <w:tcPr>
+            <w:tcW w:w="4138" w:type="dxa"/>
+            <w:tcBorders>
+              <w:top w:val="single" w:sz="2" w:space="0" w:color="D5DEE9"/>
+              <w:left w:val="single" w:sz="2" w:space="0" w:color="D5DEE9"/>
+              <w:bottom w:val="single" w:sz="4" w:space="0" w:color="B9C6D6"/>
+              <w:right w:val="single" w:sz="4" w:space="0" w:color="B9C6D6"/>
+            </w:tcBorders>
+            <w:shd w:val="clear" w:color="auto" w:fill="F7F9FC"/>
+          </w:tcPr>
+          <w:p>
+            <w:pPr>
+              <w:spacing w:before="40" w:after="40"/>
+            </w:pPr>
+            <w:r>
+              <w:rPr>
+                <w:sz w:val="18"/>
+                <w:szCs w:val="18"/>
+              </w:rPr>
+              <w:t xml:space="preserve">443 exposé ; 80 pour la redirection et, si Certbot est utilisé, la validation ACME.</w:t>
             </w:r>
           </w:p>
         </w:tc>
@@ -11709,6 +15412,9 @@
         <w:gridCol w:w="9638"/>
       </w:tblGrid>
       <w:tr>
+        <w:trPr>
+          <w:cantSplit/>
+        </w:trPr>
         <w:tc>
           <w:tcPr>
             <w:tcW w:w="9638" w:type="dxa"/>
@@ -11772,6 +15478,9 @@
         <w:gridCol w:w="9638"/>
       </w:tblGrid>
       <w:tr>
+        <w:trPr>
+          <w:cantSplit/>
+        </w:trPr>
         <w:tc>
           <w:tcPr>
             <w:tcW w:w="9638" w:type="dxa"/>
@@ -11804,11 +15513,10 @@
             </w:pPr>
             <w:r>
               <w:rPr>
-                <w:color w:val="2A2F36"/>
                 <w:sz w:val="19"/>
                 <w:szCs w:val="19"/>
               </w:rPr>
-              <w:t xml:space="preserve">Si l'assistant est servi par un moteur local (Ollama, LM Studio) sur la même machine, le dimensionnement ci-dessus ne suffit plus : l'inférence sature durablement les cœurs disponibles. Prévoir des ressources dédiées, ou déporter le moteur sur une machine distincte. Les réglages livrés (deploy/ollama-larka.conf) limitent volontairement l'inférence à une requête à la fois pour éviter qu'elle ne dégrade le service applicatif. Voir §6.8 et §9.6.</w:t>
+              <w:t xml:space="preserve">Si l'assistant est servi par un moteur local (Ollama, LM Studio) sur la même machine, viser le haut de la fourchette : l'inférence sur CPU sature durablement les cœurs disponibles. En dessous de 8 vCPU et 16 Go de RAM, déporter le moteur sur une machine distincte ou utiliser un fournisseur distant. Les réglages livrés (deploy/ollama-larka.conf) limitent volontairement l'inférence à une requête à la fois pour éviter qu'elle ne dégrade le service applicatif. Voir §6.8 et §9.6.</w:t>
             </w:r>
           </w:p>
         </w:tc>
@@ -12268,7 +15976,7 @@
                 <w:sz w:val="18"/>
                 <w:szCs w:val="18"/>
               </w:rPr>
-              <w:t xml:space="preserve">certbot (timer)</w:t>
+              <w:t xml:space="preserve">certbot (optionnel)</w:t>
             </w:r>
           </w:p>
         </w:tc>
@@ -12316,7 +16024,7 @@
                 <w:sz w:val="18"/>
                 <w:szCs w:val="18"/>
               </w:rPr>
-              <w:t xml:space="preserve">systemd timer</w:t>
+              <w:t xml:space="preserve">cron / systemd timer</w:t>
             </w:r>
           </w:p>
         </w:tc>
@@ -12340,7 +16048,7 @@
                 <w:sz w:val="18"/>
                 <w:szCs w:val="18"/>
               </w:rPr>
-              <w:t>Renouvellement automatique des certificats TLS.</w:t>
+              <w:t xml:space="preserve">OPTIONNEL — uniquement si le certificat est obtenu par Let's Encrypt : renouvellement automatique. Absent avec un certificat fourni (--cert / --key) ou une terminaison TLS en amont.</w:t>
             </w:r>
           </w:p>
         </w:tc>
@@ -13428,6 +17136,9 @@
         <w:gridCol w:w="9638"/>
       </w:tblGrid>
       <w:tr>
+        <w:trPr>
+          <w:cantSplit/>
+        </w:trPr>
         <w:tc>
           <w:tcPr>
             <w:tcW w:w="9638" w:type="dxa"/>
@@ -13514,6 +17225,9 @@
         <w:gridCol w:w="9638"/>
       </w:tblGrid>
       <w:tr>
+        <w:trPr>
+          <w:cantSplit/>
+        </w:trPr>
         <w:tc>
           <w:tcPr>
             <w:tcW w:w="9638" w:type="dxa"/>
@@ -13577,6 +17291,9 @@
         <w:gridCol w:w="9638"/>
       </w:tblGrid>
       <w:tr>
+        <w:trPr>
+          <w:cantSplit/>
+        </w:trPr>
         <w:tc>
           <w:tcPr>
             <w:tcW w:w="9638" w:type="dxa"/>
@@ -13725,6 +17442,9 @@
         <w:gridCol w:w="9638"/>
       </w:tblGrid>
       <w:tr>
+        <w:trPr>
+          <w:cantSplit/>
+        </w:trPr>
         <w:tc>
           <w:tcPr>
             <w:tcW w:w="9638" w:type="dxa"/>
@@ -14319,6 +18039,9 @@
         <w:gridCol w:w="9638"/>
       </w:tblGrid>
       <w:tr>
+        <w:trPr>
+          <w:cantSplit/>
+        </w:trPr>
         <w:tc>
           <w:tcPr>
             <w:tcW w:w="9638" w:type="dxa"/>
@@ -14991,6 +18714,9 @@
         <w:gridCol w:w="9638"/>
       </w:tblGrid>
       <w:tr>
+        <w:trPr>
+          <w:cantSplit/>
+        </w:trPr>
         <w:tc>
           <w:tcPr>
             <w:tcW w:w="9638" w:type="dxa"/>
@@ -15600,11 +19326,32 @@
           <w:b/>
           <w:bCs/>
         </w:rPr>
-        <w:t xml:space="preserve">Identification de la version. </w:t>
+        <w:t xml:space="preserve">Identification de la version.</w:t>
       </w:r>
       <w:r>
-        <w:rPr/>
-        <w:t xml:space="preserve">La version applicative est déclarée une seule fois, dans </w:t>
+        <w:t xml:space="preserve"> La version applicative est déclarée une seule fois, dans le fichier </w:t>
+      </w:r>
+      <w:r>
+        <w:rPr>
+          <w:rFonts w:ascii="Consolas" w:eastAsia="Consolas" w:hAnsi="Consolas" w:cs="Consolas"/>
+          <w:sz w:val="19"/>
+          <w:szCs w:val="19"/>
+        </w:rPr>
+        <w:t xml:space="preserve">version.json</w:t>
+      </w:r>
+      <w:r>
+        <w:t xml:space="preserve"> à la racine (numéro, canal, date). </w:t>
+      </w:r>
+      <w:r>
+        <w:rPr>
+          <w:rFonts w:ascii="Consolas" w:eastAsia="Consolas" w:hAnsi="Consolas" w:cs="Consolas"/>
+          <w:sz w:val="19"/>
+          <w:szCs w:val="19"/>
+        </w:rPr>
+        <w:t xml:space="preserve">api/Version.php</w:t>
+      </w:r>
+      <w:r>
+        <w:t xml:space="preserve"> (classe LarkaVersion) le lit et </w:t>
       </w:r>
       <w:r>
         <w:rPr>
@@ -15615,8 +19362,7 @@
         <w:t xml:space="preserve">api/config.php</w:t>
       </w:r>
       <w:r>
-        <w:rPr/>
-        <w:t xml:space="preserve">, sous forme de deux constantes : </w:t>
+        <w:t xml:space="preserve"> en dérive les deux constantes </w:t>
       </w:r>
       <w:r>
         <w:rPr>
@@ -15627,20 +19373,7 @@
         <w:t xml:space="preserve">LARKA_VERSION</w:t>
       </w:r>
       <w:r>
-        <w:rPr/>
-        <w:t xml:space="preserve"> (numéro sémantique, </w:t>
-      </w:r>
-      <w:r>
-        <w:rPr>
-          <w:rFonts w:ascii="Consolas" w:eastAsia="Consolas" w:hAnsi="Consolas" w:cs="Consolas"/>
-          <w:sz w:val="19"/>
-          <w:szCs w:val="19"/>
-        </w:rPr>
-        <w:t xml:space="preserve">1.0.0</w:t>
-      </w:r>
-      <w:r>
-        <w:rPr/>
-        <w:t xml:space="preserve">) et </w:t>
+        <w:t xml:space="preserve"> (numéro sémantique, p. ex. 2.0.0) et </w:t>
       </w:r>
       <w:r>
         <w:rPr>
@@ -15651,20 +19384,7 @@
         <w:t xml:space="preserve">LARKA_VERSION_LABEL</w:t>
       </w:r>
       <w:r>
-        <w:rPr/>
-        <w:t xml:space="preserve"> (libellé commercial, </w:t>
-      </w:r>
-      <w:r>
-        <w:rPr>
-          <w:rFonts w:ascii="Consolas" w:eastAsia="Consolas" w:hAnsi="Consolas" w:cs="Consolas"/>
-          <w:sz w:val="19"/>
-          <w:szCs w:val="19"/>
-        </w:rPr>
-        <w:t xml:space="preserve">V1</w:t>
-      </w:r>
-      <w:r>
-        <w:rPr/>
-        <w:t xml:space="preserve">). Toute autre mention de version dans le produit — manifeste PWA, Service Worker, documentation — s'aligne sur ces deux valeurs. Le point de terminaison de diagnostic les restitue sous la clé </w:t>
+        <w:t xml:space="preserve"> (libellé affiché, p. ex. « V.Beta 2.0.0 », visible sur la page de connexion). Toute autre mention de version — écran des mises à jour, outil de publication, documentation — s'aligne sur ce fichier. Le point de terminaison de diagnostic restitue la version sous la clé </w:t>
       </w:r>
       <w:r>
         <w:rPr>
@@ -15675,8 +19395,7 @@
         <w:t xml:space="preserve">larka_version</w:t>
       </w:r>
       <w:r>
-        <w:rPr/>
-        <w:t xml:space="preserve">.</w:t>
+        <w:t xml:space="preserve">. Le mécanisme de mise à jour (§9.3) compare cette version à la dernière publiée.</w:t>
       </w:r>
     </w:p>
     <w:p>
@@ -17129,6 +20848,9 @@
         <w:gridCol w:w="9638"/>
       </w:tblGrid>
       <w:tr>
+        <w:trPr>
+          <w:cantSplit/>
+        </w:trPr>
         <w:tc>
           <w:tcPr>
             <w:tcW w:w="9638" w:type="dxa"/>
@@ -17678,7 +21400,7 @@
                 <w:sz w:val="18"/>
                 <w:szCs w:val="18"/>
               </w:rPr>
-              <w:t xml:space="preserve">Redirection vers HTTPS et validation ACME (Let's Encrypt).</w:t>
+              <w:t xml:space="preserve">Redirection vers HTTPS et, si Certbot est utilisé, validation ACME (Let's Encrypt).</w:t>
             </w:r>
           </w:p>
         </w:tc>
@@ -18822,7 +22544,7 @@
                 <w:sz w:val="18"/>
                 <w:szCs w:val="18"/>
               </w:rPr>
-              <w:t>Émission et renouvellement des certificats.</w:t>
+              <w:t xml:space="preserve">Émission et renouvellement des certificats — uniquement si Certbot est utilisé (optionnel).</w:t>
             </w:r>
           </w:p>
         </w:tc>
@@ -20067,6 +23789,9 @@
         <w:gridCol w:w="9638"/>
       </w:tblGrid>
       <w:tr>
+        <w:trPr>
+          <w:cantSplit/>
+        </w:trPr>
         <w:tc>
           <w:tcPr>
             <w:tcW w:w="9638" w:type="dxa"/>
@@ -21355,6 +25080,9 @@
         <w:gridCol w:w="9638"/>
       </w:tblGrid>
       <w:tr>
+        <w:trPr>
+          <w:cantSplit/>
+        </w:trPr>
         <w:tc>
           <w:tcPr>
             <w:tcW w:w="9638" w:type="dxa"/>
@@ -21773,6 +25501,9 @@
         <w:gridCol w:w="9638"/>
       </w:tblGrid>
       <w:tr>
+        <w:trPr>
+          <w:cantSplit/>
+        </w:trPr>
         <w:tc>
           <w:tcPr>
             <w:tcW w:w="9638" w:type="dxa"/>
@@ -22414,6 +26145,9 @@
         <w:gridCol w:w="9638"/>
       </w:tblGrid>
       <w:tr>
+        <w:trPr>
+          <w:cantSplit/>
+        </w:trPr>
         <w:tc>
           <w:tcPr>
             <w:tcW w:w="9638" w:type="dxa"/>
@@ -23392,6 +27126,9 @@
         <w:gridCol w:w="9638"/>
       </w:tblGrid>
       <w:tr>
+        <w:trPr>
+          <w:cantSplit/>
+        </w:trPr>
         <w:tc>
           <w:tcPr>
             <w:tcW w:w="9638" w:type="dxa"/>
@@ -24261,7 +27998,7 @@
         <w:pStyle w:val="Titre2"/>
         <w:spacing w:before="280" w:after="140"/>
       </w:pPr>
-      <w:bookmarkStart w:id="93" w:name="_Toc235786653"/>
+      <w:bookmarkStart w:id="93" w:name="_Toc90001116"/>
       <w:r>
         <w:t xml:space="preserve">6.5 Paramétrage Microsoft Entra ID (Azure)</w:t>
       </w:r>
@@ -24276,12 +28013,223 @@
         <w:t xml:space="preserve">Les connecteurs Microsoft — authentification fédérée, SharePoint / OneDrive, présence et agenda de l'annuaire — reposent tous sur une seule inscription d'application dans Microsoft Entra ID. Cette section décrit ce que l'exploitant doit y déclarer. Elle est à lire avec le §3.6 (variables d'environnement), qui indique où reporter les valeurs obtenues.</w:t>
       </w:r>
     </w:p>
+    <w:tbl>
+      <w:tblPr>
+        <w:tblW w:w="9638" w:type="dxa"/>
+        <w:tblLayout w:type="fixed"/>
+        <w:tblCellMar>
+          <w:top w:w="110" w:type="dxa"/>
+          <w:left w:w="160" w:type="dxa"/>
+          <w:bottom w:w="110" w:type="dxa"/>
+          <w:right w:w="140" w:type="dxa"/>
+        </w:tblCellMar>
+        <w:tblLook w:val="04A0" w:firstRow="1" w:lastRow="0" w:firstColumn="1" w:lastColumn="0" w:noHBand="0" w:noVBand="1"/>
+      </w:tblPr>
+      <w:tblGrid>
+        <w:gridCol w:w="9638"/>
+      </w:tblGrid>
+      <w:tr>
+        <w:trPr>
+          <w:cantSplit/>
+        </w:trPr>
+        <w:tc>
+          <w:tcPr>
+            <w:tcW w:w="9638" w:type="dxa"/>
+            <w:tcBorders>
+              <w:top w:val="single" w:sz="2" w:space="0" w:color="EEF2F7"/>
+              <w:left w:val="single" w:sz="18" w:space="0" w:color="1F5FA8"/>
+              <w:bottom w:val="single" w:sz="2" w:space="0" w:color="EEF2F7"/>
+              <w:right w:val="single" w:sz="2" w:space="0" w:color="EEF2F7"/>
+            </w:tcBorders>
+            <w:shd w:val="clear" w:color="auto" w:fill="EEF2F7"/>
+          </w:tcPr>
+          <w:p>
+            <w:pPr>
+              <w:spacing w:before="60" w:after="80"/>
+            </w:pPr>
+            <w:r>
+              <w:rPr>
+                <w:b/>
+                <w:bCs/>
+                <w:color w:val="0A1628"/>
+                <w:sz w:val="19"/>
+                <w:szCs w:val="19"/>
+              </w:rPr>
+              <w:t xml:space="preserve">SharePoint : une option distincte</w:t>
+            </w:r>
+          </w:p>
+          <w:p>
+            <w:pPr>
+              <w:spacing w:after="60" w:line="262" w:lineRule="auto"/>
+            </w:pPr>
+            <w:r>
+              <w:rPr>
+                <w:color w:val="2A2F36"/>
+                <w:sz w:val="19"/>
+                <w:szCs w:val="19"/>
+              </w:rPr>
+              <w:t xml:space="preserve">SharePoint / OneDrive ne s'active plus automatiquement avec la connexion Microsoft : c'est un choix séparé, </w:t>
+            </w:r>
+            <w:r>
+              <w:rPr>
+                <w:rFonts w:ascii="Consolas" w:eastAsia="Consolas" w:hAnsi="Consolas" w:cs="Consolas"/>
+                <w:color w:val="2A2F36"/>
+                <w:sz w:val="19"/>
+                <w:szCs w:val="19"/>
+              </w:rPr>
+              <w:t xml:space="preserve">sharepoint.actif</w:t>
+            </w:r>
+            <w:r>
+              <w:rPr>
+                <w:color w:val="2A2F36"/>
+                <w:sz w:val="19"/>
+                <w:szCs w:val="19"/>
+              </w:rPr>
+              <w:t xml:space="preserve"> dans config.json, demandé au premier lancement (</w:t>
+            </w:r>
+            <w:r>
+              <w:rPr>
+                <w:rFonts w:ascii="Consolas" w:eastAsia="Consolas" w:hAnsi="Consolas" w:cs="Consolas"/>
+                <w:color w:val="2A2F36"/>
+                <w:sz w:val="19"/>
+                <w:szCs w:val="19"/>
+              </w:rPr>
+              <w:t xml:space="preserve">./start.sh</w:t>
+            </w:r>
+            <w:r>
+              <w:rPr>
+                <w:color w:val="2A2F36"/>
+                <w:sz w:val="19"/>
+                <w:szCs w:val="19"/>
+              </w:rPr>
+              <w:t xml:space="preserve">, ou </w:t>
+            </w:r>
+            <w:r>
+              <w:rPr>
+                <w:rFonts w:ascii="Consolas" w:eastAsia="Consolas" w:hAnsi="Consolas" w:cs="Consolas"/>
+                <w:color w:val="2A2F36"/>
+                <w:sz w:val="19"/>
+                <w:szCs w:val="19"/>
+              </w:rPr>
+              <w:t xml:space="preserve">deploy/install.sh --sharepoint on|off</w:t>
+            </w:r>
+            <w:r>
+              <w:rPr>
+                <w:color w:val="2A2F36"/>
+                <w:sz w:val="19"/>
+                <w:szCs w:val="19"/>
+              </w:rPr>
+              <w:t xml:space="preserve">).</w:t>
+            </w:r>
+          </w:p>
+          <w:p>
+            <w:pPr>
+              <w:spacing w:after="60" w:line="262" w:lineRule="auto"/>
+            </w:pPr>
+            <w:r>
+              <w:rPr>
+                <w:b/>
+                <w:bCs/>
+                <w:color w:val="2A2F36"/>
+                <w:sz w:val="19"/>
+                <w:szCs w:val="19"/>
+              </w:rPr>
+              <w:t xml:space="preserve">Désactivé</w:t>
+            </w:r>
+            <w:r>
+              <w:rPr>
+                <w:color w:val="2A2F36"/>
+                <w:sz w:val="19"/>
+                <w:szCs w:val="19"/>
+              </w:rPr>
+              <w:t xml:space="preserve"> : les documents sont stockés dans la base de Larka (table Documents) ; la connexion Microsoft, si elle est utilisée, ne demande pas les autorisations Files.Read.All et Sites.Read.All ; les routes SharePoint répondent « non disponible ».</w:t>
+            </w:r>
+          </w:p>
+          <w:p>
+            <w:pPr>
+              <w:spacing w:after="60" w:line="262" w:lineRule="auto"/>
+            </w:pPr>
+            <w:r>
+              <w:rPr>
+                <w:b/>
+                <w:bCs/>
+                <w:color w:val="2A2F36"/>
+                <w:sz w:val="19"/>
+                <w:szCs w:val="19"/>
+              </w:rPr>
+              <w:t xml:space="preserve">Activé</w:t>
+            </w:r>
+            <w:r>
+              <w:rPr>
+                <w:color w:val="2A2F36"/>
+                <w:sz w:val="19"/>
+                <w:szCs w:val="19"/>
+              </w:rPr>
+              <w:t xml:space="preserve"> (exige microsoft_oauth.actif) : liens vers des fichiers SharePoint / OneDrive, sans copie, en plus du stockage local.</w:t>
+            </w:r>
+          </w:p>
+          <w:p>
+            <w:pPr>
+              <w:spacing w:after="60" w:line="262" w:lineRule="auto"/>
+            </w:pPr>
+            <w:r>
+              <w:rPr>
+                <w:color w:val="2A2F36"/>
+                <w:sz w:val="19"/>
+                <w:szCs w:val="19"/>
+              </w:rPr>
+              <w:t xml:space="preserve">Changer ensuite : </w:t>
+            </w:r>
+            <w:r>
+              <w:rPr>
+                <w:rFonts w:ascii="Consolas" w:eastAsia="Consolas" w:hAnsi="Consolas" w:cs="Consolas"/>
+                <w:color w:val="2A2F36"/>
+                <w:sz w:val="19"/>
+                <w:szCs w:val="19"/>
+              </w:rPr>
+              <w:t xml:space="preserve">./start.sh sharepoint on|off</w:t>
+            </w:r>
+            <w:r>
+              <w:rPr>
+                <w:color w:val="2A2F36"/>
+                <w:sz w:val="19"/>
+                <w:szCs w:val="19"/>
+              </w:rPr>
+              <w:t xml:space="preserve">, console </w:t>
+            </w:r>
+            <w:r>
+              <w:rPr>
+                <w:rFonts w:ascii="Consolas" w:eastAsia="Consolas" w:hAnsi="Consolas" w:cs="Consolas"/>
+                <w:color w:val="2A2F36"/>
+                <w:sz w:val="19"/>
+                <w:szCs w:val="19"/>
+              </w:rPr>
+              <w:t xml:space="preserve">./start.sh</w:t>
+            </w:r>
+            <w:r>
+              <w:rPr>
+                <w:color w:val="2A2F36"/>
+                <w:sz w:val="19"/>
+                <w:szCs w:val="19"/>
+              </w:rPr>
+              <w:t xml:space="preserve"> → Maintenance, ou Configuration → Serveur. Les utilisateurs se reconnectent pour que les autorisations Microsoft suivent le nouveau réglage.</w:t>
+            </w:r>
+          </w:p>
+        </w:tc>
+      </w:tr>
+    </w:tbl>
+    <w:p>
+      <w:pPr>
+        <w:pStyle w:val="Corpsdetexte"/>
+        <w:spacing w:before="0" w:after="80"/>
+      </w:pPr>
+    </w:p>
     <w:p>
       <w:pPr>
         <w:pStyle w:val="Titre3"/>
         <w:spacing w:before="220" w:after="120"/>
       </w:pPr>
-      <w:bookmarkStart w:id="94" w:name="_Toc235786670"/>
+      <w:bookmarkStart w:id="94" w:name="_Toc90001117"/>
       <w:r>
         <w:t xml:space="preserve">6.5.1 Inscription de l'application</w:t>
       </w:r>
@@ -24359,7 +28307,7 @@
         <w:pStyle w:val="Titre3"/>
         <w:spacing w:before="220" w:after="120"/>
       </w:pPr>
-      <w:bookmarkStart w:id="95" w:name="_Toc235786670"/>
+      <w:bookmarkStart w:id="95" w:name="_Toc90001118"/>
       <w:r>
         <w:t xml:space="preserve">6.5.2 URI de redirection</w:t>
       </w:r>
@@ -24423,7 +28371,7 @@
         <w:pStyle w:val="Titre3"/>
         <w:spacing w:before="220" w:after="120"/>
       </w:pPr>
-      <w:bookmarkStart w:id="96" w:name="_Toc235786670"/>
+      <w:bookmarkStart w:id="96" w:name="_Toc90001119"/>
       <w:r>
         <w:t xml:space="preserve">6.5.3 Permissions déléguées (au nom de l'utilisateur)</w:t>
       </w:r>
@@ -25148,7 +29096,7 @@
         <w:pStyle w:val="Titre3"/>
         <w:spacing w:before="220" w:after="120"/>
       </w:pPr>
-      <w:bookmarkStart w:id="97" w:name="_Toc235786670"/>
+      <w:bookmarkStart w:id="97" w:name="_Toc90001120"/>
       <w:r>
         <w:t xml:space="preserve">6.5.4 Permission d'application (sans utilisateur connecté)</w:t>
       </w:r>
@@ -25429,7 +29377,7 @@
         <w:pStyle w:val="Titre3"/>
         <w:spacing w:before="220" w:after="120"/>
       </w:pPr>
-      <w:bookmarkStart w:id="98" w:name="_Toc235786670"/>
+      <w:bookmarkStart w:id="98" w:name="_Toc90001121"/>
       <w:r>
         <w:t xml:space="preserve">6.5.5 Consentement administrateur</w:t>
       </w:r>
@@ -26423,7 +30371,7 @@
                 <w:sz w:val="18"/>
                 <w:szCs w:val="18"/>
               </w:rPr>
-              <w:t xml:space="preserve">Anthropic, OpenAI, Mistral</w:t>
+              <w:t xml:space="preserve">Anthropic, OpenAI, Mistral, Google Gemini</w:t>
             </w:r>
           </w:p>
         </w:tc>
@@ -27100,6 +31048,9 @@
         <w:gridCol w:w="9638"/>
       </w:tblGrid>
       <w:tr>
+        <w:trPr>
+          <w:cantSplit/>
+        </w:trPr>
         <w:tc>
           <w:tcPr>
             <w:tcW w:w="9638" w:type="dxa"/>
@@ -29269,6 +33220,9 @@
         <w:gridCol w:w="9638"/>
       </w:tblGrid>
       <w:tr>
+        <w:trPr>
+          <w:cantSplit/>
+        </w:trPr>
         <w:tc>
           <w:tcPr>
             <w:tcW w:w="9638" w:type="dxa"/>
@@ -29415,6 +33369,7 @@
               <w:bottom w:val="single" w:sz="2" w:space="0" w:color="D5DEE9"/>
               <w:right w:val="single" w:sz="2" w:space="0" w:color="D5DEE9"/>
             </w:tcBorders>
+            <w:shd w:val="clear" w:color="auto" w:fill="F7F9FC"/>
           </w:tcPr>
           <w:p>
             <w:pPr>
@@ -29427,7 +33382,7 @@
                 <w:sz w:val="18"/>
                 <w:szCs w:val="18"/>
               </w:rPr>
-              <w:t>Admin</w:t>
+              <w:t>Gestionnaire</w:t>
             </w:r>
           </w:p>
         </w:tc>
@@ -29440,17 +33395,18 @@
               <w:bottom w:val="single" w:sz="2" w:space="0" w:color="D5DEE9"/>
               <w:right w:val="single" w:sz="4" w:space="0" w:color="B9C6D6"/>
             </w:tcBorders>
-          </w:tcPr>
-          <w:p>
-            <w:pPr>
-              <w:spacing w:before="40" w:after="40"/>
-            </w:pPr>
-            <w:r>
-              <w:rPr>
-                <w:sz w:val="18"/>
-                <w:szCs w:val="18"/>
-              </w:rPr>
-              <w:t>Administration complète du tenant : configuration, utilisateurs, tous les modules.</w:t>
+            <w:shd w:val="clear" w:color="auto" w:fill="F7F9FC"/>
+          </w:tcPr>
+          <w:p>
+            <w:pPr>
+              <w:spacing w:before="40" w:after="40"/>
+            </w:pPr>
+            <w:r>
+              <w:rPr>
+                <w:sz w:val="18"/>
+                <w:szCs w:val="18"/>
+              </w:rPr>
+              <w:t xml:space="preserve">Administrateur du tenant : configuration de l'organisation, comptes utilisateurs, modules et extensions, et gestion opérationnelle (parc, interventions, contrats, stock, procédures d'urgence). Rôle attribué au responsable d'une organisation.</w:t>
             </w:r>
           </w:p>
         </w:tc>
@@ -29465,7 +33421,6 @@
               <w:bottom w:val="single" w:sz="2" w:space="0" w:color="D5DEE9"/>
               <w:right w:val="single" w:sz="2" w:space="0" w:color="D5DEE9"/>
             </w:tcBorders>
-            <w:shd w:val="clear" w:color="auto" w:fill="F7F9FC"/>
           </w:tcPr>
           <w:p>
             <w:pPr>
@@ -29478,7 +33433,7 @@
                 <w:sz w:val="18"/>
                 <w:szCs w:val="18"/>
               </w:rPr>
-              <w:t>Gestionnaire</w:t>
+              <w:t>Admin</w:t>
             </w:r>
           </w:p>
         </w:tc>
@@ -29491,18 +33446,17 @@
               <w:bottom w:val="single" w:sz="2" w:space="0" w:color="D5DEE9"/>
               <w:right w:val="single" w:sz="4" w:space="0" w:color="B9C6D6"/>
             </w:tcBorders>
-            <w:shd w:val="clear" w:color="auto" w:fill="F7F9FC"/>
-          </w:tcPr>
-          <w:p>
-            <w:pPr>
-              <w:spacing w:before="40" w:after="40"/>
-            </w:pPr>
-            <w:r>
-              <w:rPr>
-                <w:sz w:val="18"/>
-                <w:szCs w:val="18"/>
-              </w:rPr>
-              <w:t>Gestion opérationnelle : parc, interventions, contrats, stock, procédures d'urgence.</w:t>
+          </w:tcPr>
+          <w:p>
+            <w:pPr>
+              <w:spacing w:before="40" w:after="40"/>
+            </w:pPr>
+            <w:r>
+              <w:rPr>
+                <w:sz w:val="18"/>
+                <w:szCs w:val="18"/>
+              </w:rPr>
+              <w:t xml:space="preserve">Rôle historique, aux droits identiques à ceux du Gestionnaire. Il n'est plus proposé à la création des comptes (un compte Admin est présenté comme Gestionnaire) et reste reconnu pour les comptes existants.</w:t>
             </w:r>
           </w:p>
         </w:tc>
@@ -29681,6 +33635,9 @@
         <w:gridCol w:w="9638"/>
       </w:tblGrid>
       <w:tr>
+        <w:trPr>
+          <w:cantSplit/>
+        </w:trPr>
         <w:tc>
           <w:tcPr>
             <w:tcW w:w="9638" w:type="dxa"/>
@@ -29750,7 +33707,7 @@
         <w:spacing w:after="120" w:line="264" w:lineRule="auto"/>
       </w:pPr>
       <w:r>
-        <w:t xml:space="preserve">HTTPS imposé sur tous les échanges, HSTS d'un an, redirection systématique du port 80. Les certificats sont émis par Let's Encrypt et renouvelés automatiquement par une tâche planifiée. Les appels sortants vers les services externes sont tous en HTTPS.</w:t>
+        <w:t xml:space="preserve">HTTPS imposé sur tous les échanges, HSTS d'un an, redirection systématique du port 80. Les certificats sont, au choix, émis par Let's Encrypt (Certbot, renouvellement automatique par une tâche planifiée) ou fournis par l'exploitant (PKI interne, certificat acheté) ; la terminaison TLS peut aussi être assurée en amont par un reverse-proxy. Les appels sortants vers les services externes sont tous en HTTPS.</w:t>
       </w:r>
     </w:p>
     <w:p>
@@ -31141,6 +35098,9 @@
         <w:gridCol w:w="9638"/>
       </w:tblGrid>
       <w:tr>
+        <w:trPr>
+          <w:cantSplit/>
+        </w:trPr>
         <w:tc>
           <w:tcPr>
             <w:tcW w:w="9638" w:type="dxa"/>
@@ -31594,6 +35554,9 @@
         <w:gridCol w:w="9638"/>
       </w:tblGrid>
       <w:tr>
+        <w:trPr>
+          <w:cantSplit/>
+        </w:trPr>
         <w:tc>
           <w:tcPr>
             <w:tcW w:w="9638" w:type="dxa"/>
@@ -31715,64 +35678,14 @@
         <w:spacing w:after="60"/>
       </w:pPr>
     </w:p>
-    <w:tbl>
-      <w:tblPr>
-        <w:tblW w:w="9638" w:type="dxa"/>
-        <w:tblLayout w:type="fixed"/>
-        <w:tblCellMar>
-          <w:top w:w="110" w:type="dxa"/>
-          <w:left w:w="160" w:type="dxa"/>
-          <w:bottom w:w="110" w:type="dxa"/>
-          <w:right w:w="140" w:type="dxa"/>
-        </w:tblCellMar>
-        <w:tblLook w:val="04A0" w:firstRow="1" w:lastRow="0" w:firstColumn="1" w:lastColumn="0" w:noHBand="0" w:noVBand="1"/>
-      </w:tblPr>
-      <w:tblGrid>
-        <w:gridCol w:w="9638"/>
-      </w:tblGrid>
-      <w:tr>
-        <w:tc>
-          <w:tcPr>
-            <w:tcW w:w="9638" w:type="dxa"/>
-            <w:tcBorders>
-              <w:top w:val="single" w:sz="2" w:space="0" w:color="EEF2F7"/>
-              <w:left w:val="single" w:sz="18" w:space="0" w:color="1F5FA8"/>
-              <w:bottom w:val="single" w:sz="2" w:space="0" w:color="EEF2F7"/>
-              <w:right w:val="single" w:sz="2" w:space="0" w:color="EEF2F7"/>
-            </w:tcBorders>
-            <w:shd w:val="clear" w:color="auto" w:fill="EEF2F7"/>
-          </w:tcPr>
-          <w:p>
-            <w:pPr>
-              <w:spacing w:before="60" w:after="80"/>
-            </w:pPr>
-            <w:r>
-              <w:rPr>
-                <w:b/>
-                <w:bCs/>
-                <w:color w:val="0A1628"/>
-                <w:sz w:val="19"/>
-                <w:szCs w:val="19"/>
-              </w:rPr>
-              <w:t>Mode « HTML brut » retiré</w:t>
-            </w:r>
-          </w:p>
-          <w:p>
-            <w:pPr>
-              <w:spacing w:after="60" w:line="262" w:lineRule="auto"/>
-            </w:pPr>
-            <w:r>
-              <w:rPr>
-                <w:color w:val="2A2F36"/>
-                <w:sz w:val="19"/>
-                <w:szCs w:val="19"/>
-              </w:rPr>
-              <w:t>L'ancien mode de personnalisation par HTML libre a été supprimé : il permettait l'injection de balises exécutables sur une page accessible avant toute authentification, soit le pire emplacement possible pour une faille XSS. La mention de droit d'auteur et de licence affichée sur l'écran de connexion est codée en dur et n'est pas personnalisable.</w:t>
-            </w:r>
-          </w:p>
-        </w:tc>
-      </w:tr>
-    </w:tbl>
+    <w:p>
+      <w:pPr>
+        <w:spacing w:after="120" w:line="264" w:lineRule="auto"/>
+      </w:pPr>
+      <w:r>
+        <w:t xml:space="preserve">La mention de droit d'auteur et de licence affichée sur l'écran de connexion est codée en dur et n'est pas personnalisable.</w:t>
+      </w:r>
+    </w:p>
     <w:p>
       <w:pPr>
         <w:pStyle w:val="Titre2"/>
@@ -33176,6 +37089,9 @@
         <w:gridCol w:w="9638"/>
       </w:tblGrid>
       <w:tr>
+        <w:trPr>
+          <w:cantSplit/>
+        </w:trPr>
         <w:tc>
           <w:tcPr>
             <w:tcW w:w="9638" w:type="dxa"/>
@@ -33350,6 +37266,9 @@
         <w:gridCol w:w="9638"/>
       </w:tblGrid>
       <w:tr>
+        <w:trPr>
+          <w:cantSplit/>
+        </w:trPr>
         <w:tc>
           <w:tcPr>
             <w:tcW w:w="9638" w:type="dxa"/>
@@ -33592,7 +37511,7 @@
                 <w:sz w:val="18"/>
                 <w:szCs w:val="18"/>
               </w:rPr>
-              <w:t xml:space="preserve">PostgreSQL, PHP-FPM, Nginx, certificat Let's Encrypt, tâches planifiées, .env et config.json adaptés au domaine.</w:t>
+              <w:t xml:space="preserve">PostgreSQL, PHP-FPM, Nginx, certificat TLS (Let's Encrypt via Certbot par défaut — optionnel), tâches planifiées, .env et config.json adaptés au domaine.</w:t>
             </w:r>
           </w:p>
         </w:tc>
@@ -33819,6 +37738,199 @@
         </w:tc>
       </w:tr>
     </w:tbl>
+    <w:p>
+      <w:pPr>
+        <w:pStyle w:val="Corpsdetexte"/>
+        <w:spacing w:before="0" w:after="80"/>
+      </w:pPr>
+    </w:p>
+    <w:tbl>
+      <w:tblPr>
+        <w:tblW w:w="9638" w:type="dxa"/>
+        <w:tblLayout w:type="fixed"/>
+        <w:tblCellMar>
+          <w:top w:w="110" w:type="dxa"/>
+          <w:left w:w="160" w:type="dxa"/>
+          <w:bottom w:w="110" w:type="dxa"/>
+          <w:right w:w="140" w:type="dxa"/>
+        </w:tblCellMar>
+        <w:tblLook w:val="04A0" w:firstRow="1" w:lastRow="0" w:firstColumn="1" w:lastColumn="0" w:noHBand="0" w:noVBand="1"/>
+      </w:tblPr>
+      <w:tblGrid>
+        <w:gridCol w:w="9638"/>
+      </w:tblGrid>
+      <w:tr>
+        <w:trPr>
+          <w:cantSplit/>
+        </w:trPr>
+        <w:tc>
+          <w:tcPr>
+            <w:tcW w:w="9638" w:type="dxa"/>
+            <w:tcBorders>
+              <w:top w:val="single" w:sz="2" w:space="0" w:color="EEF2F7"/>
+              <w:left w:val="single" w:sz="18" w:space="0" w:color="1F5FA8"/>
+              <w:bottom w:val="single" w:sz="2" w:space="0" w:color="EEF2F7"/>
+              <w:right w:val="single" w:sz="2" w:space="0" w:color="EEF2F7"/>
+            </w:tcBorders>
+            <w:shd w:val="clear" w:color="auto" w:fill="EEF2F7"/>
+          </w:tcPr>
+          <w:p>
+            <w:pPr>
+              <w:spacing w:before="60" w:after="80"/>
+            </w:pPr>
+            <w:r>
+              <w:rPr>
+                <w:b/>
+                <w:bCs/>
+                <w:color w:val="0A1628"/>
+                <w:sz w:val="19"/>
+                <w:szCs w:val="19"/>
+              </w:rPr>
+              <w:t xml:space="preserve">Certificat TLS : Certbot est une option</w:t>
+            </w:r>
+          </w:p>
+          <w:p>
+            <w:pPr>
+              <w:spacing w:after="60" w:line="262" w:lineRule="auto"/>
+            </w:pPr>
+            <w:r>
+              <w:rPr>
+                <w:color w:val="2A2F36"/>
+                <w:sz w:val="19"/>
+                <w:szCs w:val="19"/>
+              </w:rPr>
+              <w:t xml:space="preserve">Par défaut, l'installeur obtient un certificat Let's Encrypt avec Certbot et en planifie le renouvellement. Trois autres choix :</w:t>
+            </w:r>
+          </w:p>
+          <w:p>
+            <w:pPr>
+              <w:spacing w:after="60" w:line="262" w:lineRule="auto"/>
+            </w:pPr>
+            <w:r>
+              <w:rPr>
+                <w:b/>
+                <w:bCs/>
+                <w:color w:val="2A2F36"/>
+                <w:sz w:val="19"/>
+                <w:szCs w:val="19"/>
+              </w:rPr>
+              <w:t xml:space="preserve">• Certificat existant</w:t>
+            </w:r>
+            <w:r>
+              <w:rPr>
+                <w:color w:val="2A2F36"/>
+                <w:sz w:val="19"/>
+                <w:szCs w:val="19"/>
+              </w:rPr>
+              <w:t xml:space="preserve"> (PKI interne, certificat acheté) : </w:t>
+            </w:r>
+            <w:r>
+              <w:rPr>
+                <w:rFonts w:ascii="Consolas" w:eastAsia="Consolas" w:hAnsi="Consolas" w:cs="Consolas"/>
+                <w:color w:val="2A2F36"/>
+                <w:sz w:val="19"/>
+                <w:szCs w:val="19"/>
+              </w:rPr>
+              <w:t xml:space="preserve">sudo ./start.sh prod --domain &lt;fqdn&gt; --cert fullchain.pem --key privkey.pem</w:t>
+            </w:r>
+            <w:r>
+              <w:rPr>
+                <w:color w:val="2A2F36"/>
+                <w:sz w:val="19"/>
+                <w:szCs w:val="19"/>
+              </w:rPr>
+              <w:t xml:space="preserve"> — Certbot n'est ni installé ni planifié.</w:t>
+            </w:r>
+          </w:p>
+          <w:p>
+            <w:pPr>
+              <w:spacing w:after="60" w:line="262" w:lineRule="auto"/>
+            </w:pPr>
+            <w:r>
+              <w:rPr>
+                <w:b/>
+                <w:bCs/>
+                <w:color w:val="2A2F36"/>
+                <w:sz w:val="19"/>
+                <w:szCs w:val="19"/>
+              </w:rPr>
+              <w:t xml:space="preserve">• Sans Certbot</w:t>
+            </w:r>
+            <w:r>
+              <w:rPr>
+                <w:color w:val="2A2F36"/>
+                <w:sz w:val="19"/>
+                <w:szCs w:val="19"/>
+              </w:rPr>
+              <w:t xml:space="preserve"> : </w:t>
+            </w:r>
+            <w:r>
+              <w:rPr>
+                <w:rFonts w:ascii="Consolas" w:eastAsia="Consolas" w:hAnsi="Consolas" w:cs="Consolas"/>
+                <w:color w:val="2A2F36"/>
+                <w:sz w:val="19"/>
+                <w:szCs w:val="19"/>
+              </w:rPr>
+              <w:t xml:space="preserve">--no-certbot</w:t>
+            </w:r>
+            <w:r>
+              <w:rPr>
+                <w:color w:val="2A2F36"/>
+                <w:sz w:val="19"/>
+                <w:szCs w:val="19"/>
+              </w:rPr>
+              <w:t xml:space="preserve"> — le vhost attend le certificat aux emplacements indiqués par l'installeur, à placer ou adapter ensuite.</w:t>
+            </w:r>
+          </w:p>
+          <w:p>
+            <w:pPr>
+              <w:spacing w:after="60" w:line="262" w:lineRule="auto"/>
+            </w:pPr>
+            <w:r>
+              <w:rPr>
+                <w:b/>
+                <w:bCs/>
+                <w:color w:val="2A2F36"/>
+                <w:sz w:val="19"/>
+                <w:szCs w:val="19"/>
+              </w:rPr>
+              <w:t xml:space="preserve">• TLS en amont</w:t>
+            </w:r>
+            <w:r>
+              <w:rPr>
+                <w:color w:val="2A2F36"/>
+                <w:sz w:val="19"/>
+                <w:szCs w:val="19"/>
+              </w:rPr>
+              <w:t xml:space="preserve"> (reverse-proxy, tunnel) : </w:t>
+            </w:r>
+            <w:r>
+              <w:rPr>
+                <w:rFonts w:ascii="Consolas" w:eastAsia="Consolas" w:hAnsi="Consolas" w:cs="Consolas"/>
+                <w:color w:val="2A2F36"/>
+                <w:sz w:val="19"/>
+                <w:szCs w:val="19"/>
+              </w:rPr>
+              <w:t xml:space="preserve">--behind-proxy</w:t>
+            </w:r>
+            <w:r>
+              <w:rPr>
+                <w:color w:val="2A2F36"/>
+                <w:sz w:val="19"/>
+                <w:szCs w:val="19"/>
+              </w:rPr>
+              <w:t xml:space="preserve"> — Nginx sert en HTTP local, sans certificat.</w:t>
+            </w:r>
+          </w:p>
+        </w:tc>
+      </w:tr>
+    </w:tbl>
+    <w:p>
+      <w:pPr>
+        <w:pStyle w:val="Corpsdetexte"/>
+        <w:spacing w:before="0" w:after="80"/>
+      </w:pPr>
+    </w:p>
     <w:p>
       <w:pPr>
         <w:spacing w:after="80"/>
@@ -33840,6 +37952,9 @@
         <w:gridCol w:w="9638"/>
       </w:tblGrid>
       <w:tr>
+        <w:trPr>
+          <w:cantSplit/>
+        </w:trPr>
         <w:tc>
           <w:tcPr>
             <w:tcW w:w="9638" w:type="dxa"/>
@@ -33898,7 +38013,805 @@
         <w:spacing w:after="120" w:line="264" w:lineRule="auto"/>
       </w:pPr>
       <w:r>
-        <w:t>Le déploiement d'une nouvelle version consiste à remplacer les fichiers applicatifs puis à redémarrer les services. Deux points de vigilance :</w:t>
+        <w:t xml:space="preserve">Depuis la version 2.0.0, Larka intègre un mécanisme de mise à jour (</w:t>
+      </w:r>
+      <w:r>
+        <w:rPr>
+          <w:rFonts w:ascii="Consolas" w:eastAsia="Consolas" w:hAnsi="Consolas" w:cs="Consolas"/>
+          <w:sz w:val="19"/>
+          <w:szCs w:val="19"/>
+        </w:rPr>
+        <w:t xml:space="preserve">api/MiseAJour.php</w:t>
+      </w:r>
+      <w:r>
+        <w:t xml:space="preserve">, classe LarkaMiseAJour) : </w:t>
+      </w:r>
+      <w:r>
+        <w:rPr>
+          <w:b/>
+          <w:bCs/>
+        </w:rPr>
+        <w:t xml:space="preserve">détection automatique, installation validée manuellement, sans suppression de données</w:t>
+      </w:r>
+      <w:r>
+        <w:t xml:space="preserve">. Le déploiement manuel (remplacement des fichiers puis redémarrage des services) reste possible.</w:t>
+      </w:r>
+    </w:p>
+    <w:tbl>
+      <w:tblPr>
+        <w:tblW w:w="9638" w:type="dxa"/>
+        <w:tblLayout w:type="fixed"/>
+        <w:tblCellMar>
+          <w:top w:w="60" w:type="dxa"/>
+          <w:left w:w="90" w:type="dxa"/>
+          <w:bottom w:w="60" w:type="dxa"/>
+          <w:right w:w="90" w:type="dxa"/>
+        </w:tblCellMar>
+        <w:tblLook w:val="04A0" w:firstRow="1" w:lastRow="0" w:firstColumn="1" w:lastColumn="0" w:noHBand="0" w:noVBand="1"/>
+      </w:tblPr>
+      <w:tblGrid>
+        <w:gridCol w:w="2100"/>
+        <w:gridCol w:w="7538"/>
+      </w:tblGrid>
+      <w:tr>
+        <w:trPr>
+          <w:tblHeader/>
+        </w:trPr>
+        <w:tc>
+          <w:tcPr>
+            <w:tcW w:w="2100" w:type="dxa"/>
+            <w:tcBorders>
+              <w:top w:val="single" w:sz="4" w:space="0" w:color="B9C6D6"/>
+              <w:left w:val="single" w:sz="4" w:space="0" w:color="B9C6D6"/>
+              <w:bottom w:val="single" w:sz="2" w:space="0" w:color="D5DEE9"/>
+              <w:right w:val="single" w:sz="2" w:space="0" w:color="D5DEE9"/>
+            </w:tcBorders>
+            <w:shd w:val="clear" w:color="auto" w:fill="D8E2EE"/>
+          </w:tcPr>
+          <w:p>
+            <w:pPr>
+              <w:spacing w:before="40" w:after="40"/>
+            </w:pPr>
+            <w:r>
+              <w:rPr>
+                <w:b/>
+                <w:bCs/>
+                <w:color w:val="0A1628"/>
+                <w:sz w:val="18"/>
+                <w:szCs w:val="18"/>
+              </w:rPr>
+              <w:t xml:space="preserve">Étape</w:t>
+            </w:r>
+          </w:p>
+        </w:tc>
+        <w:tc>
+          <w:tcPr>
+            <w:tcW w:w="7538" w:type="dxa"/>
+            <w:tcBorders>
+              <w:top w:val="single" w:sz="4" w:space="0" w:color="B9C6D6"/>
+              <w:left w:val="single" w:sz="2" w:space="0" w:color="D5DEE9"/>
+              <w:bottom w:val="single" w:sz="2" w:space="0" w:color="D5DEE9"/>
+              <w:right w:val="single" w:sz="4" w:space="0" w:color="B9C6D6"/>
+            </w:tcBorders>
+            <w:shd w:val="clear" w:color="auto" w:fill="D8E2EE"/>
+          </w:tcPr>
+          <w:p>
+            <w:pPr>
+              <w:spacing w:before="40" w:after="40"/>
+            </w:pPr>
+            <w:r>
+              <w:rPr>
+                <w:b/>
+                <w:bCs/>
+                <w:color w:val="0A1628"/>
+                <w:sz w:val="18"/>
+                <w:szCs w:val="18"/>
+              </w:rPr>
+              <w:t xml:space="preserve">Fonctionnement</w:t>
+            </w:r>
+          </w:p>
+        </w:tc>
+      </w:tr>
+      <w:tr>
+        <w:trPr>
+          <w:cantSplit/>
+        </w:trPr>
+        <w:tc>
+          <w:tcPr>
+            <w:tcW w:w="2100" w:type="dxa"/>
+            <w:tcBorders>
+              <w:top w:val="single" w:sz="2" w:space="0" w:color="D5DEE9"/>
+              <w:left w:val="single" w:sz="4" w:space="0" w:color="B9C6D6"/>
+              <w:bottom w:val="single" w:sz="2" w:space="0" w:color="D5DEE9"/>
+              <w:right w:val="single" w:sz="2" w:space="0" w:color="D5DEE9"/>
+            </w:tcBorders>
+          </w:tcPr>
+          <w:p>
+            <w:pPr>
+              <w:spacing w:before="40" w:after="40"/>
+            </w:pPr>
+            <w:r>
+              <w:rPr>
+                <w:sz w:val="18"/>
+                <w:szCs w:val="18"/>
+              </w:rPr>
+              <w:t xml:space="preserve">Détection</w:t>
+            </w:r>
+          </w:p>
+        </w:tc>
+        <w:tc>
+          <w:tcPr>
+            <w:tcW w:w="7538" w:type="dxa"/>
+            <w:tcBorders>
+              <w:top w:val="single" w:sz="2" w:space="0" w:color="D5DEE9"/>
+              <w:left w:val="single" w:sz="2" w:space="0" w:color="D5DEE9"/>
+              <w:bottom w:val="single" w:sz="2" w:space="0" w:color="D5DEE9"/>
+              <w:right w:val="single" w:sz="4" w:space="0" w:color="B9C6D6"/>
+            </w:tcBorders>
+          </w:tcPr>
+          <w:p>
+            <w:pPr>
+              <w:spacing w:before="40" w:after="40"/>
+            </w:pPr>
+            <w:r>
+              <w:rPr>
+                <w:sz w:val="18"/>
+                <w:szCs w:val="18"/>
+              </w:rPr>
+              <w:t xml:space="preserve">Interrogation de la source au plus toutes les 12 h (</w:t>
+            </w:r>
+            <w:r>
+              <w:rPr>
+                <w:rFonts w:ascii="Consolas" w:eastAsia="Consolas" w:hAnsi="Consolas" w:cs="Consolas"/>
+                <w:sz w:val="18"/>
+                <w:szCs w:val="18"/>
+              </w:rPr>
+              <w:t xml:space="preserve">frequence_heures</w:t>
+            </w:r>
+            <w:r>
+              <w:rPr>
+                <w:sz w:val="18"/>
+                <w:szCs w:val="18"/>
+              </w:rPr>
+              <w:t xml:space="preserve">), à l'ouverture de session d'un administrateur : GitHub Releases du dépôt (</w:t>
+            </w:r>
+            <w:r>
+              <w:rPr>
+                <w:rFonts w:ascii="Consolas" w:eastAsia="Consolas" w:hAnsi="Consolas" w:cs="Consolas"/>
+                <w:sz w:val="18"/>
+                <w:szCs w:val="18"/>
+              </w:rPr>
+              <w:t xml:space="preserve">depot</w:t>
+            </w:r>
+            <w:r>
+              <w:rPr>
+                <w:sz w:val="18"/>
+                <w:szCs w:val="18"/>
+              </w:rPr>
+              <w:t xml:space="preserve">) ou manifeste HTTPS (</w:t>
+            </w:r>
+            <w:r>
+              <w:rPr>
+                <w:rFonts w:ascii="Consolas" w:eastAsia="Consolas" w:hAnsi="Consolas" w:cs="Consolas"/>
+                <w:sz w:val="18"/>
+                <w:szCs w:val="18"/>
+              </w:rPr>
+              <w:t xml:space="preserve">url_manifeste</w:t>
+            </w:r>
+            <w:r>
+              <w:rPr>
+                <w:sz w:val="18"/>
+                <w:szCs w:val="18"/>
+              </w:rPr>
+              <w:t xml:space="preserve">), canal </w:t>
+            </w:r>
+            <w:r>
+              <w:rPr>
+                <w:rFonts w:ascii="Consolas" w:eastAsia="Consolas" w:hAnsi="Consolas" w:cs="Consolas"/>
+                <w:sz w:val="18"/>
+                <w:szCs w:val="18"/>
+              </w:rPr>
+              <w:t xml:space="preserve">beta</w:t>
+            </w:r>
+            <w:r>
+              <w:rPr>
+                <w:sz w:val="18"/>
+                <w:szCs w:val="18"/>
+              </w:rPr>
+              <w:t xml:space="preserve"> ou </w:t>
+            </w:r>
+            <w:r>
+              <w:rPr>
+                <w:rFonts w:ascii="Consolas" w:eastAsia="Consolas" w:hAnsi="Consolas" w:cs="Consolas"/>
+                <w:sz w:val="18"/>
+                <w:szCs w:val="18"/>
+              </w:rPr>
+              <w:t xml:space="preserve">stable</w:t>
+            </w:r>
+            <w:r>
+              <w:rPr>
+                <w:sz w:val="18"/>
+                <w:szCs w:val="18"/>
+              </w:rPr>
+              <w:t xml:space="preserve">. Réglages : section </w:t>
+            </w:r>
+            <w:r>
+              <w:rPr>
+                <w:rFonts w:ascii="Consolas" w:eastAsia="Consolas" w:hAnsi="Consolas" w:cs="Consolas"/>
+                <w:sz w:val="18"/>
+                <w:szCs w:val="18"/>
+              </w:rPr>
+              <w:t xml:space="preserve">mises_a_jour</w:t>
+            </w:r>
+            <w:r>
+              <w:rPr>
+                <w:sz w:val="18"/>
+                <w:szCs w:val="18"/>
+              </w:rPr>
+              <w:t xml:space="preserve"> de config.json ; jeton de dépôt privé dans .env (</w:t>
+            </w:r>
+            <w:r>
+              <w:rPr>
+                <w:rFonts w:ascii="Consolas" w:eastAsia="Consolas" w:hAnsi="Consolas" w:cs="Consolas"/>
+                <w:sz w:val="18"/>
+                <w:szCs w:val="18"/>
+              </w:rPr>
+              <w:t xml:space="preserve">GMAO_MAJ_GITHUB_TOKEN</w:t>
+            </w:r>
+            <w:r>
+              <w:rPr>
+                <w:sz w:val="18"/>
+                <w:szCs w:val="18"/>
+              </w:rPr>
+              <w:t xml:space="preserve">).</w:t>
+            </w:r>
+          </w:p>
+        </w:tc>
+      </w:tr>
+      <w:tr>
+        <w:trPr>
+          <w:cantSplit/>
+        </w:trPr>
+        <w:tc>
+          <w:tcPr>
+            <w:tcW w:w="2100" w:type="dxa"/>
+            <w:tcBorders>
+              <w:top w:val="single" w:sz="2" w:space="0" w:color="D5DEE9"/>
+              <w:left w:val="single" w:sz="4" w:space="0" w:color="B9C6D6"/>
+              <w:bottom w:val="single" w:sz="2" w:space="0" w:color="D5DEE9"/>
+              <w:right w:val="single" w:sz="2" w:space="0" w:color="D5DEE9"/>
+            </w:tcBorders>
+            <w:shd w:val="clear" w:color="auto" w:fill="F7F9FC"/>
+          </w:tcPr>
+          <w:p>
+            <w:pPr>
+              <w:spacing w:before="40" w:after="40"/>
+            </w:pPr>
+            <w:r>
+              <w:rPr>
+                <w:sz w:val="18"/>
+                <w:szCs w:val="18"/>
+              </w:rPr>
+              <w:t xml:space="preserve">Proposition</w:t>
+            </w:r>
+          </w:p>
+        </w:tc>
+        <w:tc>
+          <w:tcPr>
+            <w:tcW w:w="7538" w:type="dxa"/>
+            <w:tcBorders>
+              <w:top w:val="single" w:sz="2" w:space="0" w:color="D5DEE9"/>
+              <w:left w:val="single" w:sz="2" w:space="0" w:color="D5DEE9"/>
+              <w:bottom w:val="single" w:sz="2" w:space="0" w:color="D5DEE9"/>
+              <w:right w:val="single" w:sz="4" w:space="0" w:color="B9C6D6"/>
+            </w:tcBorders>
+            <w:shd w:val="clear" w:color="auto" w:fill="F7F9FC"/>
+          </w:tcPr>
+          <w:p>
+            <w:pPr>
+              <w:spacing w:before="40" w:after="40"/>
+            </w:pPr>
+            <w:r>
+              <w:rPr>
+                <w:sz w:val="18"/>
+                <w:szCs w:val="18"/>
+              </w:rPr>
+              <w:t xml:space="preserve">Bandeau puis fenêtre (</w:t>
+            </w:r>
+            <w:r>
+              <w:rPr>
+                <w:rFonts w:ascii="Consolas" w:eastAsia="Consolas" w:hAnsi="Consolas" w:cs="Consolas"/>
+                <w:sz w:val="18"/>
+                <w:szCs w:val="18"/>
+              </w:rPr>
+              <w:t xml:space="preserve">js/maj.js</w:t>
+            </w:r>
+            <w:r>
+              <w:rPr>
+                <w:sz w:val="18"/>
+                <w:szCs w:val="18"/>
+              </w:rPr>
+              <w:t xml:space="preserve">) : notes de version et contrôles. Rien ne s'installe sans un clic confirmant la version exacte affichée.</w:t>
+            </w:r>
+          </w:p>
+        </w:tc>
+      </w:tr>
+      <w:tr>
+        <w:trPr>
+          <w:cantSplit/>
+        </w:trPr>
+        <w:tc>
+          <w:tcPr>
+            <w:tcW w:w="2100" w:type="dxa"/>
+            <w:tcBorders>
+              <w:top w:val="single" w:sz="2" w:space="0" w:color="D5DEE9"/>
+              <w:left w:val="single" w:sz="4" w:space="0" w:color="B9C6D6"/>
+              <w:bottom w:val="single" w:sz="2" w:space="0" w:color="D5DEE9"/>
+              <w:right w:val="single" w:sz="2" w:space="0" w:color="D5DEE9"/>
+            </w:tcBorders>
+          </w:tcPr>
+          <w:p>
+            <w:pPr>
+              <w:spacing w:before="40" w:after="40"/>
+            </w:pPr>
+            <w:r>
+              <w:rPr>
+                <w:sz w:val="18"/>
+                <w:szCs w:val="18"/>
+              </w:rPr>
+              <w:t xml:space="preserve">Droits</w:t>
+            </w:r>
+          </w:p>
+        </w:tc>
+        <w:tc>
+          <w:tcPr>
+            <w:tcW w:w="7538" w:type="dxa"/>
+            <w:tcBorders>
+              <w:top w:val="single" w:sz="2" w:space="0" w:color="D5DEE9"/>
+              <w:left w:val="single" w:sz="2" w:space="0" w:color="D5DEE9"/>
+              <w:bottom w:val="single" w:sz="2" w:space="0" w:color="D5DEE9"/>
+              <w:right w:val="single" w:sz="4" w:space="0" w:color="B9C6D6"/>
+            </w:tcBorders>
+          </w:tcPr>
+          <w:p>
+            <w:pPr>
+              <w:spacing w:before="40" w:after="40"/>
+            </w:pPr>
+            <w:r>
+              <w:rPr>
+                <w:sz w:val="18"/>
+                <w:szCs w:val="18"/>
+              </w:rPr>
+              <w:t xml:space="preserve">Multi-tenant : Super Administrateur uniquement (le code est commun à tous les tenants). Mono-tenant : Admin et Gestionnaire.</w:t>
+            </w:r>
+          </w:p>
+        </w:tc>
+      </w:tr>
+      <w:tr>
+        <w:trPr>
+          <w:cantSplit/>
+        </w:trPr>
+        <w:tc>
+          <w:tcPr>
+            <w:tcW w:w="2100" w:type="dxa"/>
+            <w:tcBorders>
+              <w:top w:val="single" w:sz="2" w:space="0" w:color="D5DEE9"/>
+              <w:left w:val="single" w:sz="4" w:space="0" w:color="B9C6D6"/>
+              <w:bottom w:val="single" w:sz="2" w:space="0" w:color="D5DEE9"/>
+              <w:right w:val="single" w:sz="2" w:space="0" w:color="D5DEE9"/>
+            </w:tcBorders>
+            <w:shd w:val="clear" w:color="auto" w:fill="F7F9FC"/>
+          </w:tcPr>
+          <w:p>
+            <w:pPr>
+              <w:spacing w:before="40" w:after="40"/>
+            </w:pPr>
+            <w:r>
+              <w:rPr>
+                <w:sz w:val="18"/>
+                <w:szCs w:val="18"/>
+              </w:rPr>
+              <w:t xml:space="preserve">Contrôles</w:t>
+            </w:r>
+          </w:p>
+        </w:tc>
+        <w:tc>
+          <w:tcPr>
+            <w:tcW w:w="7538" w:type="dxa"/>
+            <w:tcBorders>
+              <w:top w:val="single" w:sz="2" w:space="0" w:color="D5DEE9"/>
+              <w:left w:val="single" w:sz="2" w:space="0" w:color="D5DEE9"/>
+              <w:bottom w:val="single" w:sz="2" w:space="0" w:color="D5DEE9"/>
+              <w:right w:val="single" w:sz="4" w:space="0" w:color="B9C6D6"/>
+            </w:tcBorders>
+            <w:shd w:val="clear" w:color="auto" w:fill="F7F9FC"/>
+          </w:tcPr>
+          <w:p>
+            <w:pPr>
+              <w:spacing w:before="40" w:after="40"/>
+            </w:pPr>
+            <w:r>
+              <w:rPr>
+                <w:sz w:val="18"/>
+                <w:szCs w:val="18"/>
+              </w:rPr>
+              <w:t xml:space="preserve">HTTPS uniquement, taille bornée (250 Mo). Empreinte SHA-256 obligatoire ; signature Ed25519 exigée si </w:t>
+            </w:r>
+            <w:r>
+              <w:rPr>
+                <w:rFonts w:ascii="Consolas" w:eastAsia="Consolas" w:hAnsi="Consolas" w:cs="Consolas"/>
+                <w:sz w:val="18"/>
+                <w:szCs w:val="18"/>
+              </w:rPr>
+              <w:t xml:space="preserve">cle_publique</w:t>
+            </w:r>
+            <w:r>
+              <w:rPr>
+                <w:sz w:val="18"/>
+                <w:szCs w:val="18"/>
+              </w:rPr>
+              <w:t xml:space="preserve"> est renseignée (toute version non signée est alors refusée). Archive vérifiée (aucun chemin absolu ni « .. »), version plus récente exigée, verrou contre deux installations simultanées.</w:t>
+            </w:r>
+          </w:p>
+        </w:tc>
+      </w:tr>
+      <w:tr>
+        <w:trPr>
+          <w:cantSplit/>
+        </w:trPr>
+        <w:tc>
+          <w:tcPr>
+            <w:tcW w:w="2100" w:type="dxa"/>
+            <w:tcBorders>
+              <w:top w:val="single" w:sz="2" w:space="0" w:color="D5DEE9"/>
+              <w:left w:val="single" w:sz="4" w:space="0" w:color="B9C6D6"/>
+              <w:bottom w:val="single" w:sz="2" w:space="0" w:color="D5DEE9"/>
+              <w:right w:val="single" w:sz="2" w:space="0" w:color="D5DEE9"/>
+            </w:tcBorders>
+          </w:tcPr>
+          <w:p>
+            <w:pPr>
+              <w:spacing w:before="40" w:after="40"/>
+            </w:pPr>
+            <w:r>
+              <w:rPr>
+                <w:sz w:val="18"/>
+                <w:szCs w:val="18"/>
+              </w:rPr>
+              <w:t xml:space="preserve">Installation</w:t>
+            </w:r>
+          </w:p>
+        </w:tc>
+        <w:tc>
+          <w:tcPr>
+            <w:tcW w:w="7538" w:type="dxa"/>
+            <w:tcBorders>
+              <w:top w:val="single" w:sz="2" w:space="0" w:color="D5DEE9"/>
+              <w:left w:val="single" w:sz="2" w:space="0" w:color="D5DEE9"/>
+              <w:bottom w:val="single" w:sz="2" w:space="0" w:color="D5DEE9"/>
+              <w:right w:val="single" w:sz="4" w:space="0" w:color="B9C6D6"/>
+            </w:tcBorders>
+          </w:tcPr>
+          <w:p>
+            <w:pPr>
+              <w:spacing w:before="40" w:after="40"/>
+            </w:pPr>
+            <w:r>
+              <w:rPr>
+                <w:sz w:val="18"/>
+                <w:szCs w:val="18"/>
+              </w:rPr>
+              <w:t xml:space="preserve">Sauvegarde préalable des fichiers remplacés (</w:t>
+            </w:r>
+            <w:r>
+              <w:rPr>
+                <w:rFonts w:ascii="Consolas" w:eastAsia="Consolas" w:hAnsi="Consolas" w:cs="Consolas"/>
+                <w:sz w:val="18"/>
+                <w:szCs w:val="18"/>
+              </w:rPr>
+              <w:t xml:space="preserve">data/maj/sauvegardes</w:t>
+            </w:r>
+            <w:r>
+              <w:rPr>
+                <w:sz w:val="18"/>
+                <w:szCs w:val="18"/>
+              </w:rPr>
+              <w:t xml:space="preserve">), écriture, vidage du cache d'opcode. Toute erreur d'écriture restaure automatiquement la version précédente.</w:t>
+            </w:r>
+          </w:p>
+        </w:tc>
+      </w:tr>
+      <w:tr>
+        <w:trPr>
+          <w:cantSplit/>
+        </w:trPr>
+        <w:tc>
+          <w:tcPr>
+            <w:tcW w:w="2100" w:type="dxa"/>
+            <w:tcBorders>
+              <w:top w:val="single" w:sz="2" w:space="0" w:color="D5DEE9"/>
+              <w:left w:val="single" w:sz="4" w:space="0" w:color="B9C6D6"/>
+              <w:bottom w:val="single" w:sz="2" w:space="0" w:color="D5DEE9"/>
+              <w:right w:val="single" w:sz="2" w:space="0" w:color="D5DEE9"/>
+            </w:tcBorders>
+            <w:shd w:val="clear" w:color="auto" w:fill="F7F9FC"/>
+          </w:tcPr>
+          <w:p>
+            <w:pPr>
+              <w:spacing w:before="40" w:after="40"/>
+            </w:pPr>
+            <w:r>
+              <w:rPr>
+                <w:sz w:val="18"/>
+                <w:szCs w:val="18"/>
+              </w:rPr>
+              <w:t xml:space="preserve">Données protégées</w:t>
+            </w:r>
+          </w:p>
+        </w:tc>
+        <w:tc>
+          <w:tcPr>
+            <w:tcW w:w="7538" w:type="dxa"/>
+            <w:tcBorders>
+              <w:top w:val="single" w:sz="2" w:space="0" w:color="D5DEE9"/>
+              <w:left w:val="single" w:sz="2" w:space="0" w:color="D5DEE9"/>
+              <w:bottom w:val="single" w:sz="2" w:space="0" w:color="D5DEE9"/>
+              <w:right w:val="single" w:sz="4" w:space="0" w:color="B9C6D6"/>
+            </w:tcBorders>
+            <w:shd w:val="clear" w:color="auto" w:fill="F7F9FC"/>
+          </w:tcPr>
+          <w:p>
+            <w:pPr>
+              <w:spacing w:before="40" w:after="40"/>
+            </w:pPr>
+            <w:r>
+              <w:rPr>
+                <w:rFonts w:ascii="Consolas" w:eastAsia="Consolas" w:hAnsi="Consolas" w:cs="Consolas"/>
+                <w:sz w:val="18"/>
+                <w:szCs w:val="18"/>
+              </w:rPr>
+              <w:t xml:space="preserve">data/</w:t>
+            </w:r>
+            <w:r>
+              <w:rPr>
+                <w:sz w:val="18"/>
+                <w:szCs w:val="18"/>
+              </w:rPr>
+              <w:t xml:space="preserve">, </w:t>
+            </w:r>
+            <w:r>
+              <w:rPr>
+                <w:rFonts w:ascii="Consolas" w:eastAsia="Consolas" w:hAnsi="Consolas" w:cs="Consolas"/>
+                <w:sz w:val="18"/>
+                <w:szCs w:val="18"/>
+              </w:rPr>
+              <w:t xml:space="preserve">config.json</w:t>
+            </w:r>
+            <w:r>
+              <w:rPr>
+                <w:sz w:val="18"/>
+                <w:szCs w:val="18"/>
+              </w:rPr>
+              <w:t xml:space="preserve"> et </w:t>
+            </w:r>
+            <w:r>
+              <w:rPr>
+                <w:rFonts w:ascii="Consolas" w:eastAsia="Consolas" w:hAnsi="Consolas" w:cs="Consolas"/>
+                <w:sz w:val="18"/>
+                <w:szCs w:val="18"/>
+              </w:rPr>
+              <w:t xml:space="preserve">.env</w:t>
+            </w:r>
+            <w:r>
+              <w:rPr>
+                <w:sz w:val="18"/>
+                <w:szCs w:val="18"/>
+              </w:rPr>
+              <w:t xml:space="preserve"> ne sont jamais écrits ; </w:t>
+            </w:r>
+            <w:r>
+              <w:rPr>
+                <w:rFonts w:ascii="Consolas" w:eastAsia="Consolas" w:hAnsi="Consolas" w:cs="Consolas"/>
+                <w:sz w:val="18"/>
+                <w:szCs w:val="18"/>
+              </w:rPr>
+              <w:t xml:space="preserve">extensions/config/</w:t>
+            </w:r>
+            <w:r>
+              <w:rPr>
+                <w:sz w:val="18"/>
+                <w:szCs w:val="18"/>
+              </w:rPr>
+              <w:t xml:space="preserve"> : ajout seul. Aucun fichier n'est supprimé ; le schéma de base n'évolue que par ajout.</w:t>
+            </w:r>
+          </w:p>
+        </w:tc>
+      </w:tr>
+      <w:tr>
+        <w:trPr>
+          <w:cantSplit/>
+        </w:trPr>
+        <w:tc>
+          <w:tcPr>
+            <w:tcW w:w="2100" w:type="dxa"/>
+            <w:tcBorders>
+              <w:top w:val="single" w:sz="2" w:space="0" w:color="D5DEE9"/>
+              <w:left w:val="single" w:sz="4" w:space="0" w:color="B9C6D6"/>
+              <w:bottom w:val="single" w:sz="2" w:space="0" w:color="D5DEE9"/>
+              <w:right w:val="single" w:sz="2" w:space="0" w:color="D5DEE9"/>
+            </w:tcBorders>
+          </w:tcPr>
+          <w:p>
+            <w:pPr>
+              <w:spacing w:before="40" w:after="40"/>
+            </w:pPr>
+            <w:r>
+              <w:rPr>
+                <w:sz w:val="18"/>
+                <w:szCs w:val="18"/>
+              </w:rPr>
+              <w:t xml:space="preserve">Retour arrière</w:t>
+            </w:r>
+          </w:p>
+        </w:tc>
+        <w:tc>
+          <w:tcPr>
+            <w:tcW w:w="7538" w:type="dxa"/>
+            <w:tcBorders>
+              <w:top w:val="single" w:sz="2" w:space="0" w:color="D5DEE9"/>
+              <w:left w:val="single" w:sz="2" w:space="0" w:color="D5DEE9"/>
+              <w:bottom w:val="single" w:sz="2" w:space="0" w:color="D5DEE9"/>
+              <w:right w:val="single" w:sz="4" w:space="0" w:color="B9C6D6"/>
+            </w:tcBorders>
+          </w:tcPr>
+          <w:p>
+            <w:pPr>
+              <w:spacing w:before="40" w:after="40"/>
+            </w:pPr>
+            <w:r>
+              <w:rPr>
+                <w:sz w:val="18"/>
+                <w:szCs w:val="18"/>
+              </w:rPr>
+              <w:t xml:space="preserve">« Historique / restaurer » dans l'interface, ou </w:t>
+            </w:r>
+            <w:r>
+              <w:rPr>
+                <w:rFonts w:ascii="Consolas" w:eastAsia="Consolas" w:hAnsi="Consolas" w:cs="Consolas"/>
+                <w:sz w:val="18"/>
+                <w:szCs w:val="18"/>
+              </w:rPr>
+              <w:t xml:space="preserve">php api/outils/mise-a-jour.php --historique | --restaurer &lt;id&gt;</w:t>
+            </w:r>
+            <w:r>
+              <w:rPr>
+                <w:sz w:val="18"/>
+                <w:szCs w:val="18"/>
+              </w:rPr>
+              <w:t xml:space="preserve"> (aussi </w:t>
+            </w:r>
+            <w:r>
+              <w:rPr>
+                <w:rFonts w:ascii="Consolas" w:eastAsia="Consolas" w:hAnsi="Consolas" w:cs="Consolas"/>
+                <w:sz w:val="18"/>
+                <w:szCs w:val="18"/>
+              </w:rPr>
+              <w:t xml:space="preserve">--verifier</w:t>
+            </w:r>
+            <w:r>
+              <w:rPr>
+                <w:sz w:val="18"/>
+                <w:szCs w:val="18"/>
+              </w:rPr>
+              <w:t xml:space="preserve">, </w:t>
+            </w:r>
+            <w:r>
+              <w:rPr>
+                <w:rFonts w:ascii="Consolas" w:eastAsia="Consolas" w:hAnsi="Consolas" w:cs="Consolas"/>
+                <w:sz w:val="18"/>
+                <w:szCs w:val="18"/>
+              </w:rPr>
+              <w:t xml:space="preserve">--installer</w:t>
+            </w:r>
+            <w:r>
+              <w:rPr>
+                <w:sz w:val="18"/>
+                <w:szCs w:val="18"/>
+              </w:rPr>
+              <w:t xml:space="preserve">).</w:t>
+            </w:r>
+          </w:p>
+        </w:tc>
+      </w:tr>
+      <w:tr>
+        <w:trPr>
+          <w:cantSplit/>
+        </w:trPr>
+        <w:tc>
+          <w:tcPr>
+            <w:tcW w:w="2100" w:type="dxa"/>
+            <w:tcBorders>
+              <w:top w:val="single" w:sz="2" w:space="0" w:color="D5DEE9"/>
+              <w:left w:val="single" w:sz="4" w:space="0" w:color="B9C6D6"/>
+              <w:bottom w:val="single" w:sz="4" w:space="0" w:color="B9C6D6"/>
+              <w:right w:val="single" w:sz="2" w:space="0" w:color="D5DEE9"/>
+            </w:tcBorders>
+            <w:shd w:val="clear" w:color="auto" w:fill="F7F9FC"/>
+          </w:tcPr>
+          <w:p>
+            <w:pPr>
+              <w:spacing w:before="40" w:after="40"/>
+            </w:pPr>
+            <w:r>
+              <w:rPr>
+                <w:sz w:val="18"/>
+                <w:szCs w:val="18"/>
+              </w:rPr>
+              <w:t xml:space="preserve">Publication</w:t>
+            </w:r>
+          </w:p>
+        </w:tc>
+        <w:tc>
+          <w:tcPr>
+            <w:tcW w:w="7538" w:type="dxa"/>
+            <w:tcBorders>
+              <w:top w:val="single" w:sz="2" w:space="0" w:color="D5DEE9"/>
+              <w:left w:val="single" w:sz="2" w:space="0" w:color="D5DEE9"/>
+              <w:bottom w:val="single" w:sz="4" w:space="0" w:color="B9C6D6"/>
+              <w:right w:val="single" w:sz="4" w:space="0" w:color="B9C6D6"/>
+            </w:tcBorders>
+            <w:shd w:val="clear" w:color="auto" w:fill="F7F9FC"/>
+          </w:tcPr>
+          <w:p>
+            <w:pPr>
+              <w:spacing w:before="40" w:after="40"/>
+            </w:pPr>
+            <w:r>
+              <w:rPr>
+                <w:rFonts w:ascii="Consolas" w:eastAsia="Consolas" w:hAnsi="Consolas" w:cs="Consolas"/>
+                <w:sz w:val="18"/>
+                <w:szCs w:val="18"/>
+              </w:rPr>
+              <w:t xml:space="preserve">outils/publier-version.php</w:t>
+            </w:r>
+            <w:r>
+              <w:rPr>
+                <w:sz w:val="18"/>
+                <w:szCs w:val="18"/>
+              </w:rPr>
+              <w:t xml:space="preserve"> : met à jour version.json et le paramètre ?v= d'index.html, construit l'archive, calcule l'empreinte et la signe (clés générées par </w:t>
+            </w:r>
+            <w:r>
+              <w:rPr>
+                <w:rFonts w:ascii="Consolas" w:eastAsia="Consolas" w:hAnsi="Consolas" w:cs="Consolas"/>
+                <w:sz w:val="18"/>
+                <w:szCs w:val="18"/>
+              </w:rPr>
+              <w:t xml:space="preserve">--generer-cles</w:t>
+            </w:r>
+            <w:r>
+              <w:rPr>
+                <w:sz w:val="18"/>
+                <w:szCs w:val="18"/>
+              </w:rPr>
+              <w:t xml:space="preserve">).</w:t>
+            </w:r>
+          </w:p>
+        </w:tc>
+      </w:tr>
+    </w:tbl>
+    <w:p>
+      <w:pPr>
+        <w:pStyle w:val="Corpsdetexte"/>
+        <w:spacing w:before="0" w:after="80"/>
+      </w:pPr>
+    </w:p>
+    <w:p>
+      <w:pPr>
+        <w:spacing w:after="120" w:line="264" w:lineRule="auto"/>
+      </w:pPr>
+      <w:r>
+        <w:t xml:space="preserve">Dans les deux cas, deux points de vigilance :</w:t>
       </w:r>
     </w:p>
     <w:p>
@@ -33922,6 +38835,9 @@
         <w:gridCol w:w="9638"/>
       </w:tblGrid>
       <w:tr>
+        <w:trPr>
+          <w:cantSplit/>
+        </w:trPr>
         <w:tc>
           <w:tcPr>
             <w:tcW w:w="9638" w:type="dxa"/>
@@ -34000,6 +38916,9 @@
         <w:gridCol w:w="9638"/>
       </w:tblGrid>
       <w:tr>
+        <w:trPr>
+          <w:cantSplit/>
+        </w:trPr>
         <w:tc>
           <w:tcPr>
             <w:tcW w:w="9638" w:type="dxa"/>
@@ -34630,6 +39549,9 @@
         <w:gridCol w:w="9638"/>
       </w:tblGrid>
       <w:tr>
+        <w:trPr>
+          <w:cantSplit/>
+        </w:trPr>
         <w:tc>
           <w:tcPr>
             <w:tcW w:w="9638" w:type="dxa"/>
@@ -35723,6 +40645,9 @@
         <w:gridCol w:w="9638"/>
       </w:tblGrid>
       <w:tr>
+        <w:trPr>
+          <w:cantSplit/>
+        </w:trPr>
         <w:tc>
           <w:tcPr>
             <w:tcW w:w="9638" w:type="dxa"/>
@@ -37797,7 +42722,7 @@
                 <w:sz w:val="18"/>
                 <w:szCs w:val="18"/>
               </w:rPr>
-              <w:t>Requis pour HTTPS (validation ACME) et pour la résolution multi-tenant par domaine.</w:t>
+              <w:t xml:space="preserve">Requis pour la résolution multi-tenant par domaine et, si Certbot est utilisé, pour la validation ACME de Let's Encrypt.</w:t>
             </w:r>
           </w:p>
         </w:tc>
@@ -39360,7 +44285,7 @@
                 <w:sz w:val="18"/>
                 <w:szCs w:val="18"/>
               </w:rPr>
-              <w:t>Système</w:t>
+              <w:t xml:space="preserve">Système (optionnel)</w:t>
             </w:r>
           </w:p>
         </w:tc>
@@ -39383,7 +44308,7 @@
                 <w:sz w:val="18"/>
                 <w:szCs w:val="18"/>
               </w:rPr>
-              <w:t>Paquets de la distribution</w:t>
+              <w:t xml:space="preserve">Paquets de la distribution — installé seulement si Let’s Encrypt est utilisé.</w:t>
             </w:r>
           </w:p>
         </w:tc>
@@ -39410,6 +44335,9 @@
         <w:gridCol w:w="9638"/>
       </w:tblGrid>
       <w:tr>
+        <w:trPr>
+          <w:cantSplit/>
+        </w:trPr>
         <w:tc>
           <w:tcPr>
             <w:tcW w:w="9638" w:type="dxa"/>
@@ -41225,6 +46153,90 @@
                 <w:szCs w:val="17"/>
               </w:rPr>
               <w:t>larka/</w:t>
+              <w:br/>
+              <w:t>├── index.html                 Coquille SPA / PWA (porte la version des assets)</w:t>
+              <w:br/>
+              <w:t xml:space="preserve">├── version.json               Version de l'application (source unique, §3.6)</w:t>
+              <w:br/>
+              <w:t>├── manifest.webmanifest       Métadonnées PWA</w:t>
+              <w:br/>
+              <w:t xml:space="preserve">├── icon.png                   Icône de l'application (marque Larka), aussi en 512 px</w:t>
+              <w:br/>
+              <w:t xml:space="preserve">├── favicon.svg                Favicon vectoriel</w:t>
+              <w:br/>
+              <w:t>├── sw.js                      Service Worker (notifications push), v2.0.0</w:t>
+              <w:br/>
+              <w:t>├── router.php                 Routeur du serveur PHP intégré (dév / autonome)</w:t>
+              <w:br/>
+              <w:t>├── start.sh                   Lanceur unifié (§9.1)</w:t>
+              <w:br/>
+              <w:t>├── Makefile                   Raccourcis des commandes du lanceur</w:t>
+              <w:br/>
+              <w:t>├── config.example.json        Modèle de configuration commenté</w:t>
+              <w:br/>
+              <w:t>├── .env.example               Modèle de fichier de secrets</w:t>
+              <w:br/>
+              <w:t>├── LICENSE  THIRD-PARTY-NOTICES.md  AUTHORS  README.md</w:t>
+              <w:br/>
+              <w:t>│</w:t>
+              <w:br/>
+              <w:t>├── api/                       Backend PHP (API REST)</w:t>
+              <w:br/>
+              <w:t>│   ├── index.php              Point d’entrée, dispatch, sécurité</w:t>
+              <w:br/>
+              <w:t>│   ├── config.php  env.php  EnvFile.php</w:t>
+              <w:br/>
+              <w:t>│   ├── Database.php           Accès aux données (PDO)</w:t>
+              <w:br/>
+              <w:t>│   ├── TenantResolver.php     Résolution multi-tenant</w:t>
+              <w:br/>
+              <w:t>│   ├── ConfigCrypto.php       Chiffrement AES-256-GCM</w:t>
+              <w:br/>
+              <w:t>│   ├── SecurityLog.php        Journal de sécurité (JSONL)</w:t>
+              <w:br/>
+              <w:t>│   ├── WebPush.php            Web Push natif (VAPID)</w:t>
+              <w:br/>
+              <w:t>│   ├── UrgencesAcl.php        Contrôle d’accès des procédures d’urgence</w:t>
+              <w:br/>
+              <w:t>│   ├── AssistantTools.php     Outils de l’assistant IA</w:t>
+              <w:br/>
+              <w:t>│   ├── Journal.php  diagnostic.php</w:t>
+              <w:br/>
+              <w:t>│   ├── routes/                23 modules fonctionnels</w:t>
+              <w:br/>
+              <w:t>│   └── extensions/            Système d'extensions déclaratives</w:t>
+              <w:br/>
+              <w:t>│       ├── declaratif/        Schéma, expressions, conditions</w:t>
+              <w:br/>
+              <w:t>│       └── securite/          Security API (5 fichiers)</w:t>
+              <w:br/>
+              <w:t>│</w:t>
+              <w:br/>
+              <w:t>├── js/                        Frontend (cœur, pages, filtres, composants)</w:t>
+              <w:br/>
+              <w:t>│   ├── pages/                 32 modules de page (chargement paresseux)</w:t>
+              <w:br/>
+              <w:t>│   ├── filtres/               13 modules de filtres</w:t>
+              <w:br/>
+              <w:t>│   ├── components/            Composants réutilisables</w:t>
+              <w:br/>
+              <w:t>│   └── vendor/                Bibliothèques tierces embarquées</w:t>
+              <w:br/>
+              <w:t>├── css/                       7 feuilles de style + polices WOFF2</w:t>
+              <w:br/>
+              <w:t>├── oauth/                     Callbacks OAuth (microsoft.php, google.php)</w:t>
+              <w:br/>
+              <w:t>├── scripts/                   Utilitaires de maintenance</w:t>
+              <w:br/>
+              <w:t>├── deploy/                    install.sh · nginx.conf · php-fpm-gmao.conf</w:t>
+              <w:br/>
+              <w:t>│                              gmao.service · ollama-larka.conf · Modelfile.larka</w:t>
+              <w:br/>
+              <w:t>├── Documentations/            DAT + manuels utilisateurs</w:t>
+              <w:br/>
+              <w:t>└── data/                      Runtime, hors racine web :</w:t>
+              <w:br/>
+              <w:t xml:space="preserve">                               backups · extensions · logs · security · urgences · run</w:t>
             </w:r>
           </w:p>
           <w:p>
@@ -41238,7 +46250,6 @@
                 <w:sz w:val="17"/>
                 <w:szCs w:val="17"/>
               </w:rPr>
-              <w:t>├── index.html                 Coquille SPA / PWA (porte la version des assets)</w:t>
             </w:r>
           </w:p>
           <w:p>
@@ -41252,7 +46263,6 @@
                 <w:sz w:val="17"/>
                 <w:szCs w:val="17"/>
               </w:rPr>
-              <w:t xml:space="preserve">├── manifest.webmanifest       Métadonnées PWA</w:t>
             </w:r>
           </w:p>
           <w:p>
@@ -41266,7 +46276,6 @@
                 <w:sz w:val="17"/>
                 <w:szCs w:val="17"/>
               </w:rPr>
-              <w:t xml:space="preserve">├── sw.js                      Service Worker (notifications push), v1.0.0</w:t>
             </w:r>
           </w:p>
           <w:p>
@@ -41280,7 +46289,6 @@
                 <w:sz w:val="17"/>
                 <w:szCs w:val="17"/>
               </w:rPr>
-              <w:t xml:space="preserve">├── router.php                 Routeur du serveur PHP intégré (dév / autonome)</w:t>
             </w:r>
           </w:p>
           <w:p>
@@ -41294,7 +46302,6 @@
                 <w:sz w:val="17"/>
                 <w:szCs w:val="17"/>
               </w:rPr>
-              <w:t>├── start.sh                   Lanceur unifié (§9.1)</w:t>
             </w:r>
           </w:p>
           <w:p>
@@ -41308,7 +46315,6 @@
                 <w:sz w:val="17"/>
                 <w:szCs w:val="17"/>
               </w:rPr>
-              <w:t xml:space="preserve">├── Makefile                   Raccourcis des commandes du lanceur</w:t>
             </w:r>
           </w:p>
           <w:p>
@@ -41322,7 +46328,6 @@
                 <w:sz w:val="17"/>
                 <w:szCs w:val="17"/>
               </w:rPr>
-              <w:t xml:space="preserve">├── config.example.json        Modèle de configuration commenté</w:t>
             </w:r>
           </w:p>
           <w:p>
@@ -41336,7 +46341,6 @@
                 <w:sz w:val="17"/>
                 <w:szCs w:val="17"/>
               </w:rPr>
-              <w:t xml:space="preserve">├── .env.example               Modèle de fichier de secrets</w:t>
             </w:r>
           </w:p>
           <w:p>
@@ -41350,7 +46354,6 @@
                 <w:sz w:val="17"/>
                 <w:szCs w:val="17"/>
               </w:rPr>
-              <w:t xml:space="preserve">├── LICENSE  THIRD-PARTY-NOTICES.md  AUTHORS  README.md</w:t>
             </w:r>
           </w:p>
           <w:p>
@@ -41364,7 +46367,6 @@
                 <w:sz w:val="17"/>
                 <w:szCs w:val="17"/>
               </w:rPr>
-              <w:t>│</w:t>
             </w:r>
           </w:p>
           <w:p>
@@ -41378,7 +46380,6 @@
                 <w:sz w:val="17"/>
                 <w:szCs w:val="17"/>
               </w:rPr>
-              <w:t>├── api/                       Backend PHP (API REST)</w:t>
             </w:r>
           </w:p>
           <w:p>
@@ -41392,7 +46393,6 @@
                 <w:sz w:val="17"/>
                 <w:szCs w:val="17"/>
               </w:rPr>
-              <w:t xml:space="preserve">│   ├── index.php              Point d’entrée, dispatch, sécurité</w:t>
             </w:r>
           </w:p>
           <w:p>
@@ -41406,7 +46406,6 @@
                 <w:sz w:val="17"/>
                 <w:szCs w:val="17"/>
               </w:rPr>
-              <w:t xml:space="preserve">│   ├── config.php  env.php  EnvFile.php</w:t>
             </w:r>
           </w:p>
           <w:p>
@@ -41420,7 +46419,6 @@
                 <w:sz w:val="17"/>
                 <w:szCs w:val="17"/>
               </w:rPr>
-              <w:t xml:space="preserve">│   ├── Database.php           Accès aux données (PDO)</w:t>
             </w:r>
           </w:p>
           <w:p>
@@ -41434,7 +46432,6 @@
                 <w:sz w:val="17"/>
                 <w:szCs w:val="17"/>
               </w:rPr>
-              <w:t xml:space="preserve">│   ├── TenantResolver.php     Résolution multi-tenant</w:t>
             </w:r>
           </w:p>
           <w:p>
@@ -41448,7 +46445,6 @@
                 <w:sz w:val="17"/>
                 <w:szCs w:val="17"/>
               </w:rPr>
-              <w:t xml:space="preserve">│   ├── ConfigCrypto.php       Chiffrement AES-256-GCM</w:t>
             </w:r>
           </w:p>
           <w:p>
@@ -41462,7 +46458,6 @@
                 <w:sz w:val="17"/>
                 <w:szCs w:val="17"/>
               </w:rPr>
-              <w:t xml:space="preserve">│   ├── SecurityLog.php        Journal de sécurité (JSONL)</w:t>
             </w:r>
           </w:p>
           <w:p>
@@ -41476,7 +46471,6 @@
                 <w:sz w:val="17"/>
                 <w:szCs w:val="17"/>
               </w:rPr>
-              <w:t xml:space="preserve">│   ├── WebPush.php            Web Push natif (VAPID)</w:t>
             </w:r>
           </w:p>
           <w:p>
@@ -41490,7 +46484,6 @@
                 <w:sz w:val="17"/>
                 <w:szCs w:val="17"/>
               </w:rPr>
-              <w:t xml:space="preserve">│   ├── UrgencesAcl.php        Contrôle d’accès des procédures d’urgence</w:t>
             </w:r>
           </w:p>
           <w:p>
@@ -41504,8 +46497,6 @@
                 <w:sz w:val="17"/>
                 <w:szCs w:val="17"/>
               </w:rPr>
-              <w:lastRenderedPageBreak/>
-              <w:t xml:space="preserve">│   ├── AssistantTools.php     Outils de l’assistant IA</w:t>
             </w:r>
           </w:p>
           <w:p>
@@ -41519,7 +46510,6 @@
                 <w:sz w:val="17"/>
                 <w:szCs w:val="17"/>
               </w:rPr>
-              <w:t xml:space="preserve">│   ├── Journal.php  diagnostic.php</w:t>
             </w:r>
           </w:p>
           <w:p>
@@ -41533,7 +46523,6 @@
                 <w:sz w:val="17"/>
                 <w:szCs w:val="17"/>
               </w:rPr>
-              <w:t>│   └── routes/                21 modules fonctionnels</w:t>
             </w:r>
           </w:p>
           <w:p>
@@ -41547,7 +46536,6 @@
                 <w:sz w:val="17"/>
                 <w:szCs w:val="17"/>
               </w:rPr>
-              <w:t>│</w:t>
             </w:r>
           </w:p>
           <w:p>
@@ -41561,7 +46549,6 @@
                 <w:sz w:val="17"/>
                 <w:szCs w:val="17"/>
               </w:rPr>
-              <w:t xml:space="preserve">├── js/                        Frontend (cœur, pages, filtres, composants)</w:t>
             </w:r>
           </w:p>
           <w:p>
@@ -41575,7 +46562,6 @@
                 <w:sz w:val="17"/>
                 <w:szCs w:val="17"/>
               </w:rPr>
-              <w:t>│   ├── pages/                 31 modules de page (chargement paresseux)</w:t>
             </w:r>
           </w:p>
           <w:p>
@@ -41589,7 +46575,6 @@
                 <w:sz w:val="17"/>
                 <w:szCs w:val="17"/>
               </w:rPr>
-              <w:t>│   ├── filtres/               13 modules de filtres</w:t>
             </w:r>
           </w:p>
           <w:p>
@@ -41603,7 +46588,6 @@
                 <w:sz w:val="17"/>
                 <w:szCs w:val="17"/>
               </w:rPr>
-              <w:t>│   ├── components/            Composants réutilisables</w:t>
             </w:r>
           </w:p>
           <w:p>
@@ -41617,7 +46601,6 @@
                 <w:sz w:val="17"/>
                 <w:szCs w:val="17"/>
               </w:rPr>
-              <w:t xml:space="preserve">│   └── vendor/                Bibliothèques tierces embarquées</w:t>
             </w:r>
           </w:p>
           <w:p>
@@ -41631,7 +46614,6 @@
                 <w:sz w:val="17"/>
                 <w:szCs w:val="17"/>
               </w:rPr>
-              <w:t xml:space="preserve">├── css/                       7 feuilles de style + polices WOFF2</w:t>
             </w:r>
           </w:p>
           <w:p>
@@ -41645,7 +46627,6 @@
                 <w:sz w:val="17"/>
                 <w:szCs w:val="17"/>
               </w:rPr>
-              <w:t xml:space="preserve">├── oauth/                     Callbacks OAuth (microsoft.php, google.php)</w:t>
             </w:r>
           </w:p>
           <w:p>
@@ -41659,7 +46640,6 @@
                 <w:sz w:val="17"/>
                 <w:szCs w:val="17"/>
               </w:rPr>
-              <w:t>├── scripts/                   Utilitaires de maintenance</w:t>
             </w:r>
           </w:p>
           <w:p>
@@ -41673,7 +46653,6 @@
                 <w:sz w:val="17"/>
                 <w:szCs w:val="17"/>
               </w:rPr>
-              <w:t xml:space="preserve">├── deploy/                    install.sh · nginx.conf · php-fpm-gmao.conf</w:t>
             </w:r>
           </w:p>
           <w:p>
@@ -41687,7 +46666,6 @@
                 <w:sz w:val="17"/>
                 <w:szCs w:val="17"/>
               </w:rPr>
-              <w:t xml:space="preserve">│                              gmao.service · ollama-larka.conf · Modelfile.larka</w:t>
             </w:r>
           </w:p>
           <w:p>
@@ -41701,7 +46679,6 @@
                 <w:sz w:val="17"/>
                 <w:szCs w:val="17"/>
               </w:rPr>
-              <w:t>├── Documentations/            DAT + manuels utilisateurs</w:t>
             </w:r>
           </w:p>
           <w:p>
@@ -41715,7 +46692,6 @@
                 <w:sz w:val="17"/>
                 <w:szCs w:val="17"/>
               </w:rPr>
-              <w:t>└── data/                      Runtime, hors racine web :</w:t>
             </w:r>
           </w:p>
           <w:p>
@@ -41729,7 +46705,6 @@
                 <w:sz w:val="17"/>
                 <w:szCs w:val="17"/>
               </w:rPr>
-              <w:t xml:space="preserve">                               backups · logs · sessions · security · urgences · run</w:t>
             </w:r>
           </w:p>
         </w:tc>
@@ -43807,7 +48782,7 @@
         <w:sz w:val="16"/>
         <w:szCs w:val="16"/>
       </w:rPr>
-      <w:t xml:space="preserve">Version 1.0 — 6 </w:t>
+      <w:t xml:space="preserve">Version 2.0 — 24 </w:t>
     </w:r>
     <w:proofErr w:type="gramStart"/>
     <w:r>
@@ -43816,7 +48791,7 @@
         <w:sz w:val="16"/>
         <w:szCs w:val="16"/>
       </w:rPr>
-      <w:t>août</w:t>
+      <w:t>septembre</w:t>
     </w:r>
     <w:proofErr w:type="gramEnd"/>
     <w:r>
@@ -43881,7 +48856,7 @@
         <w:sz w:val="16"/>
         <w:szCs w:val="16"/>
       </w:rPr>
-      <w:t xml:space="preserve">Version 1.0 — 6 </w:t>
+      <w:t xml:space="preserve">Version 2.0 — 24 </w:t>
     </w:r>
     <w:proofErr w:type="gramStart"/>
     <w:r>
@@ -43890,7 +48865,7 @@
         <w:sz w:val="16"/>
         <w:szCs w:val="16"/>
       </w:rPr>
-      <w:t>août</w:t>
+      <w:t>septembre</w:t>
     </w:r>
     <w:proofErr w:type="gramEnd"/>
     <w:r>
@@ -44736,6 +49711,7 @@
     <w:uiPriority w:val="9"/>
     <w:qFormat/>
     <w:pPr>
+      <w:keepNext/>
       <w:outlineLvl w:val="0"/>
     </w:pPr>
     <w:rPr>
@@ -44753,6 +49729,7 @@
     <w:unhideWhenUsed/>
     <w:qFormat/>
     <w:pPr>
+      <w:keepNext/>
       <w:outlineLvl w:val="1"/>
     </w:pPr>
     <w:rPr>
@@ -44770,6 +49747,7 @@
     <w:unhideWhenUsed/>
     <w:qFormat/>
     <w:pPr>
+      <w:keepNext/>
       <w:outlineLvl w:val="2"/>
     </w:pPr>
     <w:rPr>
@@ -45066,7 +50044,7 @@
       <w:ind w:left="720"/>
     </w:pPr>
     <w:rPr>
-      <w:rFonts w:asciiTheme="minorHAnsi" w:eastAsiaTheme="minorEastAsia" w:hAnsiTheme="minorHAnsi" w:cstheme="minorBidi"/>
+      <w:rFonts w:ascii="Calibri" w:eastAsia="Calibri" w:hAnsi="Calibri" w:cs="Calibri"/>
       <w:color w:val="auto"/>
       <w:kern w:val="2"/>
       <w:sz w:val="24"/>
@@ -45088,7 +50066,7 @@
       <w:ind w:left="960"/>
     </w:pPr>
     <w:rPr>
-      <w:rFonts w:asciiTheme="minorHAnsi" w:eastAsiaTheme="minorEastAsia" w:hAnsiTheme="minorHAnsi" w:cstheme="minorBidi"/>
+      <w:rFonts w:ascii="Calibri" w:eastAsia="Calibri" w:hAnsi="Calibri" w:cs="Calibri"/>
       <w:color w:val="auto"/>
       <w:kern w:val="2"/>
       <w:sz w:val="24"/>
@@ -45110,7 +50088,7 @@
       <w:ind w:left="1200"/>
     </w:pPr>
     <w:rPr>
-      <w:rFonts w:asciiTheme="minorHAnsi" w:eastAsiaTheme="minorEastAsia" w:hAnsiTheme="minorHAnsi" w:cstheme="minorBidi"/>
+      <w:rFonts w:ascii="Calibri" w:eastAsia="Calibri" w:hAnsi="Calibri" w:cs="Calibri"/>
       <w:color w:val="auto"/>
       <w:kern w:val="2"/>
       <w:sz w:val="24"/>
@@ -45132,7 +50110,7 @@
       <w:ind w:left="1440"/>
     </w:pPr>
     <w:rPr>
-      <w:rFonts w:asciiTheme="minorHAnsi" w:eastAsiaTheme="minorEastAsia" w:hAnsiTheme="minorHAnsi" w:cstheme="minorBidi"/>
+      <w:rFonts w:ascii="Calibri" w:eastAsia="Calibri" w:hAnsi="Calibri" w:cs="Calibri"/>
       <w:color w:val="auto"/>
       <w:kern w:val="2"/>
       <w:sz w:val="24"/>
@@ -45154,7 +50132,7 @@
       <w:ind w:left="1680"/>
     </w:pPr>
     <w:rPr>
-      <w:rFonts w:asciiTheme="minorHAnsi" w:eastAsiaTheme="minorEastAsia" w:hAnsiTheme="minorHAnsi" w:cstheme="minorBidi"/>
+      <w:rFonts w:ascii="Calibri" w:eastAsia="Calibri" w:hAnsi="Calibri" w:cs="Calibri"/>
       <w:color w:val="auto"/>
       <w:kern w:val="2"/>
       <w:sz w:val="24"/>
@@ -45176,7 +50154,7 @@
       <w:ind w:left="1920"/>
     </w:pPr>
     <w:rPr>
-      <w:rFonts w:asciiTheme="minorHAnsi" w:eastAsiaTheme="minorEastAsia" w:hAnsiTheme="minorHAnsi" w:cstheme="minorBidi"/>
+      <w:rFonts w:ascii="Calibri" w:eastAsia="Calibri" w:hAnsi="Calibri" w:cs="Calibri"/>
       <w:color w:val="auto"/>
       <w:kern w:val="2"/>
       <w:sz w:val="24"/>
@@ -45242,12 +50220,12 @@
     </a:clrScheme>
     <a:fontScheme name="Office">
       <a:majorFont>
-        <a:latin typeface="Arial"/>
+        <a:latin typeface="Calibri"/>
         <a:ea typeface="DejaVu Sans"/>
         <a:cs typeface="DejaVu Sans"/>
       </a:majorFont>
       <a:minorFont>
-        <a:latin typeface="Arial"/>
+        <a:latin typeface="Calibri"/>
         <a:ea typeface="DejaVu Sans"/>
         <a:cs typeface="DejaVu Sans"/>
       </a:minorFont>

--- a/Documentations/DAT-Larka.docx
+++ b/Documentations/DAT-Larka.docx
@@ -295,7 +295,7 @@
                 <w:sz w:val="18"/>
                 <w:szCs w:val="18"/>
               </w:rPr>
-              <w:t xml:space="preserve">2.2</w:t>
+              <w:t xml:space="preserve">2.1</w:t>
             </w:r>
           </w:p>
         </w:tc>
@@ -345,7 +345,7 @@
                 <w:sz w:val="18"/>
                 <w:szCs w:val="18"/>
               </w:rPr>
-              <w:t xml:space="preserve">24 octobre 2026</w:t>
+              <w:t xml:space="preserve">25 octobre 2026</w:t>
             </w:r>
           </w:p>
         </w:tc>
@@ -447,7 +447,7 @@
                 <w:sz w:val="18"/>
                 <w:szCs w:val="18"/>
               </w:rPr>
-              <w:t xml:space="preserve">V2.2.0</w:t>
+              <w:t xml:space="preserve">V2.1.0</w:t>
             </w:r>
           </w:p>
         </w:tc>
@@ -1044,7 +1044,7 @@
                 <w:sz w:val="18"/>
                 <w:szCs w:val="18"/>
               </w:rPr>
-              <w:t xml:space="preserve">2.2</w:t>
+              <w:t xml:space="preserve">2.1</w:t>
             </w:r>
           </w:p>
         </w:tc>
@@ -1067,7 +1067,7 @@
                 <w:sz w:val="18"/>
                 <w:szCs w:val="18"/>
               </w:rPr>
-              <w:t xml:space="preserve">24/10/2026</w:t>
+              <w:t xml:space="preserve">25/10/2026</w:t>
             </w:r>
           </w:p>
         </w:tc>
@@ -1113,7 +1113,7 @@
                 <w:sz w:val="18"/>
                 <w:szCs w:val="18"/>
               </w:rPr>
-              <w:t xml:space="preserve">Version 2.2 du dossier, établie sur la version applicative V2.2.0, première version stable : poste autonome Windows (§9.1.5) ; SQLite et MariaDB pour les bases métier comme pour l'administration (§3.5) ; prérequis de chaque version vérifiés avant installation, démarrage et mise à jour (§2.2, §9.3, code GMAO-E13) ; sauvegardes automatiques et leur planificateur (§3.3, §9.4) ; politique de protection des données intégrée et module « Conformité RGPD » (§8.6) ; comptes initiaux sans mot de passe par défaut, mots de passe des bases des tenants chiffrés, journaux sans jetons (§8.1, §8.3.2, §8.5) ; fuseau horaire (§3.6) ; aide intégrée : fiches pratiques par rôle, avec recherche (§9.9).</w:t>
+              <w:t xml:space="preserve">Version 2.1 du dossier, établie sur la version applicative V2.1.0, première version stable : poste autonome Windows (§9.1.5) ; SQLite et MariaDB pour les bases métier comme pour l'administration (§3.5) ; prérequis de chaque version vérifiés avant installation, démarrage et mise à jour (§2.2, §9.3, code GMAO-E13) ; sauvegardes automatiques et leur planificateur (§3.3, §9.4) ; politique de protection des données intégrée et module « Conformité RGPD » (§8.6) ; comptes initiaux sans mot de passe par défaut, mots de passe des bases des tenants chiffrés, journaux sans jetons (§8.1, §8.3.2, §8.5) ; fuseau horaire (§3.6) ; aide intégrée : fiches pratiques par rôle, avec recherche (§9.9).</w:t>
             </w:r>
           </w:p>
         </w:tc>
@@ -1654,7 +1654,7 @@
                 <w:sz w:val="18"/>
                 <w:szCs w:val="18"/>
               </w:rPr>
-              <w:t xml:space="preserve">Manuels utilisateurs, version 2.2 (Gestionnaire, Super-Admin, Visionneur &amp; Utilisateur) et référence du format déclaratif</w:t>
+              <w:t xml:space="preserve">Manuels utilisateurs, version 2.1 (Gestionnaire, Super-Admin, Visionneur &amp; Utilisateur) et référence du format déclaratif</w:t>
             </w:r>
           </w:p>
         </w:tc>
@@ -8425,7 +8425,7 @@
           <w:b/>
           <w:bCs/>
         </w:rPr>
-        <w:t xml:space="preserve">Prérequis vérifiés (depuis la 2.2.0).</w:t>
+        <w:t xml:space="preserve">Prérequis vérifiés (depuis la 2.1.0).</w:t>
       </w:r>
       <w:r>
         <w:t xml:space="preserve"> Les exigences de chaque version sont déclarées dans le bloc </w:t>
@@ -20497,7 +20497,7 @@
         <w:t xml:space="preserve">LARKA_VERSION</w:t>
       </w:r>
       <w:r>
-        <w:t xml:space="preserve"> (numéro sémantique, p. ex. 2.2.0) et </w:t>
+        <w:t xml:space="preserve"> (numéro sémantique, p. ex. 2.1.0) et </w:t>
       </w:r>
       <w:r>
         <w:rPr>
@@ -20508,7 +20508,7 @@
         <w:t xml:space="preserve">LARKA_VERSION_LABEL</w:t>
       </w:r>
       <w:r>
-        <w:t xml:space="preserve"> (libellé affiché, p. ex. « V2.2.0 », ou « V.Beta 2.3.0 » pour une préversion, visible sur la page de connexion). Toute autre mention de version — écran des mises à jour, outil de publication, documentation — s'aligne sur ce fichier. Le point de terminaison de diagnostic restitue la version sous la clé </w:t>
+        <w:t xml:space="preserve"> (libellé affiché, p. ex. « V2.1.0 », ou « V.Beta 2.2.0 » pour une préversion, visible sur la page de connexion). Toute autre mention de version — écran des mises à jour, outil de publication, documentation — s'aligne sur ce fichier. Le point de terminaison de diagnostic restitue la version sous la clé </w:t>
       </w:r>
       <w:r>
         <w:rPr>
@@ -20641,7 +20641,7 @@
         <w:t xml:space="preserve">/etc/localtime</w:t>
       </w:r>
       <w:r>
-        <w:t xml:space="preserve">). Avant la 2.2.0, un PHP sans </w:t>
+        <w:t xml:space="preserve">). Avant la 2.1.0, un PHP sans </w:t>
       </w:r>
       <w:r>
         <w:rPr>
@@ -42273,7 +42273,7 @@
                 <w:sz w:val="19"/>
                 <w:szCs w:val="19"/>
               </w:rPr>
-              <w:t>Les secrets (.env, config.key) doivent être sauvegardés séparément et de manière chiffrée : leur perte rend les données chiffrées irrécupérables, leur divulgation compromet l'ensemble de l'installation. Depuis la 2.2.0, config.key chiffre aussi les mots de passe des bases des tenants : sans elle, ces bases restent intactes, mais leurs mots de passe sont à ressaisir dans le Super Admin.</w:t>
+              <w:t>Les secrets (.env, config.key) doivent être sauvegardés séparément et de manière chiffrée : leur perte rend les données chiffrées irrécupérables, leur divulgation compromet l'ensemble de l'installation. Depuis la 2.1.0, config.key chiffre aussi les mots de passe des bases des tenants : sans elle, ces bases restent intactes, mais leurs mots de passe sont à ressaisir dans le Super Admin.</w:t>
             </w:r>
           </w:p>
         </w:tc>
@@ -52835,7 +52835,7 @@
         <w:sz w:val="16"/>
         <w:szCs w:val="16"/>
       </w:rPr>
-      <w:t xml:space="preserve">Version 2.2 — 24 octobre 2026   ·   Page </w:t>
+      <w:t xml:space="preserve">Version 2.1 — 25 octobre 2026   ·   Page </w:t>
     </w:r>
     <w:r>
       <w:fldChar w:fldCharType="begin"/>
@@ -52891,7 +52891,7 @@
         <w:sz w:val="16"/>
         <w:szCs w:val="16"/>
       </w:rPr>
-      <w:t xml:space="preserve">Version 2.2 — 24 octobre 2026   ·   Page </w:t>
+      <w:t xml:space="preserve">Version 2.1 — 25 octobre 2026   ·   Page </w:t>
     </w:r>
     <w:r>
       <w:fldChar w:fldCharType="begin"/>
